--- a/ggp/4. Klasse 1. Sem copy.docx
+++ b/ggp/4. Klasse 1. Sem copy.docx
@@ -979,19 +979,7 @@
           <w:sz w:val="20"/>
           <w:szCs w:val="20"/>
         </w:rPr>
-        <w:t xml:space="preserve">Finden Sie die Werbung </w:t>
-      </w:r>
-      <w:r>
-        <w:rPr>
-          <w:rFonts w:ascii="Arial" w:hAnsi="Arial" w:cs="Arial"/>
-          <w:b/>
-          <w:bCs/>
-          <w:i/>
-          <w:iCs/>
-          <w:sz w:val="20"/>
-          <w:szCs w:val="20"/>
-        </w:rPr>
-        <w:t>ansprechend?</w:t>
+        <w:t>Finden Sie die Werbung ansprechend?</w:t>
       </w:r>
     </w:p>
     <w:p>
@@ -1309,122 +1297,112 @@
         </w:rPr>
         <w:t xml:space="preserve">Henry Ford, 15‘: </w:t>
       </w:r>
-      <w:r>
-        <w:fldChar w:fldCharType="begin"/>
-      </w:r>
-      <w:r>
-        <w:instrText>HYPERLINK "https://youtu.be/4OFnmT4xX0M" \h</w:instrText>
-      </w:r>
-      <w:r>
-        <w:fldChar w:fldCharType="separate"/>
-      </w:r>
-      <w:r>
-        <w:rPr>
-          <w:rStyle w:val="Hyperlink"/>
+      <w:hyperlink r:id="rId13">
+        <w:r>
+          <w:rPr>
+            <w:rStyle w:val="Hyperlink"/>
+            <w:rFonts w:ascii="Arial" w:hAnsi="Arial" w:cs="Arial"/>
+            <w:b/>
+            <w:bCs/>
+            <w:i/>
+            <w:iCs/>
+            <w:sz w:val="20"/>
+            <w:szCs w:val="20"/>
+          </w:rPr>
+          <w:t>https://youtu.be/4OFnmT4xX0M</w:t>
+        </w:r>
+      </w:hyperlink>
+    </w:p>
+    <w:p>
+      <w:pPr>
+        <w:spacing w:after="0"/>
+        <w:rPr>
+          <w:rFonts w:ascii="Arial" w:hAnsi="Arial" w:cs="Arial"/>
+          <w:sz w:val="24"/>
+          <w:szCs w:val="24"/>
+        </w:rPr>
+      </w:pPr>
+    </w:p>
+    <w:p>
+      <w:pPr>
+        <w:spacing w:after="0"/>
+        <w:rPr>
+          <w:rFonts w:ascii="Arial" w:hAnsi="Arial" w:cs="Arial"/>
+          <w:sz w:val="24"/>
+          <w:szCs w:val="24"/>
+        </w:rPr>
+      </w:pPr>
+    </w:p>
+    <w:p>
+      <w:pPr>
+        <w:spacing w:after="0"/>
+        <w:rPr>
           <w:rFonts w:ascii="Arial" w:hAnsi="Arial" w:cs="Arial"/>
           <w:b/>
           <w:bCs/>
+          <w:sz w:val="24"/>
+          <w:szCs w:val="24"/>
+        </w:rPr>
+      </w:pPr>
+      <w:r>
+        <w:rPr>
+          <w:rFonts w:ascii="Arial" w:hAnsi="Arial" w:cs="Arial"/>
+          <w:b/>
+          <w:bCs/>
+          <w:sz w:val="24"/>
+          <w:szCs w:val="24"/>
+        </w:rPr>
+        <w:t>Kredit:</w:t>
+      </w:r>
+    </w:p>
+    <w:p>
+      <w:pPr>
+        <w:spacing w:after="0"/>
+        <w:rPr>
+          <w:rFonts w:ascii="Arial" w:hAnsi="Arial" w:cs="Arial"/>
+          <w:sz w:val="24"/>
+          <w:szCs w:val="24"/>
+        </w:rPr>
+      </w:pPr>
+      <w:r>
+        <w:rPr>
+          <w:rFonts w:ascii="Arial" w:hAnsi="Arial" w:cs="Arial"/>
+          <w:sz w:val="24"/>
+          <w:szCs w:val="24"/>
+        </w:rPr>
+        <w:t xml:space="preserve">Er ist eine weitere sehr wichtige Säule der Konsumgesellschaft. Banken vergeben Kredite, die Konsumenten wiederum investieren. Neben bedeutenden Vorteilen ergibt sich aber auch die Gefahr der Überschuldung. 1929 folgten durch eine Sättigung der Märkte und die Überschuldung der Konsumenten (Kredite konnten nicht mehr getilgt werden) der Schwarze Freitag und eine Weltwirtschaftskrise. </w:t>
+      </w:r>
+    </w:p>
+    <w:p>
+      <w:pPr>
+        <w:spacing w:after="0"/>
+        <w:rPr>
+          <w:rFonts w:ascii="Arial" w:hAnsi="Arial" w:cs="Arial"/>
+          <w:sz w:val="24"/>
+          <w:szCs w:val="24"/>
+        </w:rPr>
+      </w:pPr>
+      <w:r>
+        <w:rPr>
+          <w:rFonts w:ascii="Arial" w:hAnsi="Arial" w:cs="Arial"/>
+          <w:sz w:val="24"/>
+          <w:szCs w:val="24"/>
+        </w:rPr>
+        <w:t>Kritisches Zitat: Kredite geben uns das Geld, das wir nicht haben, um das zu kaufen, was wir nicht brauchen (…um Leute zu beeindrucken, die wir nicht mögen)!</w:t>
+      </w:r>
+    </w:p>
+    <w:p>
+      <w:pPr>
+        <w:spacing w:after="0"/>
+        <w:rPr>
+          <w:rFonts w:ascii="Arial" w:hAnsi="Arial" w:cs="Arial"/>
           <w:i/>
           <w:iCs/>
-          <w:sz w:val="20"/>
-          <w:szCs w:val="20"/>
-        </w:rPr>
-        <w:t>https://youtu.be/4OFnmT4xX0M</w:t>
-      </w:r>
-      <w:r>
-        <w:fldChar w:fldCharType="end"/>
-      </w:r>
-    </w:p>
-    <w:p>
-      <w:pPr>
-        <w:spacing w:after="0"/>
-        <w:rPr>
-          <w:rFonts w:ascii="Arial" w:hAnsi="Arial" w:cs="Arial"/>
-          <w:sz w:val="24"/>
-          <w:szCs w:val="24"/>
-        </w:rPr>
-      </w:pPr>
-    </w:p>
-    <w:p>
-      <w:pPr>
-        <w:spacing w:after="0"/>
-        <w:rPr>
-          <w:rFonts w:ascii="Arial" w:hAnsi="Arial" w:cs="Arial"/>
-          <w:sz w:val="24"/>
-          <w:szCs w:val="24"/>
-        </w:rPr>
-      </w:pPr>
-    </w:p>
-    <w:p>
-      <w:pPr>
-        <w:spacing w:after="0"/>
-        <w:rPr>
-          <w:rFonts w:ascii="Arial" w:hAnsi="Arial" w:cs="Arial"/>
-          <w:b/>
-          <w:bCs/>
-          <w:sz w:val="24"/>
-          <w:szCs w:val="24"/>
-        </w:rPr>
-      </w:pPr>
-      <w:r>
-        <w:rPr>
-          <w:rFonts w:ascii="Arial" w:hAnsi="Arial" w:cs="Arial"/>
-          <w:b/>
-          <w:bCs/>
-          <w:sz w:val="24"/>
-          <w:szCs w:val="24"/>
-        </w:rPr>
-        <w:t>Kredit:</w:t>
-      </w:r>
-    </w:p>
-    <w:p>
-      <w:pPr>
-        <w:spacing w:after="0"/>
-        <w:rPr>
-          <w:rFonts w:ascii="Arial" w:hAnsi="Arial" w:cs="Arial"/>
-          <w:sz w:val="24"/>
-          <w:szCs w:val="24"/>
-        </w:rPr>
-      </w:pPr>
-      <w:r>
-        <w:rPr>
-          <w:rFonts w:ascii="Arial" w:hAnsi="Arial" w:cs="Arial"/>
-          <w:sz w:val="24"/>
-          <w:szCs w:val="24"/>
-        </w:rPr>
-        <w:t xml:space="preserve">Er ist eine weitere sehr wichtige Säule der Konsumgesellschaft. Banken vergeben Kredite, die Konsumenten wiederum investieren. Neben bedeutenden Vorteilen ergibt sich aber auch die Gefahr der Überschuldung. 1929 folgten durch eine Sättigung der Märkte und die Überschuldung der Konsumenten (Kredite konnten nicht mehr getilgt werden) der Schwarze Freitag und eine Weltwirtschaftskrise. </w:t>
-      </w:r>
-    </w:p>
-    <w:p>
-      <w:pPr>
-        <w:spacing w:after="0"/>
-        <w:rPr>
-          <w:rFonts w:ascii="Arial" w:hAnsi="Arial" w:cs="Arial"/>
-          <w:sz w:val="24"/>
-          <w:szCs w:val="24"/>
-        </w:rPr>
-      </w:pPr>
-      <w:r>
-        <w:rPr>
-          <w:rFonts w:ascii="Arial" w:hAnsi="Arial" w:cs="Arial"/>
-          <w:sz w:val="24"/>
-          <w:szCs w:val="24"/>
-        </w:rPr>
-        <w:t>Kritisches Zitat: Kredite geben uns das Geld, das wir nicht haben, um das zu kaufen, was wir nicht brauchen (…um Leute zu beeindrucken, die wir nicht mögen)!</w:t>
-      </w:r>
-    </w:p>
-    <w:p>
-      <w:pPr>
-        <w:spacing w:after="0"/>
-        <w:rPr>
-          <w:rFonts w:ascii="Arial" w:hAnsi="Arial" w:cs="Arial"/>
-          <w:i/>
-          <w:iCs/>
-          <w:sz w:val="24"/>
-          <w:szCs w:val="24"/>
-        </w:rPr>
-      </w:pPr>
-      <w:hyperlink r:id="rId13">
+          <w:sz w:val="24"/>
+          <w:szCs w:val="24"/>
+        </w:rPr>
+      </w:pPr>
+      <w:hyperlink r:id="rId14">
         <w:r>
           <w:rPr>
             <w:i/>
@@ -1532,7 +1510,7 @@
                     </pic:cNvPicPr>
                   </pic:nvPicPr>
                   <pic:blipFill>
-                    <a:blip r:embed="rId14"/>
+                    <a:blip r:embed="rId15"/>
                     <a:stretch>
                       <a:fillRect/>
                     </a:stretch>
@@ -1838,18 +1816,7 @@
           <w:sz w:val="24"/>
           <w:szCs w:val="24"/>
         </w:rPr>
-        <w:t xml:space="preserve">Fair Trade, Refurbed, Fairphone, Clean Clothes, Flower Label Program, Die </w:t>
-      </w:r>
-      <w:r>
-        <w:rPr>
-          <w:rFonts w:ascii="Arial" w:hAnsi="Arial" w:cs="Arial"/>
-          <w:bCs/>
-          <w:i/>
-          <w:iCs/>
-          <w:sz w:val="24"/>
-          <w:szCs w:val="24"/>
-        </w:rPr>
-        <w:t>Tafel, Sozialmarkt, Freeganer, Sharing economy und peer production, Direktvermarktung ab Hof, Zero Waste, Kleiderverleih, Atmosfair, Carsharing, Stadtrad, Einkauf ohne Verpackung, Vegetarier, Veganer, Secondhand, Upcycling, Repaircafe, Emmaus, Wams, Ho Ruck, Momox, Willhaben…</w:t>
+        <w:t>Fair Trade, Refurbed, Fairphone, Clean Clothes, Flower Label Program, Die Tafel, Sozialmarkt, Freeganer, Sharing economy und peer production, Direktvermarktung ab Hof, Zero Waste, Kleiderverleih, Atmosfair, Carsharing, Stadtrad, Einkauf ohne Verpackung, Vegetarier, Veganer, Secondhand, Upcycling, Repaircafe, Emmaus, Wams, Ho Ruck, Momox, Willhaben…</w:t>
       </w:r>
     </w:p>
     <w:p>
@@ -2273,7 +2240,7 @@
                     </pic:cNvPicPr>
                   </pic:nvPicPr>
                   <pic:blipFill>
-                    <a:blip r:embed="rId15"/>
+                    <a:blip r:embed="rId16"/>
                     <a:stretch>
                       <a:fillRect/>
                     </a:stretch>
@@ -2983,7 +2950,7 @@
           <w:szCs w:val="20"/>
         </w:rPr>
       </w:pPr>
-      <w:hyperlink r:id="rId16">
+      <w:hyperlink r:id="rId17">
         <w:r>
           <w:rPr>
             <w:rStyle w:val="Hyperlink"/>
@@ -3129,15 +3096,7 @@
           <w:sz w:val="24"/>
           <w:szCs w:val="24"/>
         </w:rPr>
-        <w:t xml:space="preserve">: Wahl eines Produktionsortes aufgrund von Lohnniveau, qualifizierten Arbeitskräften, Steuern, </w:t>
-      </w:r>
-      <w:r>
-        <w:rPr>
-          <w:rFonts w:ascii="Arial" w:hAnsi="Arial" w:cs="Arial"/>
-          <w:sz w:val="24"/>
-          <w:szCs w:val="24"/>
-        </w:rPr>
-        <w:t>Umweltauflagen, Infrastruktur wie Energieversorgung, Rohstoffsituation, politische Stabilität, staatliche Förderungen (Subventionen)…</w:t>
+        <w:t>: Wahl eines Produktionsortes aufgrund von Lohnniveau, qualifizierten Arbeitskräften, Steuern, Umweltauflagen, Infrastruktur wie Energieversorgung, Rohstoffsituation, politische Stabilität, staatliche Förderungen (Subventionen)…</w:t>
       </w:r>
     </w:p>
     <w:p>
@@ -3423,7 +3382,7 @@
         <w:spacing w:after="0"/>
         <w:ind w:left="0"/>
       </w:pPr>
-      <w:hyperlink r:id="rId17">
+      <w:hyperlink r:id="rId18">
         <w:r>
           <w:rPr>
             <w:color w:val="0000FF"/>
@@ -3448,7 +3407,7 @@
           <w:szCs w:val="20"/>
         </w:rPr>
       </w:pPr>
-      <w:hyperlink r:id="rId18">
+      <w:hyperlink r:id="rId19">
         <w:r>
           <w:rPr>
             <w:color w:val="0000FF"/>
@@ -4651,7 +4610,7 @@
                     </pic:cNvPicPr>
                   </pic:nvPicPr>
                   <pic:blipFill>
-                    <a:blip r:embed="rId19"/>
+                    <a:blip r:embed="rId20"/>
                     <a:stretch>
                       <a:fillRect/>
                     </a:stretch>
@@ -4677,15 +4636,7 @@
           <w:sz w:val="24"/>
           <w:szCs w:val="24"/>
         </w:rPr>
-        <w:t xml:space="preserve">Wandel von der </w:t>
-      </w:r>
-      <w:r>
-        <w:rPr>
-          <w:rFonts w:ascii="Arial" w:hAnsi="Arial" w:cs="Arial"/>
-          <w:sz w:val="24"/>
-          <w:szCs w:val="24"/>
-        </w:rPr>
-        <w:t>38,5-Stunden Woche mit Urlaubsanspruch und fixem Lohn zu neuen Beschäftigungsformen wie Leiharbeit, Werkvertrag, freie Dienstnehmer, geringfügig Beschäftigte, freie Mitarbeiter etc. mit möglichen Verschlechterungen für die Arbeitnehmer.</w:t>
+        <w:t>Wandel von der 38,5-Stunden Woche mit Urlaubsanspruch und fixem Lohn zu neuen Beschäftigungsformen wie Leiharbeit, Werkvertrag, freie Dienstnehmer, geringfügig Beschäftigte, freie Mitarbeiter etc. mit möglichen Verschlechterungen für die Arbeitnehmer.</w:t>
       </w:r>
     </w:p>
     <w:p>
@@ -4890,18 +4841,7 @@
           <w:sz w:val="20"/>
           <w:szCs w:val="20"/>
         </w:rPr>
-        <w:t xml:space="preserve">Welche Institutionen befassen sich in Tirol bzw. Österreich mit Entscheidungen in Zusammenhang von Gleichberechtigung und welche Arten von </w:t>
-      </w:r>
-      <w:r>
-        <w:rPr>
-          <w:rFonts w:ascii="Arial" w:hAnsi="Arial" w:cs="Arial"/>
-          <w:i/>
-          <w:iCs/>
-          <w:color w:val="1F4E79" w:themeColor="accent1" w:themeShade="80"/>
-          <w:sz w:val="20"/>
-          <w:szCs w:val="20"/>
-        </w:rPr>
-        <w:t>Diskriminierung werden angeführt?</w:t>
+        <w:t>Welche Institutionen befassen sich in Tirol bzw. Österreich mit Entscheidungen in Zusammenhang von Gleichberechtigung und welche Arten von Diskriminierung werden angeführt?</w:t>
       </w:r>
     </w:p>
     <w:p>
@@ -4986,7 +4926,7 @@
           <w:szCs w:val="24"/>
         </w:rPr>
       </w:pPr>
-      <w:hyperlink r:id="rId20">
+      <w:hyperlink r:id="rId21">
         <w:r>
           <w:rPr>
             <w:i/>
@@ -5198,7 +5138,7 @@
           <w:szCs w:val="20"/>
         </w:rPr>
       </w:pPr>
-      <w:hyperlink r:id="rId21">
+      <w:hyperlink r:id="rId22">
         <w:r>
           <w:rPr>
             <w:rStyle w:val="Hyperlink"/>
@@ -5296,19 +5236,7 @@
           <w:szCs w:val="16"/>
           <w:lang w:eastAsia="de-DE"/>
         </w:rPr>
-        <w:t xml:space="preserve">Die Debatte über Ungleichheit ist in vollem Gange. Gerade gab es wieder eine Studie über das Auseinanderdriften von Einkommen und Vermögen. Was sind eigentlich die </w:t>
-      </w:r>
-      <w:r>
-        <w:rPr>
-          <w:rFonts w:ascii="Helvetica" w:eastAsia="Times New Roman" w:hAnsi="Helvetica" w:cs="Helvetica"/>
-          <w:i/>
-          <w:iCs/>
-          <w:color w:val="1F4E79" w:themeColor="accent1" w:themeShade="80"/>
-          <w:sz w:val="16"/>
-          <w:szCs w:val="16"/>
-          <w:lang w:eastAsia="de-DE"/>
-        </w:rPr>
-        <w:t>Ursachen? Ein Erklärungsversuch</w:t>
+        <w:t>Die Debatte über Ungleichheit ist in vollem Gange. Gerade gab es wieder eine Studie über das Auseinanderdriften von Einkommen und Vermögen. Was sind eigentlich die Ursachen? Ein Erklärungsversuch</w:t>
       </w:r>
     </w:p>
     <w:p>
@@ -5391,30 +5319,20 @@
         </w:rPr>
         <w:t xml:space="preserve">Als „relativ reich“ gilt laut Statistischem Bundesamt schon, wer mehr als 250 Prozent des Medianeinkommens verdient. Im </w:t>
       </w:r>
-      <w:r>
-        <w:fldChar w:fldCharType="begin"/>
-      </w:r>
-      <w:r>
-        <w:instrText>HYPERLINK "https://www.finanzen100.de/finanznachrichten/wirtschaft/von-hamburg-bis-sachsen-ab-diesem-einkommen-geltet-ihr-in-eurem-bundesland-als-reich_H998557736_480797/" \t "_blank" \h</w:instrText>
-      </w:r>
-      <w:r>
-        <w:fldChar w:fldCharType="separate"/>
-      </w:r>
-      <w:r>
-        <w:rPr>
-          <w:rFonts w:ascii="Georgia" w:eastAsia="Times New Roman" w:hAnsi="Georgia" w:cs="Times New Roman"/>
-          <w:i/>
-          <w:iCs/>
-          <w:color w:val="1F4E79" w:themeColor="accent1" w:themeShade="80"/>
-          <w:sz w:val="18"/>
-          <w:szCs w:val="18"/>
-          <w:lang w:eastAsia="de-DE"/>
-        </w:rPr>
-        <w:t xml:space="preserve"> (Focus-Gruppe) lese ich, was das bedeutet: „Bundesweit liegt dieser Median bei etwa 1.615 Euro netto im Monat für Singles und bei 3.392 Euro für Familien. Reich wäre man in Deutschland also mit einem Haushaltseinkommen von mindestens 4.038 Euro bei Singles und 8.479 Euro bei Familien.“ </w:t>
-      </w:r>
-      <w:r>
-        <w:fldChar w:fldCharType="end"/>
-      </w:r>
+      <w:hyperlink r:id="rId23" w:tgtFrame="_blank">
+        <w:r>
+          <w:rPr>
+            <w:rFonts w:ascii="Georgia" w:eastAsia="Times New Roman" w:hAnsi="Georgia" w:cs="Times New Roman"/>
+            <w:i/>
+            <w:iCs/>
+            <w:color w:val="1F4E79" w:themeColor="accent1" w:themeShade="80"/>
+            <w:sz w:val="18"/>
+            <w:szCs w:val="18"/>
+            <w:lang w:eastAsia="de-DE"/>
+          </w:rPr>
+          <w:t xml:space="preserve"> (Focus-Gruppe) lese ich, was das bedeutet: „Bundesweit liegt dieser Median bei etwa 1.615 Euro netto im Monat für Singles und bei 3.392 Euro für Familien. Reich wäre man in Deutschland also mit einem Haushaltseinkommen von mindestens 4.038 Euro bei Singles und 8.479 Euro bei Familien.“ </w:t>
+        </w:r>
+      </w:hyperlink>
     </w:p>
     <w:p>
       <w:pPr>
@@ -5506,15 +5424,21 @@
         </w:rPr>
         <w:t>Aber sehen wir uns mal an, wie sich so eine Schere entwickelt. Nehmen wir ein Beispiel: Ein Gutverdiener verkauft seine schuldenfreie </w:t>
       </w:r>
-      <w:r>
-        <w:fldChar w:fldCharType="begin"/>
-      </w:r>
-      <w:r>
-        <w:instrText>HYPERLINK "https://www.welt.de/themen/eigentumswohnungen/" \t "News und Hintergründe rund um Eigentumswohnungen finden Sie in unserem Themenspecial." \h</w:instrText>
-      </w:r>
-      <w:r>
-        <w:fldChar w:fldCharType="separate"/>
-      </w:r>
+      <w:hyperlink r:id="rId24" w:tgtFrame="News und Hintergründe rund um Eigentumswohnungen finden Sie in unserem Themenspecial.">
+        <w:r>
+          <w:rPr>
+            <w:rFonts w:ascii="Georgia" w:eastAsia="Times New Roman" w:hAnsi="Georgia" w:cs="Times New Roman"/>
+            <w:i/>
+            <w:iCs/>
+            <w:color w:val="1F4E79" w:themeColor="accent1" w:themeShade="80"/>
+            <w:sz w:val="18"/>
+            <w:szCs w:val="18"/>
+            <w:lang w:eastAsia="de-DE"/>
+          </w:rPr>
+          <w:t>Eigentumswohnung</w:t>
+        </w:r>
+      </w:hyperlink>
+      <w:bookmarkEnd w:id="1"/>
       <w:r>
         <w:rPr>
           <w:rFonts w:ascii="Georgia" w:eastAsia="Times New Roman" w:hAnsi="Georgia" w:cs="Times New Roman"/>
@@ -5525,13 +5449,14 @@
           <w:szCs w:val="18"/>
           <w:lang w:eastAsia="de-DE"/>
         </w:rPr>
-        <w:t>Eigentumswohnung</w:t>
-      </w:r>
-      <w:r>
-        <w:fldChar w:fldCharType="end"/>
-      </w:r>
-      <w:bookmarkEnd w:id="1"/>
-      <w:r>
+        <w:t xml:space="preserve"> für 300.000 Euro und legt diesen Betrag 20 Jahre in globalen Aktien an. Inklusive Dividenden erzielt er eine jährliche Durchschnittsrendite von sechs Prozent. Dann hätte er im Rahmen einer Zinseszinsrechnung nach 20 Jahren rund 993.000 Euro, also mehr als das Dreifache.</w:t>
+      </w:r>
+    </w:p>
+    <w:p>
+      <w:pPr>
+        <w:shd w:val="clear" w:color="auto" w:fill="FFFFFF"/>
+        <w:spacing w:after="120" w:line="240" w:lineRule="auto"/>
+        <w:ind w:left="425"/>
         <w:rPr>
           <w:rFonts w:ascii="Georgia" w:eastAsia="Times New Roman" w:hAnsi="Georgia" w:cs="Times New Roman"/>
           <w:i/>
@@ -5541,14 +5466,8 @@
           <w:szCs w:val="18"/>
           <w:lang w:eastAsia="de-DE"/>
         </w:rPr>
-        <w:t xml:space="preserve"> für 300.000 Euro und legt diesen Betrag 20 Jahre in globalen Aktien an. Inklusive Dividenden erzielt er eine jährliche Durchschnittsrendite von sechs Prozent. Dann hätte er im Rahmen einer Zinseszinsrechnung nach 20 Jahren rund 993.000 Euro, also mehr als das Dreifache.</w:t>
-      </w:r>
-    </w:p>
-    <w:p>
-      <w:pPr>
-        <w:shd w:val="clear" w:color="auto" w:fill="FFFFFF"/>
-        <w:spacing w:after="120" w:line="240" w:lineRule="auto"/>
-        <w:ind w:left="425"/>
+      </w:pPr>
+      <w:r>
         <w:rPr>
           <w:rFonts w:ascii="Georgia" w:eastAsia="Times New Roman" w:hAnsi="Georgia" w:cs="Times New Roman"/>
           <w:i/>
@@ -5558,8 +5477,14 @@
           <w:szCs w:val="18"/>
           <w:lang w:eastAsia="de-DE"/>
         </w:rPr>
-      </w:pPr>
-      <w:r>
+        <w:t>Die Vergleichsperson, ein Facharbeiter, erbt von den Eltern 30.000 Euro und legt diesen Betrag ebenfalls 20 Jahre in Aktien an. Analog errechnet sich ein Endergebnis von 93.300 Euro. Das ist ebenfalls das Dreifache. Prozentual haben also beide gleich zugelegt. Aber der Freiberufler hatte anfangs nur 270.000 Euro mehr, nach 20 Jahren übersteigt sein Vermögen das des Facharbeiters jedoch um 900.000, richtig? Der Abstand zwischen Arm und Reich hat sich also dramatisch vergrößert.</w:t>
+      </w:r>
+    </w:p>
+    <w:p>
+      <w:pPr>
+        <w:shd w:val="clear" w:color="auto" w:fill="FFFFFF"/>
+        <w:spacing w:after="120" w:line="240" w:lineRule="auto"/>
+        <w:ind w:left="425"/>
         <w:rPr>
           <w:rFonts w:ascii="Georgia" w:eastAsia="Times New Roman" w:hAnsi="Georgia" w:cs="Times New Roman"/>
           <w:i/>
@@ -5569,14 +5494,8 @@
           <w:szCs w:val="18"/>
           <w:lang w:eastAsia="de-DE"/>
         </w:rPr>
-        <w:t>Die Vergleichsperson, ein Facharbeiter, erbt von den Eltern 30.000 Euro und legt diesen Betrag ebenfalls 20 Jahre in Aktien an. Analog errechnet sich ein Endergebnis von 93.300 Euro. Das ist ebenfalls das Dreifache. Prozentual haben also beide gleich zugelegt. Aber der Freiberufler hatte anfangs nur 270.000 Euro mehr, nach 20 Jahren übersteigt sein Vermögen das des Facharbeiters jedoch um 900.000, richtig? Der Abstand zwischen Arm und Reich hat sich also dramatisch vergrößert.</w:t>
-      </w:r>
-    </w:p>
-    <w:p>
-      <w:pPr>
-        <w:shd w:val="clear" w:color="auto" w:fill="FFFFFF"/>
-        <w:spacing w:after="120" w:line="240" w:lineRule="auto"/>
-        <w:ind w:left="425"/>
+      </w:pPr>
+      <w:r>
         <w:rPr>
           <w:rFonts w:ascii="Georgia" w:eastAsia="Times New Roman" w:hAnsi="Georgia" w:cs="Times New Roman"/>
           <w:i/>
@@ -5586,6 +5505,52 @@
           <w:szCs w:val="18"/>
           <w:lang w:eastAsia="de-DE"/>
         </w:rPr>
+        <w:t>Schlimmer wird es, wenn der Facharbeiter sich nicht traut, seine 30.000 Euro in Aktien anzulegen, und das Geld stattdessen irgendwie mit nur einem Prozent Rendite anspart. Dann hätte er nach 20 Jahren nur 36.600 Euro als Endergebnis. Doch es gibt noch die Inflation. Bei zwei Prozent Inflation hätte er dann nur noch eine Kaufkraft von 24.560 Euro. Der „Reiche“ käme nach zwei Prozent jährlicher Inflation immer noch auf etwa 667.000 Euro. Er wäre also um 367.000 Euro reicher geworden, der Facharbeiter um 5440 Euro ärmer. Die Schere zwischen Arm und Reich hat sich geöffnet.</w:t>
+      </w:r>
+    </w:p>
+    <w:p>
+      <w:pPr>
+        <w:shd w:val="clear" w:color="auto" w:fill="FFFFFF"/>
+        <w:spacing w:after="0" w:line="240" w:lineRule="auto"/>
+        <w:ind w:left="426"/>
+        <w:outlineLvl w:val="2"/>
+        <w:rPr>
+          <w:rFonts w:ascii="Helvetica" w:eastAsia="Times New Roman" w:hAnsi="Helvetica" w:cs="Helvetica"/>
+          <w:b/>
+          <w:bCs/>
+          <w:i/>
+          <w:iCs/>
+          <w:color w:val="1F4E79" w:themeColor="accent1" w:themeShade="80"/>
+          <w:lang w:eastAsia="de-DE"/>
+        </w:rPr>
+      </w:pPr>
+      <w:r>
+        <w:rPr>
+          <w:rFonts w:ascii="Helvetica" w:eastAsia="Times New Roman" w:hAnsi="Helvetica" w:cs="Helvetica"/>
+          <w:b/>
+          <w:bCs/>
+          <w:i/>
+          <w:iCs/>
+          <w:color w:val="1F4E79" w:themeColor="accent1" w:themeShade="80"/>
+          <w:lang w:eastAsia="de-DE"/>
+        </w:rPr>
+        <w:t>Unterschiedliche Sparpläne</w:t>
+      </w:r>
+    </w:p>
+    <w:p>
+      <w:pPr>
+        <w:shd w:val="clear" w:color="auto" w:fill="FFFFFF"/>
+        <w:spacing w:after="120" w:line="240" w:lineRule="auto"/>
+        <w:ind w:left="425"/>
+        <w:rPr>
+          <w:rFonts w:ascii="Helvetica" w:eastAsia="Times New Roman" w:hAnsi="Helvetica" w:cs="Helvetica"/>
+          <w:b/>
+          <w:bCs/>
+          <w:i/>
+          <w:iCs/>
+          <w:color w:val="1F4E79" w:themeColor="accent1" w:themeShade="80"/>
+          <w:lang w:eastAsia="de-DE"/>
+        </w:rPr>
       </w:pPr>
       <w:r>
         <w:rPr>
@@ -5597,9 +5562,14 @@
           <w:szCs w:val="18"/>
           <w:lang w:eastAsia="de-DE"/>
         </w:rPr>
-        <w:t xml:space="preserve">Schlimmer wird es, wenn der Facharbeiter sich nicht traut, seine 30.000 Euro in Aktien anzulegen, und das Geld stattdessen irgendwie mit nur einem Prozent Rendite anspart. Dann hätte er nach 20 Jahren nur 36.600 Euro als Endergebnis. Doch es gibt noch die Inflation. Bei zwei Prozent Inflation hätte er dann nur noch eine Kaufkraft von 24.560 Euro. Der „Reiche“ käme nach zwei Prozent jährlicher Inflation immer noch auf etwa 667.000 Euro. Er wäre also um 367.000 Euro reicher geworden, der Facharbeiter um 5440 </w:t>
-      </w:r>
-      <w:r>
+        <w:t>Versuchen wir es nun mal mit zwei unterschiedlichen Sparplänen bei gleichen monatlichen Einzahlungen. Beide zahlen 20 Jahre lang monatlich 200 Euro ein. Der Freiberufler investiert in Aktien und erhält jährlich sechs Prozent Rendite. Der Facharbeiter zahlt auf ein lukratives Sparkonto mit jährlich zwei Prozent Zinsen ein. So kommt der Freiberufler nach 20 Jahren auf 92.870 Euro, der Facharbeiter auf 59.000 Euro. Der Reiche wird reicher als der Facharbeiter, weil er in Aktien investiert hat.</w:t>
+      </w:r>
+    </w:p>
+    <w:p>
+      <w:pPr>
+        <w:shd w:val="clear" w:color="auto" w:fill="FFFFFF"/>
+        <w:spacing w:after="450" w:line="240" w:lineRule="auto"/>
+        <w:ind w:left="426"/>
         <w:rPr>
           <w:rFonts w:ascii="Georgia" w:eastAsia="Times New Roman" w:hAnsi="Georgia" w:cs="Times New Roman"/>
           <w:i/>
@@ -5609,52 +5579,6 @@
           <w:szCs w:val="18"/>
           <w:lang w:eastAsia="de-DE"/>
         </w:rPr>
-        <w:t>Euro ärmer. Die Schere zwischen Arm und Reich hat sich geöffnet.</w:t>
-      </w:r>
-    </w:p>
-    <w:p>
-      <w:pPr>
-        <w:shd w:val="clear" w:color="auto" w:fill="FFFFFF"/>
-        <w:spacing w:after="0" w:line="240" w:lineRule="auto"/>
-        <w:ind w:left="426"/>
-        <w:outlineLvl w:val="2"/>
-        <w:rPr>
-          <w:rFonts w:ascii="Helvetica" w:eastAsia="Times New Roman" w:hAnsi="Helvetica" w:cs="Helvetica"/>
-          <w:b/>
-          <w:bCs/>
-          <w:i/>
-          <w:iCs/>
-          <w:color w:val="1F4E79" w:themeColor="accent1" w:themeShade="80"/>
-          <w:lang w:eastAsia="de-DE"/>
-        </w:rPr>
-      </w:pPr>
-      <w:r>
-        <w:rPr>
-          <w:rFonts w:ascii="Helvetica" w:eastAsia="Times New Roman" w:hAnsi="Helvetica" w:cs="Helvetica"/>
-          <w:b/>
-          <w:bCs/>
-          <w:i/>
-          <w:iCs/>
-          <w:color w:val="1F4E79" w:themeColor="accent1" w:themeShade="80"/>
-          <w:lang w:eastAsia="de-DE"/>
-        </w:rPr>
-        <w:t>Unterschiedliche Sparpläne</w:t>
-      </w:r>
-    </w:p>
-    <w:p>
-      <w:pPr>
-        <w:shd w:val="clear" w:color="auto" w:fill="FFFFFF"/>
-        <w:spacing w:after="120" w:line="240" w:lineRule="auto"/>
-        <w:ind w:left="425"/>
-        <w:rPr>
-          <w:rFonts w:ascii="Helvetica" w:eastAsia="Times New Roman" w:hAnsi="Helvetica" w:cs="Helvetica"/>
-          <w:b/>
-          <w:bCs/>
-          <w:i/>
-          <w:iCs/>
-          <w:color w:val="1F4E79" w:themeColor="accent1" w:themeShade="80"/>
-          <w:lang w:eastAsia="de-DE"/>
-        </w:rPr>
       </w:pPr>
       <w:r>
         <w:rPr>
@@ -5666,47 +5590,7 @@
           <w:szCs w:val="18"/>
           <w:lang w:eastAsia="de-DE"/>
         </w:rPr>
-        <w:t>Versuchen wir es nun mal mit zwei unterschiedlichen Sparplänen bei gleichen monatlichen Einzahlungen. Beide zahlen 20 Jahre lang monatlich 200 Euro ein. Der Freiberufler investiert in Aktien und erhält jährlich sechs Prozent Rendite. Der Facharbeiter zahlt auf ein lukratives Sparkonto mit jährlich zwei Prozent Zinsen ein. So kommt der Freiberufler nach 20 Jahren auf 92.870 Euro, der Facharbeiter auf 59.000 Euro. Der Reiche wird reicher als der Facharbeiter, weil er in Aktien investiert hat.</w:t>
-      </w:r>
-    </w:p>
-    <w:p>
-      <w:pPr>
-        <w:shd w:val="clear" w:color="auto" w:fill="FFFFFF"/>
-        <w:spacing w:after="450" w:line="240" w:lineRule="auto"/>
-        <w:ind w:left="426"/>
-        <w:rPr>
-          <w:rFonts w:ascii="Georgia" w:eastAsia="Times New Roman" w:hAnsi="Georgia" w:cs="Times New Roman"/>
-          <w:i/>
-          <w:iCs/>
-          <w:color w:val="1F4E79" w:themeColor="accent1" w:themeShade="80"/>
-          <w:sz w:val="18"/>
-          <w:szCs w:val="18"/>
-          <w:lang w:eastAsia="de-DE"/>
-        </w:rPr>
-      </w:pPr>
-      <w:r>
-        <w:rPr>
-          <w:rFonts w:ascii="Georgia" w:eastAsia="Times New Roman" w:hAnsi="Georgia" w:cs="Times New Roman"/>
-          <w:i/>
-          <w:iCs/>
-          <w:color w:val="1F4E79" w:themeColor="accent1" w:themeShade="80"/>
-          <w:sz w:val="18"/>
-          <w:szCs w:val="18"/>
-          <w:lang w:eastAsia="de-DE"/>
-        </w:rPr>
-        <w:t xml:space="preserve">Diese einfachen Rechnungen zeigen zweierlei: Verantwortlich für die Schere zwischen Arm und Reich sind zwei Faktoren – die </w:t>
-      </w:r>
-      <w:r>
-        <w:rPr>
-          <w:rFonts w:ascii="Georgia" w:eastAsia="Times New Roman" w:hAnsi="Georgia" w:cs="Times New Roman"/>
-          <w:i/>
-          <w:iCs/>
-          <w:color w:val="1F4E79" w:themeColor="accent1" w:themeShade="80"/>
-          <w:sz w:val="18"/>
-          <w:szCs w:val="18"/>
-          <w:lang w:eastAsia="de-DE"/>
-        </w:rPr>
-        <w:t>Ausgangsbasis (Erbe, Angespartes, Erwirtschaftetes) und die Form der Geldanlage.</w:t>
+        <w:t>Diese einfachen Rechnungen zeigen zweierlei: Verantwortlich für die Schere zwischen Arm und Reich sind zwei Faktoren – die Ausgangsbasis (Erbe, Angespartes, Erwirtschaftetes) und die Form der Geldanlage.</w:t>
       </w:r>
     </w:p>
     <w:p>
@@ -5862,17 +5746,7 @@
           <w:sz w:val="24"/>
           <w:szCs w:val="24"/>
         </w:rPr>
-        <w:t>…</w:t>
-      </w:r>
-      <w:r>
-        <w:rPr>
-          <w:rFonts w:ascii="Arial" w:hAnsi="Arial" w:cs="Arial"/>
-          <w:i/>
-          <w:iCs/>
-          <w:sz w:val="24"/>
-          <w:szCs w:val="24"/>
-        </w:rPr>
-        <w:t xml:space="preserve">führt zu mehr Gesundheit, Lebensqualität </w:t>
+        <w:t xml:space="preserve">…führt zu mehr Gesundheit, Lebensqualität </w:t>
       </w:r>
     </w:p>
     <w:p>
@@ -5962,7 +5836,7 @@
           <w:szCs w:val="22"/>
         </w:rPr>
       </w:pPr>
-      <w:hyperlink r:id="rId22">
+      <w:hyperlink r:id="rId25">
         <w:r>
           <w:rPr>
             <w:rStyle w:val="Hyperlink"/>
@@ -6453,16 +6327,7 @@
           <w:sz w:val="24"/>
           <w:szCs w:val="24"/>
         </w:rPr>
-        <w:t xml:space="preserve">(nach dem italienischen Statistiker Corrado Gini): Maß zur </w:t>
-      </w:r>
-      <w:r>
-        <w:rPr>
-          <w:rFonts w:ascii="Arial" w:hAnsi="Arial" w:cs="Arial"/>
-          <w:bCs/>
-          <w:sz w:val="24"/>
-          <w:szCs w:val="24"/>
-        </w:rPr>
-        <w:t>Darstellung der Ungleichheit bei der Einkommens- und Vermögensverteilung in einem Land</w:t>
+        <w:t>(nach dem italienischen Statistiker Corrado Gini): Maß zur Darstellung der Ungleichheit bei der Einkommens- und Vermögensverteilung in einem Land</w:t>
       </w:r>
       <w:r>
         <w:rPr>
@@ -6697,20 +6562,7 @@
           <w:szCs w:val="20"/>
         </w:rPr>
         <w:lastRenderedPageBreak/>
-        <w:t xml:space="preserve">Recherche: Die </w:t>
-      </w:r>
-      <w:r>
-        <w:rPr>
-          <w:rFonts w:ascii="Arial" w:hAnsi="Arial" w:cs="Arial"/>
-          <w:b/>
-          <w:bCs/>
-          <w:i/>
-          <w:iCs/>
-          <w:color w:val="5B9BD5" w:themeColor="accent1"/>
-          <w:sz w:val="20"/>
-          <w:szCs w:val="20"/>
-        </w:rPr>
-        <w:t>neun Dimensionen des Bruttonationalglücks!</w:t>
+        <w:t>Recherche: Die neun Dimensionen des Bruttonationalglücks!</w:t>
       </w:r>
     </w:p>
     <w:p>
@@ -6811,7 +6663,7 @@
           <w:szCs w:val="24"/>
         </w:rPr>
       </w:pPr>
-      <w:hyperlink r:id="rId23">
+      <w:hyperlink r:id="rId26">
         <w:r>
           <w:rPr>
             <w:i/>
@@ -6970,7 +6822,7 @@
       <w:r>
         <w:t xml:space="preserve"> </w:t>
       </w:r>
-      <w:hyperlink r:id="rId24">
+      <w:hyperlink r:id="rId27">
         <w:r>
           <w:rPr>
             <w:rStyle w:val="Hyperlink"/>
@@ -7065,7 +6917,7 @@
                     </pic:cNvPicPr>
                   </pic:nvPicPr>
                   <pic:blipFill>
-                    <a:blip r:embed="rId25"/>
+                    <a:blip r:embed="rId28"/>
                     <a:stretch>
                       <a:fillRect/>
                     </a:stretch>
@@ -7295,7 +7147,7 @@
           <w:color w:val="2F5496" w:themeColor="accent5" w:themeShade="BF"/>
         </w:rPr>
       </w:pPr>
-      <w:hyperlink r:id="rId26">
+      <w:hyperlink r:id="rId29">
         <w:r>
           <w:rPr>
             <w:i/>
@@ -7363,27 +7215,17 @@
         </w:rPr>
         <w:t xml:space="preserve">Das BIP seit 1995: </w:t>
       </w:r>
-      <w:r>
-        <w:fldChar w:fldCharType="begin"/>
-      </w:r>
-      <w:r>
-        <w:instrText>HYPERLINK "https://www.wko.at/statistik/prognose/bip.pdf" \h</w:instrText>
-      </w:r>
-      <w:r>
-        <w:fldChar w:fldCharType="separate"/>
-      </w:r>
-      <w:r>
-        <w:rPr>
-          <w:i/>
-          <w:iCs/>
-          <w:color w:val="2F5496" w:themeColor="accent5" w:themeShade="BF"/>
-          <w:u w:val="single"/>
-        </w:rPr>
-        <w:t>Statistik Austria - Ergebnisse</w:t>
-      </w:r>
-      <w:r>
-        <w:fldChar w:fldCharType="end"/>
-      </w:r>
+      <w:hyperlink r:id="rId30">
+        <w:r>
+          <w:rPr>
+            <w:i/>
+            <w:iCs/>
+            <w:color w:val="2F5496" w:themeColor="accent5" w:themeShade="BF"/>
+            <w:u w:val="single"/>
+          </w:rPr>
+          <w:t>Statistik Austria - Ergebnisse</w:t>
+        </w:r>
+      </w:hyperlink>
     </w:p>
     <w:p>
       <w:pPr>
@@ -7405,26 +7247,16 @@
         </w:rPr>
         <w:t xml:space="preserve">Österreichs Wirtschaft fürchtet Trump: </w:t>
       </w:r>
-      <w:r>
-        <w:fldChar w:fldCharType="begin"/>
-      </w:r>
-      <w:r>
-        <w:instrText>HYPERLINK "https://www.tt.com/go/30895335" \h</w:instrText>
-      </w:r>
-      <w:r>
-        <w:fldChar w:fldCharType="separate"/>
-      </w:r>
-      <w:r>
-        <w:rPr>
-          <w:rStyle w:val="Hyperlink"/>
-          <w:i/>
-          <w:iCs/>
-        </w:rPr>
-        <w:t>https://www.tt.com/go/30895335</w:t>
-      </w:r>
-      <w:r>
-        <w:fldChar w:fldCharType="end"/>
-      </w:r>
+      <w:hyperlink r:id="rId31">
+        <w:r>
+          <w:rPr>
+            <w:rStyle w:val="Hyperlink"/>
+            <w:i/>
+            <w:iCs/>
+          </w:rPr>
+          <w:t>https://www.tt.com/go/30895335</w:t>
+        </w:r>
+      </w:hyperlink>
     </w:p>
     <w:p>
       <w:pPr>
@@ -7492,19 +7324,19 @@
           <w:szCs w:val="20"/>
           <w:lang w:val="de-DE" w:eastAsia="de-DE"/>
         </w:rPr>
-        <w:t xml:space="preserve">Für Stefan </w:t>
-      </w:r>
-      <w:proofErr w:type="spellStart"/>
-      <w:r>
+        <w:t>Für Stefan Garbislander von der Wirtschaftskammer sind nach US-Wahl „Turbulenzen absehbar“, TTIP hätte Protektionismus erschwert. Industrie-Chef Max Kloger fordert mehr Innovationskraft.</w:t>
+      </w:r>
+    </w:p>
+    <w:p>
+      <w:pPr>
+        <w:spacing w:beforeAutospacing="1" w:afterAutospacing="1" w:line="240" w:lineRule="auto"/>
         <w:rPr>
           <w:rFonts w:ascii="Times New Roman" w:eastAsia="Times New Roman" w:hAnsi="Times New Roman" w:cs="Times New Roman"/>
           <w:sz w:val="16"/>
           <w:szCs w:val="20"/>
           <w:lang w:val="de-DE" w:eastAsia="de-DE"/>
         </w:rPr>
-        <w:t>Garbislander</w:t>
-      </w:r>
-      <w:proofErr w:type="spellEnd"/>
+      </w:pPr>
       <w:r>
         <w:rPr>
           <w:rFonts w:ascii="Times New Roman" w:eastAsia="Times New Roman" w:hAnsi="Times New Roman" w:cs="Times New Roman"/>
@@ -7512,38 +7344,39 @@
           <w:szCs w:val="20"/>
           <w:lang w:val="de-DE" w:eastAsia="de-DE"/>
         </w:rPr>
-        <w:t xml:space="preserve"> von der Wirtschaftskammer sind nach </w:t>
-      </w:r>
-      <w:r>
+        <w:t>Innsbruck – Die Rückkehr Donald Trumps ins Weiße Haus verstärkt die Sorgen der heimischen Wirtschaft. Der Republikaner hatte im Wahlkampf ankündigt, die US-Wirtschaft mit Zöllen auf Importware zu schützen.Stefan Garbislander, Chefvolkswirt der Tiroler Wirtschaftskammer, sieht deshalb „herausfordernde“ Zeiten auf die heimische Wirtschaft zukommen. „Wir erwarten, dass Trump wahr macht, was er gesagt hat und neue Zölle einführt.“ Für Österreich sind die USA nach Deutschland der zweitwichtigste Exportmarkt. Ins Nachbarland wurden im vergangenen Jahr Waren im Wert von rund 58 Milliarden Euro verkauft, in die USA betrug das Exportvolumen fast 15 Milliarden Euro.</w:t>
+      </w:r>
+    </w:p>
+    <w:p>
+      <w:pPr>
+        <w:spacing w:beforeAutospacing="1" w:afterAutospacing="1" w:line="240" w:lineRule="auto"/>
         <w:rPr>
           <w:rFonts w:ascii="Times New Roman" w:eastAsia="Times New Roman" w:hAnsi="Times New Roman" w:cs="Times New Roman"/>
           <w:sz w:val="16"/>
           <w:szCs w:val="20"/>
           <w:lang w:val="de-DE" w:eastAsia="de-DE"/>
         </w:rPr>
-        <w:t>US-Wahl „Turbulenzen absehbar“, TTIP hätte Protektionismus erschwert. Industrie-Chef Max Kloger fordert mehr Innovationskraft.</w:t>
-      </w:r>
-    </w:p>
-    <w:p>
-      <w:pPr>
-        <w:spacing w:beforeAutospacing="1" w:afterAutospacing="1" w:line="240" w:lineRule="auto"/>
+      </w:pPr>
+      <w:r>
         <w:rPr>
           <w:rFonts w:ascii="Times New Roman" w:eastAsia="Times New Roman" w:hAnsi="Times New Roman" w:cs="Times New Roman"/>
           <w:sz w:val="16"/>
           <w:szCs w:val="20"/>
           <w:lang w:val="de-DE" w:eastAsia="de-DE"/>
         </w:rPr>
-      </w:pPr>
-      <w:r>
+        <w:t>Im Tiroler Außenhandel sind die USA auf den ersten Blick nicht so dominant. Lediglich etwa fünf Prozent der direkten Warenexporte gingen in die USA, erklärt Garbislander. Das sind Waren im Wert von 900 Millionen Euro. Insgesamt verkaufte Tirol 2023 Waren um 16,6 Milliarden Euro ins Ausland. Garbislander betont, dass es sich dabei um „direkte Exporte“ handelt. Zu berücksichtigen sei nämlich auch, dass 30 Prozent der Tiroler Exporte nach Deutschland gingen – „darunter viele Zwischenprodukte für die Automobilbranche“. Die Automobilindustrie sei der „kritische Bereich“, denn die Branche steckt derzeit massiv in der Krise. „Wir müssen damit rechnen, dass Trump neue Zölle vor allem gegen Automobilimporte verhängen wird.“ Das würde die düstere Situation verschärfen.</w:t>
+      </w:r>
+    </w:p>
+    <w:p>
+      <w:pPr>
+        <w:spacing w:beforeAutospacing="1" w:afterAutospacing="1" w:line="240" w:lineRule="auto"/>
         <w:rPr>
           <w:rFonts w:ascii="Times New Roman" w:eastAsia="Times New Roman" w:hAnsi="Times New Roman" w:cs="Times New Roman"/>
           <w:sz w:val="16"/>
           <w:szCs w:val="20"/>
           <w:lang w:val="de-DE" w:eastAsia="de-DE"/>
         </w:rPr>
-        <w:t xml:space="preserve">Innsbruck – Die Rückkehr Donald </w:t>
-      </w:r>
-      <w:proofErr w:type="spellStart"/>
+      </w:pPr>
       <w:r>
         <w:rPr>
           <w:rFonts w:ascii="Times New Roman" w:eastAsia="Times New Roman" w:hAnsi="Times New Roman" w:cs="Times New Roman"/>
@@ -7551,19 +7384,19 @@
           <w:szCs w:val="20"/>
           <w:lang w:val="de-DE" w:eastAsia="de-DE"/>
         </w:rPr>
-        <w:t>Trumps</w:t>
-      </w:r>
-      <w:proofErr w:type="spellEnd"/>
-      <w:r>
+        <w:t>Garbislander glaubt, dass Trump nicht nur die Automobilbranche im Visier hat. „Er wird Zölle auf verschiedenste Warengruppen einführen.“ Der neue und alte US-Präsident werde seinen protektionistischen Kurs also fortführen. „Das trifft uns in einer ohnehin schon schwierigen wirtschaftlichen Lage.“</w:t>
+      </w:r>
+    </w:p>
+    <w:p>
+      <w:pPr>
+        <w:spacing w:beforeAutospacing="1" w:afterAutospacing="1" w:line="240" w:lineRule="auto"/>
         <w:rPr>
           <w:rFonts w:ascii="Times New Roman" w:eastAsia="Times New Roman" w:hAnsi="Times New Roman" w:cs="Times New Roman"/>
           <w:sz w:val="16"/>
           <w:szCs w:val="20"/>
           <w:lang w:val="de-DE" w:eastAsia="de-DE"/>
         </w:rPr>
-        <w:t xml:space="preserve"> ins Weiße Haus verstärkt die Sorgen der heimischen Wirtschaft. Der Republikaner hatte im Wahlkampf ankündigt, die US-Wirtschaft mit Zöllen auf Importware zu schützen.Stefan </w:t>
-      </w:r>
-      <w:proofErr w:type="spellStart"/>
+      </w:pPr>
       <w:r>
         <w:rPr>
           <w:rFonts w:ascii="Times New Roman" w:eastAsia="Times New Roman" w:hAnsi="Times New Roman" w:cs="Times New Roman"/>
@@ -7571,18 +7404,19 @@
           <w:szCs w:val="20"/>
           <w:lang w:val="de-DE" w:eastAsia="de-DE"/>
         </w:rPr>
-        <w:t>Garbislander</w:t>
-      </w:r>
-      <w:proofErr w:type="spellEnd"/>
-      <w:r>
+        <w:t>Gewinnen werde damit keiner, meint der Tiroler. „Auch die USA nicht, weil die importierten Waren wegen der Zölle teurer werden.“ Hinzu kommen EU-Zölle auf chinesische E-Autos. „Die Turbulenzen sind absehbar“, konstatiert Garbislander. Neben Kfz-Teilen exportiert Österreich Maschinen und pharmazeutische Erzeugnisse in die USA. „Pharmazeutische Erzeugnisse sind Tirols wichtigste Exportgüter.“ Sie machten 18 Prozent der Warenexporte aus.</w:t>
+      </w:r>
+    </w:p>
+    <w:p>
+      <w:pPr>
+        <w:spacing w:beforeAutospacing="1" w:afterAutospacing="1" w:line="240" w:lineRule="auto"/>
         <w:rPr>
           <w:rFonts w:ascii="Times New Roman" w:eastAsia="Times New Roman" w:hAnsi="Times New Roman" w:cs="Times New Roman"/>
           <w:sz w:val="16"/>
           <w:szCs w:val="20"/>
           <w:lang w:val="de-DE" w:eastAsia="de-DE"/>
         </w:rPr>
-        <w:t>, Chefvolkswirt der Tiroler Wirtschaftskammer, sieht deshalb „herausfordernde“ Zeiten auf die heimische Wirtschaft zukommen. „Wir erwarten, dass Trump wahr macht, was er gesagt hat und neue Zölle einführt.“ Für Österreich sind die USA nach Deutschland der zweitwichtigste Exportmarkt. Ins Nachbarland wurden im vergangen</w:t>
-      </w:r>
+      </w:pPr>
       <w:r>
         <w:rPr>
           <w:rFonts w:ascii="Times New Roman" w:eastAsia="Times New Roman" w:hAnsi="Times New Roman" w:cs="Times New Roman"/>
@@ -7590,7 +7424,7 @@
           <w:szCs w:val="20"/>
           <w:lang w:val="de-DE" w:eastAsia="de-DE"/>
         </w:rPr>
-        <w:t>en Jahr Waren im Wert von rund 58 Milliarden Euro verkauft, in die USA betrug das Exportvolumen fast 15 Milliarden Euro.</w:t>
+        <w:t>Garbislander kritisiert in der Debatte die Gegner des Freihandelsabkommens TTIP. Hätte man den US-europäischen Pakt „vor rund zehn Jahren nicht verhindert, wäre es jetzt viel schwieriger für Trump, diese protektionistische Politik gegenüber Europa zu fahren“. Damals habe man „hochnäsig gesagt, dass wir TTIP nicht bräuchten. Jetzt haben wir erst recht die Probleme.“</w:t>
       </w:r>
     </w:p>
     <w:p>
@@ -7610,218 +7444,7 @@
           <w:szCs w:val="20"/>
           <w:lang w:val="de-DE" w:eastAsia="de-DE"/>
         </w:rPr>
-        <w:t xml:space="preserve">Im Tiroler Außenhandel sind die USA auf den ersten Blick nicht so dominant. Lediglich etwa fünf Prozent der direkten Warenexporte gingen in die USA, erklärt </w:t>
-      </w:r>
-      <w:proofErr w:type="spellStart"/>
-      <w:r>
-        <w:rPr>
-          <w:rFonts w:ascii="Times New Roman" w:eastAsia="Times New Roman" w:hAnsi="Times New Roman" w:cs="Times New Roman"/>
-          <w:sz w:val="16"/>
-          <w:szCs w:val="20"/>
-          <w:lang w:val="de-DE" w:eastAsia="de-DE"/>
-        </w:rPr>
-        <w:t>Garbislander</w:t>
-      </w:r>
-      <w:proofErr w:type="spellEnd"/>
-      <w:r>
-        <w:rPr>
-          <w:rFonts w:ascii="Times New Roman" w:eastAsia="Times New Roman" w:hAnsi="Times New Roman" w:cs="Times New Roman"/>
-          <w:sz w:val="16"/>
-          <w:szCs w:val="20"/>
-          <w:lang w:val="de-DE" w:eastAsia="de-DE"/>
-        </w:rPr>
-        <w:t xml:space="preserve">. Das sind Waren im Wert von 900 Millionen Euro. Insgesamt verkaufte Tirol 2023 Waren um 16,6 Milliarden Euro ins Ausland. </w:t>
-      </w:r>
-      <w:proofErr w:type="spellStart"/>
-      <w:r>
-        <w:rPr>
-          <w:rFonts w:ascii="Times New Roman" w:eastAsia="Times New Roman" w:hAnsi="Times New Roman" w:cs="Times New Roman"/>
-          <w:sz w:val="16"/>
-          <w:szCs w:val="20"/>
-          <w:lang w:val="de-DE" w:eastAsia="de-DE"/>
-        </w:rPr>
-        <w:t>Garbislander</w:t>
-      </w:r>
-      <w:proofErr w:type="spellEnd"/>
-      <w:r>
-        <w:rPr>
-          <w:rFonts w:ascii="Times New Roman" w:eastAsia="Times New Roman" w:hAnsi="Times New Roman" w:cs="Times New Roman"/>
-          <w:sz w:val="16"/>
-          <w:szCs w:val="20"/>
-          <w:lang w:val="de-DE" w:eastAsia="de-DE"/>
-        </w:rPr>
-        <w:t xml:space="preserve"> betont, dass es sich dabei um „direkte Exporte“ handelt. Zu berücksichtigen sei nämlich auch, dass 30 Prozent der Tiroler Exporte nach Deutschland gingen – „darunter viele Zwischenprodukte für die Automobilbranche“. Die Automobilindustrie sei der „kritische Bereich“, denn die Branche steckt derzeit massiv in der Krise. „Wir müssen damit rechnen, dass Trump neue </w:t>
-      </w:r>
-      <w:r>
-        <w:rPr>
-          <w:rFonts w:ascii="Times New Roman" w:eastAsia="Times New Roman" w:hAnsi="Times New Roman" w:cs="Times New Roman"/>
-          <w:sz w:val="16"/>
-          <w:szCs w:val="20"/>
-          <w:lang w:val="de-DE" w:eastAsia="de-DE"/>
-        </w:rPr>
-        <w:t>Zölle vor allem gegen Automobilimporte verhängen wird.“ Das würde die düstere Situation verschärfen.</w:t>
-      </w:r>
-    </w:p>
-    <w:p>
-      <w:pPr>
-        <w:spacing w:beforeAutospacing="1" w:afterAutospacing="1" w:line="240" w:lineRule="auto"/>
-        <w:rPr>
-          <w:rFonts w:ascii="Times New Roman" w:eastAsia="Times New Roman" w:hAnsi="Times New Roman" w:cs="Times New Roman"/>
-          <w:sz w:val="16"/>
-          <w:szCs w:val="20"/>
-          <w:lang w:val="de-DE" w:eastAsia="de-DE"/>
-        </w:rPr>
-      </w:pPr>
-      <w:proofErr w:type="spellStart"/>
-      <w:r>
-        <w:rPr>
-          <w:rFonts w:ascii="Times New Roman" w:eastAsia="Times New Roman" w:hAnsi="Times New Roman" w:cs="Times New Roman"/>
-          <w:sz w:val="16"/>
-          <w:szCs w:val="20"/>
-          <w:lang w:val="de-DE" w:eastAsia="de-DE"/>
-        </w:rPr>
-        <w:t>Garbislander</w:t>
-      </w:r>
-      <w:proofErr w:type="spellEnd"/>
-      <w:r>
-        <w:rPr>
-          <w:rFonts w:ascii="Times New Roman" w:eastAsia="Times New Roman" w:hAnsi="Times New Roman" w:cs="Times New Roman"/>
-          <w:sz w:val="16"/>
-          <w:szCs w:val="20"/>
-          <w:lang w:val="de-DE" w:eastAsia="de-DE"/>
-        </w:rPr>
-        <w:t xml:space="preserve"> glaubt, dass Trump nicht nur die Automobilbranche im Visier hat. „Er wird Zölle auf verschiedenste Warengruppen einführen.“ Der neue und alte US-Präsident werde seinen protektionistischen Kurs also fortführen. „Das trifft uns in einer ohnehin schon schwierigen wirtschaftlichen Lage.“</w:t>
-      </w:r>
-    </w:p>
-    <w:p>
-      <w:pPr>
-        <w:spacing w:beforeAutospacing="1" w:afterAutospacing="1" w:line="240" w:lineRule="auto"/>
-        <w:rPr>
-          <w:rFonts w:ascii="Times New Roman" w:eastAsia="Times New Roman" w:hAnsi="Times New Roman" w:cs="Times New Roman"/>
-          <w:sz w:val="16"/>
-          <w:szCs w:val="20"/>
-          <w:lang w:val="de-DE" w:eastAsia="de-DE"/>
-        </w:rPr>
-      </w:pPr>
-      <w:r>
-        <w:rPr>
-          <w:rFonts w:ascii="Times New Roman" w:eastAsia="Times New Roman" w:hAnsi="Times New Roman" w:cs="Times New Roman"/>
-          <w:sz w:val="16"/>
-          <w:szCs w:val="20"/>
-          <w:lang w:val="de-DE" w:eastAsia="de-DE"/>
-        </w:rPr>
-        <w:t xml:space="preserve">Gewinnen werde damit keiner, meint der Tiroler. „Auch die USA nicht, weil die importierten Waren wegen der Zölle teurer werden.“ Hinzu kommen EU-Zölle auf chinesische E-Autos. „Die Turbulenzen sind absehbar“, konstatiert </w:t>
-      </w:r>
-      <w:proofErr w:type="spellStart"/>
-      <w:r>
-        <w:rPr>
-          <w:rFonts w:ascii="Times New Roman" w:eastAsia="Times New Roman" w:hAnsi="Times New Roman" w:cs="Times New Roman"/>
-          <w:sz w:val="16"/>
-          <w:szCs w:val="20"/>
-          <w:lang w:val="de-DE" w:eastAsia="de-DE"/>
-        </w:rPr>
-        <w:t>Garbislander</w:t>
-      </w:r>
-      <w:proofErr w:type="spellEnd"/>
-      <w:r>
-        <w:rPr>
-          <w:rFonts w:ascii="Times New Roman" w:eastAsia="Times New Roman" w:hAnsi="Times New Roman" w:cs="Times New Roman"/>
-          <w:sz w:val="16"/>
-          <w:szCs w:val="20"/>
-          <w:lang w:val="de-DE" w:eastAsia="de-DE"/>
-        </w:rPr>
-        <w:t>. Neben Kfz-Teilen exportiert Österreich Maschinen und pharmazeutische Erzeugnisse in die USA. „Pharmazeutische Erzeugnisse sind Tirols wichtigste Exportgüter.“ Sie machten 18 Prozent der Warenexporte aus.</w:t>
-      </w:r>
-    </w:p>
-    <w:p>
-      <w:pPr>
-        <w:spacing w:beforeAutospacing="1" w:afterAutospacing="1" w:line="240" w:lineRule="auto"/>
-        <w:rPr>
-          <w:rFonts w:ascii="Times New Roman" w:eastAsia="Times New Roman" w:hAnsi="Times New Roman" w:cs="Times New Roman"/>
-          <w:sz w:val="16"/>
-          <w:szCs w:val="20"/>
-          <w:lang w:val="de-DE" w:eastAsia="de-DE"/>
-        </w:rPr>
-      </w:pPr>
-      <w:proofErr w:type="spellStart"/>
-      <w:r>
-        <w:rPr>
-          <w:rFonts w:ascii="Times New Roman" w:eastAsia="Times New Roman" w:hAnsi="Times New Roman" w:cs="Times New Roman"/>
-          <w:sz w:val="16"/>
-          <w:szCs w:val="20"/>
-          <w:lang w:val="de-DE" w:eastAsia="de-DE"/>
-        </w:rPr>
-        <w:t>Garbislander</w:t>
-      </w:r>
-      <w:proofErr w:type="spellEnd"/>
-      <w:r>
-        <w:rPr>
-          <w:rFonts w:ascii="Times New Roman" w:eastAsia="Times New Roman" w:hAnsi="Times New Roman" w:cs="Times New Roman"/>
-          <w:sz w:val="16"/>
-          <w:szCs w:val="20"/>
-          <w:lang w:val="de-DE" w:eastAsia="de-DE"/>
-        </w:rPr>
-        <w:t xml:space="preserve"> kritisiert in der Debatte die Gegner des Freihandelsabkommens TTIP. Hätte man den US-europäischen Pakt „vor rund zehn Jahren nicht verhindert, wäre es jetzt viel schwieriger für Trump, diese protektionistische Politik gegenüber Europa zu fahren“. Damals habe man „hochnäsig gesagt, dass wir TTIP nicht bräuchten. Jetzt haben wir erst recht die Probleme.“</w:t>
-      </w:r>
-    </w:p>
-    <w:p>
-      <w:pPr>
-        <w:spacing w:beforeAutospacing="1" w:afterAutospacing="1" w:line="240" w:lineRule="auto"/>
-        <w:rPr>
-          <w:rFonts w:ascii="Times New Roman" w:eastAsia="Times New Roman" w:hAnsi="Times New Roman" w:cs="Times New Roman"/>
-          <w:sz w:val="16"/>
-          <w:szCs w:val="20"/>
-          <w:lang w:val="de-DE" w:eastAsia="de-DE"/>
-        </w:rPr>
-      </w:pPr>
-      <w:r>
-        <w:rPr>
-          <w:rFonts w:ascii="Times New Roman" w:eastAsia="Times New Roman" w:hAnsi="Times New Roman" w:cs="Times New Roman"/>
-          <w:sz w:val="16"/>
-          <w:szCs w:val="20"/>
-          <w:lang w:val="de-DE" w:eastAsia="de-DE"/>
-        </w:rPr>
-        <w:t xml:space="preserve">Auch der Tiroler Industrie bereitet der Ausgang der US-Präsidentschaftswahl Sorgen. Der Sieg Donald </w:t>
-      </w:r>
-      <w:proofErr w:type="spellStart"/>
-      <w:r>
-        <w:rPr>
-          <w:rFonts w:ascii="Times New Roman" w:eastAsia="Times New Roman" w:hAnsi="Times New Roman" w:cs="Times New Roman"/>
-          <w:sz w:val="16"/>
-          <w:szCs w:val="20"/>
-          <w:lang w:val="de-DE" w:eastAsia="de-DE"/>
-        </w:rPr>
-        <w:t>Trumps</w:t>
-      </w:r>
-      <w:proofErr w:type="spellEnd"/>
-      <w:r>
-        <w:rPr>
-          <w:rFonts w:ascii="Times New Roman" w:eastAsia="Times New Roman" w:hAnsi="Times New Roman" w:cs="Times New Roman"/>
-          <w:sz w:val="16"/>
-          <w:szCs w:val="20"/>
-          <w:lang w:val="de-DE" w:eastAsia="de-DE"/>
-        </w:rPr>
-        <w:t xml:space="preserve"> „verdeutlicht einmal mehr, wie wichtig es für Europa und Österreich ist, unsere Eigenständigkeit weiter auszubauen“, sagt der Präsident der </w:t>
-      </w:r>
-      <w:proofErr w:type="spellStart"/>
-      <w:r>
-        <w:rPr>
-          <w:rFonts w:ascii="Times New Roman" w:eastAsia="Times New Roman" w:hAnsi="Times New Roman" w:cs="Times New Roman"/>
-          <w:sz w:val="16"/>
-          <w:szCs w:val="20"/>
-          <w:lang w:val="de-DE" w:eastAsia="de-DE"/>
-        </w:rPr>
-        <w:t>Industriellenvereinigung</w:t>
-      </w:r>
-      <w:proofErr w:type="spellEnd"/>
-      <w:r>
-        <w:rPr>
-          <w:rFonts w:ascii="Times New Roman" w:eastAsia="Times New Roman" w:hAnsi="Times New Roman" w:cs="Times New Roman"/>
-          <w:sz w:val="16"/>
-          <w:szCs w:val="20"/>
-          <w:lang w:val="de-DE" w:eastAsia="de-DE"/>
-        </w:rPr>
-        <w:t xml:space="preserve"> Tirol, Max Kloger. Die USA blieben zwar ein zentraler Handels- und Bündnispartner, aber Europas Antwort auf die „America First“-Politik müsse die Stärkung der europäischen Wettbewerbsfähigkeit und Innovationskraft sein, um global unabhängiger und selbstbewusster agieren zu können, fordert Kloger.</w:t>
+        <w:t>Auch der Tiroler Industrie bereitet der Ausgang der US-Präsidentschaftswahl Sorgen. Der Sieg Donald Trumps „verdeutlicht einmal mehr, wie wichtig es für Europa und Österreich ist, unsere Eigenständigkeit weiter auszubauen“, sagt der Präsident der Industriellenvereinigung Tirol, Max Kloger. Die USA blieben zwar ein zentraler Handels- und Bündnispartner, aber Europas Antwort auf die „America First“-Politik müsse die Stärkung der europäischen Wettbewerbsfähigkeit und Innovationskraft sein, um global unabhängiger und selbstbewusster agieren zu können, fordert Kloger.</w:t>
       </w:r>
     </w:p>
     <w:p>
@@ -8273,7 +7896,7 @@
                     </pic:cNvPicPr>
                   </pic:nvPicPr>
                   <pic:blipFill>
-                    <a:blip r:embed="rId27"/>
+                    <a:blip r:embed="rId32"/>
                     <a:stretch>
                       <a:fillRect/>
                     </a:stretch>
@@ -8385,10 +8008,12 @@
           <w:szCs w:val="20"/>
           <w:lang w:val="de-DE"/>
         </w:rPr>
-        <w:t xml:space="preserve">Der Österreicher Joseph Alois </w:t>
-      </w:r>
-      <w:proofErr w:type="spellStart"/>
-      <w:r>
+        <w:t xml:space="preserve">Der Österreicher Joseph Alois Schumpeter (1883 - 1950) gehört zu den einflussreichsten Wirtschafts- und Sozialwissenschaftlern des 20. Jahrhunderts. </w:t>
+      </w:r>
+    </w:p>
+    <w:p>
+      <w:pPr>
+        <w:spacing w:after="0"/>
         <w:rPr>
           <w:rFonts w:ascii="Arial" w:hAnsi="Arial" w:cs="Arial"/>
           <w:i/>
@@ -8397,9 +8022,7 @@
           <w:szCs w:val="20"/>
           <w:lang w:val="de-DE"/>
         </w:rPr>
-        <w:t>Schumpeter</w:t>
-      </w:r>
-      <w:proofErr w:type="spellEnd"/>
+      </w:pPr>
       <w:r>
         <w:rPr>
           <w:rFonts w:ascii="Arial" w:hAnsi="Arial" w:cs="Arial"/>
@@ -8409,7 +8032,7 @@
           <w:szCs w:val="20"/>
           <w:lang w:val="de-DE"/>
         </w:rPr>
-        <w:t xml:space="preserve"> (1883 - 1950) gehört zu den einflussreichsten Wirtschafts- und Sozialwissenschaftlern des 20. Jahrhunderts. </w:t>
+        <w:t xml:space="preserve">Das Problem der Volkswirtschaft ist bei Schumpeter nicht das Gleichgewicht, sondern der strukturelle Wandel, das Ungleichgewicht. Der eigentliche Träger der Volkswirtschaft ist deshalb der Innovator in Gestalt des Unternehmers. </w:t>
       </w:r>
     </w:p>
     <w:p>
@@ -8424,7 +8047,10 @@
           <w:lang w:val="de-DE"/>
         </w:rPr>
       </w:pPr>
-      <w:r>
+    </w:p>
+    <w:p>
+      <w:pPr>
+        <w:spacing w:after="0"/>
         <w:rPr>
           <w:rFonts w:ascii="Arial" w:hAnsi="Arial" w:cs="Arial"/>
           <w:i/>
@@ -8433,9 +8059,7 @@
           <w:szCs w:val="20"/>
           <w:lang w:val="de-DE"/>
         </w:rPr>
-        <w:t xml:space="preserve">Das Problem der Volkswirtschaft ist bei </w:t>
-      </w:r>
-      <w:proofErr w:type="spellStart"/>
+      </w:pPr>
       <w:r>
         <w:rPr>
           <w:rFonts w:ascii="Arial" w:hAnsi="Arial" w:cs="Arial"/>
@@ -8445,10 +8069,12 @@
           <w:szCs w:val="20"/>
           <w:lang w:val="de-DE"/>
         </w:rPr>
-        <w:t>Schumpeter</w:t>
-      </w:r>
-      <w:proofErr w:type="spellEnd"/>
-      <w:r>
+        <w:t xml:space="preserve">Den Kern des modernen Wirtschaftens macht die Innovation aus, die durch die Aufstellung einer neuen Produktionsfunktion zur "schöpferischen Zerstörung" führt. Aus diesem Denken heraus besteht die Rolle des Gewinns denn auch in seiner Funktion der Finanzierung künftiger Innovationen - der Gewinn ist so ein dringendes Gebot, um die Zukunft zu bewältigen. </w:t>
+      </w:r>
+    </w:p>
+    <w:p>
+      <w:pPr>
+        <w:spacing w:after="0"/>
         <w:rPr>
           <w:rFonts w:ascii="Arial" w:hAnsi="Arial" w:cs="Arial"/>
           <w:i/>
@@ -8457,9 +8083,7 @@
           <w:szCs w:val="20"/>
           <w:lang w:val="de-DE"/>
         </w:rPr>
-        <w:t xml:space="preserve"> nicht das Gleichgewicht, sondern der strukturelle Wandel, das Ungleichgewicht. Der eigentliche Träger der Volkswirtschaft ist deshalb der </w:t>
-      </w:r>
-      <w:proofErr w:type="spellStart"/>
+      </w:pPr>
       <w:r>
         <w:rPr>
           <w:rFonts w:ascii="Arial" w:hAnsi="Arial" w:cs="Arial"/>
@@ -8469,10 +8093,12 @@
           <w:szCs w:val="20"/>
           <w:lang w:val="de-DE"/>
         </w:rPr>
-        <w:t>Innovator</w:t>
-      </w:r>
-      <w:proofErr w:type="spellEnd"/>
-      <w:r>
+        <w:t xml:space="preserve">Er bemühte sich die "langen Wellen" der Konjunktur theoretisch und empirisch zu fundieren und nannte sie ihrem Entdecker zu Ehren "Kondratieff-Zyklen". </w:t>
+      </w:r>
+    </w:p>
+    <w:p>
+      <w:pPr>
+        <w:spacing w:after="0"/>
         <w:rPr>
           <w:rFonts w:ascii="Arial" w:hAnsi="Arial" w:cs="Arial"/>
           <w:i/>
@@ -8481,12 +8107,8 @@
           <w:szCs w:val="20"/>
           <w:lang w:val="de-DE"/>
         </w:rPr>
-        <w:t xml:space="preserve"> in Gestalt des Unternehmers. </w:t>
-      </w:r>
-    </w:p>
-    <w:p>
-      <w:pPr>
-        <w:spacing w:after="0"/>
+      </w:pPr>
+      <w:r>
         <w:rPr>
           <w:rFonts w:ascii="Arial" w:hAnsi="Arial" w:cs="Arial"/>
           <w:i/>
@@ -8495,7 +8117,8 @@
           <w:szCs w:val="20"/>
           <w:lang w:val="de-DE"/>
         </w:rPr>
-      </w:pPr>
+        <w:t xml:space="preserve">Technische Basisinnovationen, die meist im Abschwung der Konjunktur auftreten, haben eine lange Folge von Anschlussinnovationen zur Folge. Innovationen spielen eine große Rolle bei der kapitalistischen Entwicklung. Sie alle führen zu einem allgemeinen Wirtschaftsaufschwung. </w:t>
+      </w:r>
     </w:p>
     <w:p>
       <w:pPr>
@@ -8518,116 +8141,7 @@
           <w:szCs w:val="20"/>
           <w:lang w:val="de-DE"/>
         </w:rPr>
-        <w:t xml:space="preserve">Den Kern des modernen Wirtschaftens macht die Innovation aus, die durch die Aufstellung einer neuen Produktionsfunktion zur "schöpferischen Zerstörung" führt. Aus diesem Denken heraus besteht die Rolle des Gewinns denn auch in seiner Funktion der Finanzierung künftiger Innovationen - der Gewinn ist so ein dringendes Gebot, um die Zukunft zu bewältigen. </w:t>
-      </w:r>
-    </w:p>
-    <w:p>
-      <w:pPr>
-        <w:spacing w:after="0"/>
-        <w:rPr>
-          <w:rFonts w:ascii="Arial" w:hAnsi="Arial" w:cs="Arial"/>
-          <w:i/>
-          <w:iCs/>
-          <w:sz w:val="20"/>
-          <w:szCs w:val="20"/>
-          <w:lang w:val="de-DE"/>
-        </w:rPr>
-      </w:pPr>
-      <w:r>
-        <w:rPr>
-          <w:rFonts w:ascii="Arial" w:hAnsi="Arial" w:cs="Arial"/>
-          <w:i/>
-          <w:iCs/>
-          <w:sz w:val="20"/>
-          <w:szCs w:val="20"/>
-          <w:lang w:val="de-DE"/>
-        </w:rPr>
-        <w:t>Er bemühte sich die "langen Wellen" der Konjunktur theoretisch und empirisch zu fundieren und nannte sie ihrem Entdecker zu Ehren "</w:t>
-      </w:r>
-      <w:proofErr w:type="spellStart"/>
-      <w:r>
-        <w:rPr>
-          <w:rFonts w:ascii="Arial" w:hAnsi="Arial" w:cs="Arial"/>
-          <w:i/>
-          <w:iCs/>
-          <w:sz w:val="20"/>
-          <w:szCs w:val="20"/>
-          <w:lang w:val="de-DE"/>
-        </w:rPr>
-        <w:t>Kondratieff-Zyklen</w:t>
-      </w:r>
-      <w:proofErr w:type="spellEnd"/>
-      <w:r>
-        <w:rPr>
-          <w:rFonts w:ascii="Arial" w:hAnsi="Arial" w:cs="Arial"/>
-          <w:i/>
-          <w:iCs/>
-          <w:sz w:val="20"/>
-          <w:szCs w:val="20"/>
-          <w:lang w:val="de-DE"/>
-        </w:rPr>
-        <w:t xml:space="preserve">". </w:t>
-      </w:r>
-    </w:p>
-    <w:p>
-      <w:pPr>
-        <w:spacing w:after="0"/>
-        <w:rPr>
-          <w:rFonts w:ascii="Arial" w:hAnsi="Arial" w:cs="Arial"/>
-          <w:i/>
-          <w:iCs/>
-          <w:sz w:val="20"/>
-          <w:szCs w:val="20"/>
-          <w:lang w:val="de-DE"/>
-        </w:rPr>
-      </w:pPr>
-      <w:r>
-        <w:rPr>
-          <w:rFonts w:ascii="Arial" w:hAnsi="Arial" w:cs="Arial"/>
-          <w:i/>
-          <w:iCs/>
-          <w:sz w:val="20"/>
-          <w:szCs w:val="20"/>
-          <w:lang w:val="de-DE"/>
-        </w:rPr>
-        <w:t xml:space="preserve">Technische Basisinnovationen, die meist im Abschwung der Konjunktur auftreten, haben eine lange Folge von Anschlussinnovationen zur Folge. Innovationen spielen eine große Rolle bei der kapitalistischen Entwicklung. Sie alle führen zu einem allgemeinen Wirtschaftsaufschwung. </w:t>
-      </w:r>
-    </w:p>
-    <w:p>
-      <w:pPr>
-        <w:spacing w:after="0"/>
-        <w:rPr>
-          <w:rFonts w:ascii="Arial" w:hAnsi="Arial" w:cs="Arial"/>
-          <w:i/>
-          <w:iCs/>
-          <w:sz w:val="20"/>
-          <w:szCs w:val="20"/>
-          <w:lang w:val="de-DE"/>
-        </w:rPr>
-      </w:pPr>
-      <w:proofErr w:type="spellStart"/>
-      <w:r>
-        <w:rPr>
-          <w:rFonts w:ascii="Arial" w:hAnsi="Arial" w:cs="Arial"/>
-          <w:i/>
-          <w:iCs/>
-          <w:sz w:val="20"/>
-          <w:szCs w:val="20"/>
-          <w:lang w:val="de-DE"/>
-        </w:rPr>
-        <w:t>Schumpeters</w:t>
-      </w:r>
-      <w:proofErr w:type="spellEnd"/>
-      <w:r>
-        <w:rPr>
-          <w:rFonts w:ascii="Arial" w:hAnsi="Arial" w:cs="Arial"/>
-          <w:i/>
-          <w:iCs/>
-          <w:sz w:val="20"/>
-          <w:szCs w:val="20"/>
-          <w:lang w:val="de-DE"/>
-        </w:rPr>
-        <w:t xml:space="preserve"> zyklische Entwicklungstheorie kennt daher kein kontinuierliches Wachstum und kein Marktgleichgewicht.</w:t>
+        <w:t>Schumpeters zyklische Entwicklungstheorie kennt daher kein kontinuierliches Wachstum und kein Marktgleichgewicht.</w:t>
       </w:r>
     </w:p>
     <w:p>
@@ -8895,16 +8409,7 @@
           <w:sz w:val="24"/>
           <w:szCs w:val="24"/>
         </w:rPr>
-        <w:t xml:space="preserve">Sektoren der </w:t>
-      </w:r>
-      <w:r>
-        <w:rPr>
-          <w:rFonts w:ascii="Arial" w:hAnsi="Arial" w:cs="Arial"/>
-          <w:b/>
-          <w:sz w:val="24"/>
-          <w:szCs w:val="24"/>
-        </w:rPr>
-        <w:t>Beschäftigung:</w:t>
+        <w:t>Sektoren der Beschäftigung:</w:t>
       </w:r>
     </w:p>
     <w:p>
@@ -9500,7 +9005,7 @@
                     </pic:cNvPicPr>
                   </pic:nvPicPr>
                   <pic:blipFill>
-                    <a:blip r:embed="rId28"/>
+                    <a:blip r:embed="rId33"/>
                     <a:stretch>
                       <a:fillRect/>
                     </a:stretch>
@@ -9570,19 +9075,7 @@
           <w:sz w:val="20"/>
           <w:szCs w:val="20"/>
         </w:rPr>
-        <w:t xml:space="preserve">Diese Abbildung zeigt, wie sich der Anteil der Beschäftigten in den Sektoren </w:t>
-      </w:r>
-      <w:r>
-        <w:rPr>
-          <w:rFonts w:ascii="Arial" w:hAnsi="Arial" w:cs="Arial"/>
-          <w:b/>
-          <w:bCs/>
-          <w:i/>
-          <w:iCs/>
-          <w:sz w:val="20"/>
-          <w:szCs w:val="20"/>
-        </w:rPr>
-        <w:t>verändert hat</w:t>
+        <w:t>Diese Abbildung zeigt, wie sich der Anteil der Beschäftigten in den Sektoren verändert hat</w:t>
       </w:r>
     </w:p>
     <w:p>
@@ -9618,7 +9111,7 @@
                     </pic:cNvPicPr>
                   </pic:nvPicPr>
                   <pic:blipFill>
-                    <a:blip r:embed="rId29"/>
+                    <a:blip r:embed="rId34"/>
                     <a:stretch>
                       <a:fillRect/>
                     </a:stretch>
@@ -10053,7 +9546,7 @@
           <w:szCs w:val="20"/>
         </w:rPr>
       </w:pPr>
-      <w:hyperlink r:id="rId30">
+      <w:hyperlink r:id="rId35">
         <w:r>
           <w:rPr>
             <w:rStyle w:val="Hyperlink"/>
@@ -10095,7 +9588,7 @@
           <w:szCs w:val="20"/>
         </w:rPr>
       </w:pPr>
-      <w:hyperlink r:id="rId31">
+      <w:hyperlink r:id="rId36">
         <w:r>
           <w:rPr>
             <w:rStyle w:val="Hyperlink"/>
@@ -10148,29 +9641,19 @@
         </w:rPr>
         <w:t xml:space="preserve">E-Auto, 10 min: </w:t>
       </w:r>
-      <w:r>
-        <w:fldChar w:fldCharType="begin"/>
-      </w:r>
-      <w:r>
-        <w:instrText>HYPERLINK "https://youtu.be/dRUbqJFD_EQ" \h</w:instrText>
-      </w:r>
-      <w:r>
-        <w:fldChar w:fldCharType="separate"/>
-      </w:r>
-      <w:r>
-        <w:rPr>
-          <w:rStyle w:val="Hyperlink"/>
-          <w:rFonts w:ascii="Arial" w:hAnsi="Arial" w:cs="Arial"/>
-          <w:i/>
-          <w:iCs/>
-          <w:sz w:val="20"/>
-          <w:szCs w:val="20"/>
-        </w:rPr>
-        <w:t>https://youtu.be/dRUbqJFD_EQ</w:t>
-      </w:r>
-      <w:r>
-        <w:fldChar w:fldCharType="end"/>
-      </w:r>
+      <w:hyperlink r:id="rId37">
+        <w:r>
+          <w:rPr>
+            <w:rStyle w:val="Hyperlink"/>
+            <w:rFonts w:ascii="Arial" w:hAnsi="Arial" w:cs="Arial"/>
+            <w:i/>
+            <w:iCs/>
+            <w:sz w:val="20"/>
+            <w:szCs w:val="20"/>
+          </w:rPr>
+          <w:t>https://youtu.be/dRUbqJFD_EQ</w:t>
+        </w:r>
+      </w:hyperlink>
     </w:p>
     <w:p>
       <w:pPr>
@@ -10292,7 +9775,7 @@
                     </pic:cNvPicPr>
                   </pic:nvPicPr>
                   <pic:blipFill>
-                    <a:blip r:embed="rId32"/>
+                    <a:blip r:embed="rId38"/>
                     <a:stretch>
                       <a:fillRect/>
                     </a:stretch>
@@ -10540,7 +10023,7 @@
                     </pic:cNvPicPr>
                   </pic:nvPicPr>
                   <pic:blipFill>
-                    <a:blip r:embed="rId33"/>
+                    <a:blip r:embed="rId39"/>
                     <a:stretch>
                       <a:fillRect/>
                     </a:stretch>
@@ -10936,29 +10419,19 @@
         </w:rPr>
         <w:t xml:space="preserve">CO2-Rechner: </w:t>
       </w:r>
-      <w:r>
-        <w:fldChar w:fldCharType="begin"/>
-      </w:r>
-      <w:r>
-        <w:instrText>HYPERLINK "https://www.co2-rechner.at/" \h</w:instrText>
-      </w:r>
-      <w:r>
-        <w:fldChar w:fldCharType="separate"/>
-      </w:r>
-      <w:r>
-        <w:rPr>
-          <w:rStyle w:val="Hyperlink"/>
-          <w:rFonts w:ascii="Arial" w:hAnsi="Arial" w:cs="Arial"/>
-          <w:i/>
-          <w:iCs/>
-          <w:sz w:val="20"/>
-          <w:szCs w:val="20"/>
-        </w:rPr>
-        <w:t>https://www.co2-rechner.at</w:t>
-      </w:r>
-      <w:r>
-        <w:fldChar w:fldCharType="end"/>
-      </w:r>
+      <w:hyperlink r:id="rId40">
+        <w:r>
+          <w:rPr>
+            <w:rStyle w:val="Hyperlink"/>
+            <w:rFonts w:ascii="Arial" w:hAnsi="Arial" w:cs="Arial"/>
+            <w:i/>
+            <w:iCs/>
+            <w:sz w:val="20"/>
+            <w:szCs w:val="20"/>
+          </w:rPr>
+          <w:t>https://www.co2-rechner.at</w:t>
+        </w:r>
+      </w:hyperlink>
     </w:p>
     <w:p>
       <w:pPr>
@@ -10988,29 +10461,19 @@
         </w:rPr>
         <w:t xml:space="preserve">Ökologischer Fußabdruck: </w:t>
       </w:r>
-      <w:r>
-        <w:fldChar w:fldCharType="begin"/>
-      </w:r>
-      <w:r>
-        <w:instrText>HYPERLINK "https://www.mein-fussabdruck.at/" \h</w:instrText>
-      </w:r>
-      <w:r>
-        <w:fldChar w:fldCharType="separate"/>
-      </w:r>
-      <w:r>
-        <w:rPr>
-          <w:rStyle w:val="Hyperlink"/>
-          <w:rFonts w:ascii="Arial" w:hAnsi="Arial" w:cs="Arial"/>
-          <w:i/>
-          <w:iCs/>
-          <w:sz w:val="20"/>
-          <w:szCs w:val="20"/>
-        </w:rPr>
-        <w:t>https://www.mein-fussabdruck.at/</w:t>
-      </w:r>
-      <w:r>
-        <w:fldChar w:fldCharType="end"/>
-      </w:r>
+      <w:hyperlink r:id="rId41">
+        <w:r>
+          <w:rPr>
+            <w:rStyle w:val="Hyperlink"/>
+            <w:rFonts w:ascii="Arial" w:hAnsi="Arial" w:cs="Arial"/>
+            <w:i/>
+            <w:iCs/>
+            <w:sz w:val="20"/>
+            <w:szCs w:val="20"/>
+          </w:rPr>
+          <w:t>https://www.mein-fussabdruck.at/</w:t>
+        </w:r>
+      </w:hyperlink>
     </w:p>
     <w:p>
       <w:pPr>
@@ -11040,29 +10503,19 @@
         </w:rPr>
         <w:t xml:space="preserve">Ökologischer Rucksack: </w:t>
       </w:r>
-      <w:r>
-        <w:fldChar w:fldCharType="begin"/>
-      </w:r>
-      <w:r>
-        <w:instrText>HYPERLINK "https://ressourcen-rechner.de/" \h</w:instrText>
-      </w:r>
-      <w:r>
-        <w:fldChar w:fldCharType="separate"/>
-      </w:r>
-      <w:r>
-        <w:rPr>
-          <w:rStyle w:val="Hyperlink"/>
-          <w:rFonts w:ascii="Arial" w:hAnsi="Arial" w:cs="Arial"/>
-          <w:i/>
-          <w:iCs/>
-          <w:sz w:val="20"/>
-          <w:szCs w:val="20"/>
-        </w:rPr>
-        <w:t>https://ressourcen-rechner.de/</w:t>
-      </w:r>
-      <w:r>
-        <w:fldChar w:fldCharType="end"/>
-      </w:r>
+      <w:hyperlink r:id="rId42">
+        <w:r>
+          <w:rPr>
+            <w:rStyle w:val="Hyperlink"/>
+            <w:rFonts w:ascii="Arial" w:hAnsi="Arial" w:cs="Arial"/>
+            <w:i/>
+            <w:iCs/>
+            <w:sz w:val="20"/>
+            <w:szCs w:val="20"/>
+          </w:rPr>
+          <w:t>https://ressourcen-rechner.de/</w:t>
+        </w:r>
+      </w:hyperlink>
     </w:p>
     <w:p>
       <w:pPr>
@@ -11097,7 +10550,7 @@
         </w:rPr>
         <w:t xml:space="preserve"> </w:t>
       </w:r>
-      <w:hyperlink r:id="rId34">
+      <w:hyperlink r:id="rId43">
         <w:r>
           <w:rPr>
             <w:rStyle w:val="Hyperlink"/>
@@ -11206,15 +10659,7 @@
           <w:sz w:val="24"/>
           <w:szCs w:val="24"/>
         </w:rPr>
-        <w:t xml:space="preserve">Letztendlich entscheidet leider oft der Preis der Produkte! Jedoch billig zu kaufen, ist meist teuer bezahlt – teuer für ausgebeutete Arbeiter und Arbeiterinnen und teuer für die Umwelt aufgrund </w:t>
-      </w:r>
-      <w:r>
-        <w:rPr>
-          <w:rFonts w:ascii="Arial" w:hAnsi="Arial" w:cs="Arial"/>
-          <w:sz w:val="24"/>
-          <w:szCs w:val="24"/>
-        </w:rPr>
-        <w:t>verschmutzter Gewässer, verpesteter Luft und verseuchter, ausgebeuteter Böden. Unsere Konsumgewohnheiten haben also immer Konsequenzen!</w:t>
+        <w:t>Letztendlich entscheidet leider oft der Preis der Produkte! Jedoch billig zu kaufen, ist meist teuer bezahlt – teuer für ausgebeutete Arbeiter und Arbeiterinnen und teuer für die Umwelt aufgrund verschmutzter Gewässer, verpesteter Luft und verseuchter, ausgebeuteter Böden. Unsere Konsumgewohnheiten haben also immer Konsequenzen!</w:t>
       </w:r>
     </w:p>
     <w:p>
@@ -11823,15 +11268,7 @@
           <w:sz w:val="24"/>
           <w:szCs w:val="24"/>
         </w:rPr>
-        <w:t xml:space="preserve">Die soziale Marktwirtschaft </w:t>
-      </w:r>
-      <w:r>
-        <w:rPr>
-          <w:rFonts w:ascii="Arial" w:hAnsi="Arial" w:cs="Arial"/>
-          <w:sz w:val="24"/>
-          <w:szCs w:val="24"/>
-        </w:rPr>
-        <w:t>etablierte sich und damit kam es zu neuen Herausforderungen wie:</w:t>
+        <w:t>Die soziale Marktwirtschaft etablierte sich und damit kam es zu neuen Herausforderungen wie:</w:t>
       </w:r>
     </w:p>
     <w:p>
@@ -11859,29 +11296,19 @@
         </w:rPr>
         <w:t xml:space="preserve">Demografischer Wandel und Überalterung: Der Anstieg der Lebenserwartung und der Geburtenrückgang führen zu steigenden Sozialausgaben für z.B. Pflege, Pensionen u.a. und zunehmenden Problemen bei der Finanzierbarkeit. </w:t>
       </w:r>
-      <w:r>
-        <w:fldChar w:fldCharType="begin"/>
-      </w:r>
-      <w:r>
-        <w:instrText>HYPERLINK "https://unric.org/de/weltbevoelkerung28032023/" \h</w:instrText>
-      </w:r>
-      <w:r>
-        <w:fldChar w:fldCharType="separate"/>
-      </w:r>
-      <w:r>
-        <w:rPr>
-          <w:rStyle w:val="Hyperlink"/>
-          <w:rFonts w:ascii="Arial" w:hAnsi="Arial" w:cs="Arial"/>
-          <w:i/>
-          <w:iCs/>
-          <w:sz w:val="20"/>
-          <w:szCs w:val="20"/>
-        </w:rPr>
-        <w:t>https://unric.org/de/weltbevoelkerung28032023/</w:t>
-      </w:r>
-      <w:r>
-        <w:fldChar w:fldCharType="end"/>
-      </w:r>
+      <w:hyperlink r:id="rId44">
+        <w:r>
+          <w:rPr>
+            <w:rStyle w:val="Hyperlink"/>
+            <w:rFonts w:ascii="Arial" w:hAnsi="Arial" w:cs="Arial"/>
+            <w:i/>
+            <w:iCs/>
+            <w:sz w:val="20"/>
+            <w:szCs w:val="20"/>
+          </w:rPr>
+          <w:t>https://unric.org/de/weltbevoelkerung28032023/</w:t>
+        </w:r>
+      </w:hyperlink>
     </w:p>
     <w:p>
       <w:pPr>
@@ -12108,7 +11535,7 @@
                     </pic:cNvPicPr>
                   </pic:nvPicPr>
                   <pic:blipFill>
-                    <a:blip r:embed="rId35"/>
+                    <a:blip r:embed="rId45"/>
                     <a:stretch>
                       <a:fillRect/>
                     </a:stretch>
@@ -12264,7 +11691,7 @@
                     </pic:cNvPicPr>
                   </pic:nvPicPr>
                   <pic:blipFill>
-                    <a:blip r:embed="rId36"/>
+                    <a:blip r:embed="rId46"/>
                     <a:stretch>
                       <a:fillRect/>
                     </a:stretch>
@@ -12365,7 +11792,7 @@
           <w:color w:val="0070C0"/>
         </w:rPr>
       </w:pPr>
-      <w:hyperlink r:id="rId37">
+      <w:hyperlink r:id="rId47">
         <w:r>
           <w:rPr>
             <w:rStyle w:val="Hyperlink"/>
@@ -12515,7 +11942,7 @@
           <w:sz w:val="20"/>
           <w:szCs w:val="20"/>
         </w:rPr>
-        <w:t>Die im Auftrag des „Club of Rome“ erstellte Studie, die in Buchform über 30 Millionen Mal in 30 Sprachen verkauft wurde, löste eine breite Diskussion über die natürlichen Grenzen der Menschheit aus. Die Ökologin Donella Meadows (1941–2002) und der Ökonom Dennis Meadows vom Massachusetts Institute of Technology (MIT) hatten mit Kollegen ein Computermodell entwickelt und verschiedene Entwicklungspfade der Menschheit simuliert. Sie kamen zum Schluss, dass eine strikte Kontrolle von Bevölkerungs- und Wirtschaft</w:t>
+        <w:t xml:space="preserve">Die im Auftrag des „Club of Rome“ erstellte Studie, die in Buchform über 30 Millionen Mal in 30 Sprachen verkauft wurde, löste eine breite Diskussion über die natürlichen Grenzen der Menschheit aus. Die Ökologin Donella Meadows (1941–2002) und der Ökonom Dennis Meadows vom Massachusetts Institute of Technology (MIT) hatten mit Kollegen ein Computermodell entwickelt und verschiedene Entwicklungspfade der Menschheit simuliert. Sie kamen zum Schluss, dass eine strikte Kontrolle von Bevölkerungs- und Wirtschaftswachstum notwendig sei, </w:t>
       </w:r>
       <w:r>
         <w:rPr>
@@ -12526,7 +11953,8 @@
           <w:sz w:val="20"/>
           <w:szCs w:val="20"/>
         </w:rPr>
-        <w:t xml:space="preserve">swachstum notwendig sei, </w:t>
+        <w:lastRenderedPageBreak/>
+        <w:t>um ein Gleichgewicht zwischen der Entwicklung der Menschheit und den planetaren Grenzen herzustellen.</w:t>
       </w:r>
       <w:r>
         <w:rPr>
@@ -12537,8 +11965,7 @@
           <w:sz w:val="20"/>
           <w:szCs w:val="20"/>
         </w:rPr>
-        <w:lastRenderedPageBreak/>
-        <w:t>um ein Gleichgewicht zwischen der Entwicklung der Menschheit und den planetaren Grenzen herzustellen.</w:t>
+        <w:br/>
       </w:r>
       <w:r>
         <w:rPr>
@@ -12550,6 +11977,7 @@
           <w:szCs w:val="20"/>
         </w:rPr>
         <w:br/>
+        <w:t>Sollten aber Weltbevölkerung, Umweltverschmutzung, Nahrungsmittelproduktion und Ausbeutung von Rohstoffen unverändert zunehmen, würden die Wachstumsgrenzen auf der Erde erreicht. Und dies würde mit großer Wahrscheinlichkeit zu einem raschen und nicht aufhaltbaren Absinken der Bevölkerungszahl, der Ressourcen und des Wirtschaftswachstums führen – verbunden mit schweren Krisen bis hin zum Zusammenbruch der Gesellschaft.</w:t>
       </w:r>
       <w:r>
         <w:rPr>
@@ -12561,7 +11989,6 @@
           <w:szCs w:val="20"/>
         </w:rPr>
         <w:br/>
-        <w:t>Sollten aber Weltbevölkerung, Umweltverschmutzung, Nahrungsmittelproduktion und Ausbeutung von Rohstoffen unverändert zunehmen, würden die Wachstumsgrenzen auf der Erde erreicht. Und dies würde mit großer Wahrscheinlichkeit zu einem raschen und nicht aufhaltbaren Absinken der Bevölkerungszahl, der Ressourcen und des Wirtschaftswachstums führen – verbunden mit schweren Krisen bis hi</w:t>
       </w:r>
       <w:r>
         <w:rPr>
@@ -12572,7 +11999,8 @@
           <w:sz w:val="20"/>
           <w:szCs w:val="20"/>
         </w:rPr>
-        <w:t>n zum Zusammenbruch der Gesellschaft.</w:t>
+        <w:br/>
+        <w:t>„Die Menschheit hat die Tragfähigkeit der Erde schon vor mindestens zwei Jahrzehnten überschritten. Daher ist es nicht mehr möglich, ein Kippen der von uns berechneten Variablen zu vermeiden“, betonte Dennis Meadows anlässlich des Jahrestags. Zweifelsfrei werde die Nutzung des Planeten wieder auf ein nachhaltiges Niveau sinken. „Aber so sicher das Ergebnis ist, die Mittel sind es nicht: Es wird sich entweder durch proaktives gesellschaftliches Handeln einstellen oder durch die Katastrophen erzwungen.“</w:t>
       </w:r>
       <w:r>
         <w:rPr>
@@ -12595,7 +12023,7 @@
           <w:szCs w:val="20"/>
         </w:rPr>
         <w:br/>
-        <w:t>„Die Menschheit hat die Tragfähigkeit der Erde schon vor mindestens zwei Jahrzehnten überschritten. Daher ist es nicht mehr möglich, ein Kippen der von uns berechneten Variablen zu vermeiden“, betonte Dennis Meadows anlässlich des Jahrestags. Zweifelsfrei werde die Nutzung des Planeten wieder auf ein nachhaltiges Niveau sinken. „Aber so sicher das Ergebnis ist, die Mittel sind es nicht: Es wird sich entweder durch proaktives gesellschaftliches Handeln einstellen oder d</w:t>
+        <w:t>Er empfiehlt drei Initiativen: „Erstens: Anerkennen, dass die Periode des globalen Wachstums beendet ist. Zweitens: Entwicklung neuer Gesellschafts-, Wirtschafts-, Politik- und Naturwissenschaften, die der Menschheit realistische Optionen aufzeigen und sie bei der Wahl dieser Optionen im kommenden Jahrhundert des Schrumpfens leiten werden. Drittens: Verlagerung allen Handelns auf allen Ebenen – persönlich, in der Familie, zu Hause, in Organisationen, Gemeinschaften, auf der ganzen Welt – zu mehr Resilienz, mehr Anpassungsfähigkeit.“</w:t>
       </w:r>
       <w:r>
         <w:rPr>
@@ -12606,7 +12034,7 @@
           <w:sz w:val="20"/>
           <w:szCs w:val="20"/>
         </w:rPr>
-        <w:t>urch die Katastrophen erzwungen.“</w:t>
+        <w:br/>
       </w:r>
       <w:r>
         <w:rPr>
@@ -12618,6 +12046,7 @@
           <w:szCs w:val="20"/>
         </w:rPr>
         <w:br/>
+        <w:t>Für die Politikwissenschafter Alina Brad und Ulrich Brand von der Uni Wien ist die vor 50 Jahren veröffentlichte Studie „von dramatischer Aktualität und zeigt das Versagen der Politik“. Dass „Die Grenzen des Wachstums“ eine so breite Resonanz ausgelöst habe, sei wohl weniger auf die wissenschaftlichen Ergebnisse zurückzuführen, sondern auf den Unmut über die gesellschaftlichen Entwicklungen. Heute würden dafür die Berichte des Weltklimarats IPCC stehen. Brad: „Die Gesellschaft entwickelt über solche Studien ein Verständnis ihrer Probleme und Krisen, aber auch über verschiedene Handlungsoptionen. Doch die Politik appelliere nur an die Individuen, ökologischer zu konsumieren, lasse aber „die wirtschaftlich Mächtigen weitgehend unangetastet“.</w:t>
       </w:r>
       <w:r>
         <w:rPr>
@@ -12629,7 +12058,6 @@
           <w:szCs w:val="20"/>
         </w:rPr>
         <w:br/>
-        <w:t>Er empfiehlt drei Initiativen: „Erstens: Anerkennen, dass die Periode des globalen Wachstums beendet ist. Zweitens: Entwicklung neuer Gesellschafts-, Wirtschafts-, Politik- und Naturwissenschaften, die der Menschheit realistische Optionen aufzeigen und sie bei der Wahl dieser Optionen im kommenden Jahrhundert des Schrumpfens leiten werden. Drittens: Verlagerung allen Handelns auf allen Ebenen – persönlich, in der Familie, zu Hause, in Organisationen, Gemeinschaften, auf de</w:t>
       </w:r>
       <w:r>
         <w:rPr>
@@ -12640,75 +12068,8 @@
           <w:sz w:val="20"/>
           <w:szCs w:val="20"/>
         </w:rPr>
-        <w:t>r ganzen Welt – zu mehr Resilienz, mehr Anpassungsfähigkeit.“</w:t>
-      </w:r>
-      <w:r>
-        <w:rPr>
-          <w:rFonts w:ascii="Arial" w:hAnsi="Arial" w:cs="Arial"/>
-          <w:i/>
-          <w:iCs/>
-          <w:color w:val="2F5496" w:themeColor="accent5" w:themeShade="BF"/>
-          <w:sz w:val="20"/>
-          <w:szCs w:val="20"/>
-        </w:rPr>
         <w:br/>
-      </w:r>
-      <w:r>
-        <w:rPr>
-          <w:rFonts w:ascii="Arial" w:hAnsi="Arial" w:cs="Arial"/>
-          <w:i/>
-          <w:iCs/>
-          <w:color w:val="2F5496" w:themeColor="accent5" w:themeShade="BF"/>
-          <w:sz w:val="20"/>
-          <w:szCs w:val="20"/>
-        </w:rPr>
-        <w:br/>
-        <w:t>Für die Politikwissenschafter Alina Brad und Ulrich Brand von der Uni Wien ist die vor 50 Jahren veröffentlichte Studie „von dramatischer Aktualität und zeigt das Versagen der Politik“. Dass „Die Grenzen des Wachstums“ eine so breite Resonanz ausgelöst habe, sei wohl weniger auf die wissenschaftlichen Ergebnisse zurückzuführen, sondern auf den Unmut über die gesellschaftlichen Entwicklungen. Heute würden dafür die Berichte des Weltklimarats IPCC</w:t>
-      </w:r>
-      <w:r>
-        <w:rPr>
-          <w:rFonts w:ascii="Arial" w:hAnsi="Arial" w:cs="Arial"/>
-          <w:i/>
-          <w:iCs/>
-          <w:color w:val="2F5496" w:themeColor="accent5" w:themeShade="BF"/>
-          <w:sz w:val="20"/>
-          <w:szCs w:val="20"/>
-        </w:rPr>
-        <w:t xml:space="preserve"> stehen. Brad: „Die Gesellschaft entwickelt über solche Studien ein Verständnis ihrer Probleme und Krisen, aber auch über verschiedene Handlungsoptionen. Doch die Politik appelliere nur an die Individuen, ökologischer zu konsumieren, lasse aber „die wirtschaftlich Mächtigen weitgehend unangetastet“.</w:t>
-      </w:r>
-      <w:r>
-        <w:rPr>
-          <w:rFonts w:ascii="Arial" w:hAnsi="Arial" w:cs="Arial"/>
-          <w:i/>
-          <w:iCs/>
-          <w:color w:val="2F5496" w:themeColor="accent5" w:themeShade="BF"/>
-          <w:sz w:val="20"/>
-          <w:szCs w:val="20"/>
-        </w:rPr>
-        <w:br/>
-      </w:r>
-      <w:r>
-        <w:rPr>
-          <w:rFonts w:ascii="Arial" w:hAnsi="Arial" w:cs="Arial"/>
-          <w:i/>
-          <w:iCs/>
-          <w:color w:val="2F5496" w:themeColor="accent5" w:themeShade="BF"/>
-          <w:sz w:val="20"/>
-          <w:szCs w:val="20"/>
-        </w:rPr>
-        <w:br/>
-        <w:t>Die Wissenschaftler erinnern an den Vorschlag in der Studie, auch das Kapitalwachstum zu begrenzen und wirtschaftliche Gleichgewichte zu schaffen. Doch der Expansionsdrang der kapitalistischen Wirtschaft habe s</w:t>
-      </w:r>
-      <w:r>
-        <w:rPr>
-          <w:rFonts w:ascii="Arial" w:hAnsi="Arial" w:cs="Arial"/>
-          <w:i/>
-          <w:iCs/>
-          <w:color w:val="2F5496" w:themeColor="accent5" w:themeShade="BF"/>
-          <w:sz w:val="20"/>
-          <w:szCs w:val="20"/>
-        </w:rPr>
-        <w:t>ich eher intensiviert. Gemeinsam mit Autoren aus 13 Ländern sprechen sie sich u. a. für „gesellschaftlich ausgehandelte und politisch abgesicherte Obergrenzen für Konsum“ aus, die zur gesellschaftlichen Norm werden müssten. Für Brand ist „ein Leben in Freiheit eben nicht, immer und überall tun zu können, was man will – wenn man das Geld dafür hat. Es müssen auch die Auswirkungen auf andere Menschen und auf die Natur berücksichtigt werden.“ (TT, APA)</w:t>
+        <w:t>Die Wissenschaftler erinnern an den Vorschlag in der Studie, auch das Kapitalwachstum zu begrenzen und wirtschaftliche Gleichgewichte zu schaffen. Doch der Expansionsdrang der kapitalistischen Wirtschaft habe sich eher intensiviert. Gemeinsam mit Autoren aus 13 Ländern sprechen sie sich u. a. für „gesellschaftlich ausgehandelte und politisch abgesicherte Obergrenzen für Konsum“ aus, die zur gesellschaftlichen Norm werden müssten. Für Brand ist „ein Leben in Freiheit eben nicht, immer und überall tun zu können, was man will – wenn man das Geld dafür hat. Es müssen auch die Auswirkungen auf andere Menschen und auf die Natur berücksichtigt werden.“ (TT, APA)</w:t>
       </w:r>
       <w:r>
         <w:rPr>
@@ -12891,7 +12252,7 @@
           <w:szCs w:val="22"/>
         </w:rPr>
       </w:pPr>
-      <w:hyperlink r:id="rId38">
+      <w:hyperlink r:id="rId48">
         <w:r>
           <w:rPr>
             <w:rStyle w:val="Hyperlink"/>
@@ -13089,7 +12450,7 @@
           <w:szCs w:val="20"/>
         </w:rPr>
       </w:pPr>
-      <w:hyperlink r:id="rId39">
+      <w:hyperlink r:id="rId49">
         <w:r>
           <w:rPr>
             <w:rStyle w:val="Hyperlink"/>
@@ -13780,18 +13141,7 @@
           <w:sz w:val="20"/>
           <w:szCs w:val="20"/>
         </w:rPr>
-        <w:t xml:space="preserve">Ordne die acht Inhalte in der folgenden Tabelle nach Jahren geordnet ein! Du brauchst dazu die </w:t>
-      </w:r>
-      <w:r>
-        <w:rPr>
-          <w:rFonts w:ascii="Arial" w:hAnsi="Arial" w:cs="Arial"/>
-          <w:b/>
-          <w:i/>
-          <w:color w:val="0070C0"/>
-          <w:sz w:val="20"/>
-          <w:szCs w:val="20"/>
-        </w:rPr>
-        <w:t>Abb. im Buch 183.1!</w:t>
+        <w:t>Ordne die acht Inhalte in der folgenden Tabelle nach Jahren geordnet ein! Du brauchst dazu die Abb. im Buch 183.1!</w:t>
       </w:r>
     </w:p>
     <w:p>
@@ -14851,6 +14201,622 @@
         </w:rPr>
       </w:pPr>
     </w:p>
+    <w:tbl>
+      <w:tblPr>
+        <w:tblW w:w="0" w:type="auto"/>
+        <w:tblCellSpacing w:w="15" w:type="dxa"/>
+        <w:tblCellMar>
+          <w:top w:w="15" w:type="dxa"/>
+          <w:left w:w="15" w:type="dxa"/>
+          <w:bottom w:w="15" w:type="dxa"/>
+          <w:right w:w="15" w:type="dxa"/>
+        </w:tblCellMar>
+        <w:tblLook w:val="04A0" w:firstRow="1" w:lastRow="0" w:firstColumn="1" w:lastColumn="0" w:noHBand="0" w:noVBand="1"/>
+      </w:tblPr>
+      <w:tblGrid>
+        <w:gridCol w:w="944"/>
+        <w:gridCol w:w="4006"/>
+        <w:gridCol w:w="4122"/>
+      </w:tblGrid>
+      <w:tr>
+        <w:trPr>
+          <w:tblHeader/>
+          <w:tblCellSpacing w:w="15" w:type="dxa"/>
+        </w:trPr>
+        <w:tc>
+          <w:tcPr>
+            <w:tcW w:w="0" w:type="auto"/>
+            <w:vAlign w:val="center"/>
+            <w:hideMark/>
+          </w:tcPr>
+          <w:p>
+            <w:pPr>
+              <w:spacing w:after="0"/>
+              <w:rPr>
+                <w:rFonts w:ascii="Arial" w:hAnsi="Arial" w:cs="Arial"/>
+                <w:b/>
+                <w:bCs/>
+                <w:sz w:val="24"/>
+                <w:szCs w:val="24"/>
+                <w:lang w:val="en-US"/>
+              </w:rPr>
+            </w:pPr>
+            <w:r>
+              <w:rPr>
+                <w:rFonts w:ascii="Arial" w:hAnsi="Arial" w:cs="Arial"/>
+                <w:b/>
+                <w:bCs/>
+                <w:sz w:val="24"/>
+                <w:szCs w:val="24"/>
+                <w:lang w:val="en-US"/>
+              </w:rPr>
+              <w:t>Ab Jahr</w:t>
+            </w:r>
+          </w:p>
+        </w:tc>
+        <w:tc>
+          <w:tcPr>
+            <w:tcW w:w="0" w:type="auto"/>
+            <w:vAlign w:val="center"/>
+            <w:hideMark/>
+          </w:tcPr>
+          <w:p>
+            <w:pPr>
+              <w:spacing w:after="0"/>
+              <w:rPr>
+                <w:rFonts w:ascii="Arial" w:hAnsi="Arial" w:cs="Arial"/>
+                <w:b/>
+                <w:bCs/>
+                <w:sz w:val="24"/>
+                <w:szCs w:val="24"/>
+                <w:lang w:val="en-US"/>
+              </w:rPr>
+            </w:pPr>
+            <w:r>
+              <w:rPr>
+                <w:rFonts w:ascii="Arial" w:hAnsi="Arial" w:cs="Arial"/>
+                <w:b/>
+                <w:bCs/>
+                <w:sz w:val="24"/>
+                <w:szCs w:val="24"/>
+                <w:lang w:val="en-US"/>
+              </w:rPr>
+              <w:t>Ziele der Wirtschaftspolitik</w:t>
+            </w:r>
+          </w:p>
+        </w:tc>
+        <w:tc>
+          <w:tcPr>
+            <w:tcW w:w="0" w:type="auto"/>
+            <w:vAlign w:val="center"/>
+            <w:hideMark/>
+          </w:tcPr>
+          <w:p>
+            <w:pPr>
+              <w:spacing w:after="0"/>
+              <w:rPr>
+                <w:rFonts w:ascii="Arial" w:hAnsi="Arial" w:cs="Arial"/>
+                <w:b/>
+                <w:bCs/>
+                <w:sz w:val="24"/>
+                <w:szCs w:val="24"/>
+                <w:lang w:val="en-US"/>
+              </w:rPr>
+            </w:pPr>
+            <w:r>
+              <w:rPr>
+                <w:rFonts w:ascii="Arial" w:hAnsi="Arial" w:cs="Arial"/>
+                <w:b/>
+                <w:bCs/>
+                <w:sz w:val="24"/>
+                <w:szCs w:val="24"/>
+                <w:lang w:val="en-US"/>
+              </w:rPr>
+              <w:t>Begründung</w:t>
+            </w:r>
+          </w:p>
+        </w:tc>
+      </w:tr>
+      <w:tr>
+        <w:trPr>
+          <w:tblCellSpacing w:w="15" w:type="dxa"/>
+        </w:trPr>
+        <w:tc>
+          <w:tcPr>
+            <w:tcW w:w="0" w:type="auto"/>
+            <w:vAlign w:val="center"/>
+            <w:hideMark/>
+          </w:tcPr>
+          <w:p>
+            <w:pPr>
+              <w:spacing w:after="0"/>
+              <w:rPr>
+                <w:rFonts w:ascii="Arial" w:hAnsi="Arial" w:cs="Arial"/>
+                <w:sz w:val="24"/>
+                <w:szCs w:val="24"/>
+                <w:lang w:val="en-US"/>
+              </w:rPr>
+            </w:pPr>
+            <w:r>
+              <w:rPr>
+                <w:rFonts w:ascii="Arial" w:hAnsi="Arial" w:cs="Arial"/>
+                <w:sz w:val="24"/>
+                <w:szCs w:val="24"/>
+                <w:lang w:val="en-US"/>
+              </w:rPr>
+              <w:t>1950</w:t>
+            </w:r>
+          </w:p>
+        </w:tc>
+        <w:tc>
+          <w:tcPr>
+            <w:tcW w:w="0" w:type="auto"/>
+            <w:vAlign w:val="center"/>
+            <w:hideMark/>
+          </w:tcPr>
+          <w:p>
+            <w:pPr>
+              <w:spacing w:after="0"/>
+              <w:rPr>
+                <w:rFonts w:ascii="Arial" w:hAnsi="Arial" w:cs="Arial"/>
+                <w:sz w:val="24"/>
+                <w:szCs w:val="24"/>
+                <w:lang w:val="en-US"/>
+              </w:rPr>
+            </w:pPr>
+            <w:r>
+              <w:rPr>
+                <w:rFonts w:ascii="Arial" w:hAnsi="Arial" w:cs="Arial"/>
+                <w:sz w:val="24"/>
+                <w:szCs w:val="24"/>
+                <w:lang w:val="en-US"/>
+              </w:rPr>
+              <w:t>Wirtschaftswachstum, Vollbeschäftigung, Preisstabilität</w:t>
+            </w:r>
+          </w:p>
+        </w:tc>
+        <w:tc>
+          <w:tcPr>
+            <w:tcW w:w="0" w:type="auto"/>
+            <w:vAlign w:val="center"/>
+            <w:hideMark/>
+          </w:tcPr>
+          <w:p>
+            <w:pPr>
+              <w:spacing w:after="0"/>
+              <w:rPr>
+                <w:rFonts w:ascii="Arial" w:hAnsi="Arial" w:cs="Arial"/>
+                <w:sz w:val="24"/>
+                <w:szCs w:val="24"/>
+                <w:lang w:val="de-DE"/>
+              </w:rPr>
+            </w:pPr>
+            <w:r>
+              <w:rPr>
+                <w:rFonts w:ascii="Arial" w:hAnsi="Arial" w:cs="Arial"/>
+                <w:sz w:val="24"/>
+                <w:szCs w:val="24"/>
+                <w:lang w:val="de-DE"/>
+              </w:rPr>
+              <w:t>Wiederaufbau nach dem Zweiten Weltkrieg; Produktion steigern, Arbeitsplätze schaffen, Inflation verhindern</w:t>
+            </w:r>
+            <w:r>
+              <w:rPr>
+                <w:rFonts w:ascii="Arial" w:hAnsi="Arial" w:cs="Arial"/>
+                <w:sz w:val="24"/>
+                <w:szCs w:val="24"/>
+                <w:lang w:val="de-DE"/>
+              </w:rPr>
+              <w:t>.</w:t>
+            </w:r>
+          </w:p>
+        </w:tc>
+      </w:tr>
+      <w:tr>
+        <w:trPr>
+          <w:tblCellSpacing w:w="15" w:type="dxa"/>
+        </w:trPr>
+        <w:tc>
+          <w:tcPr>
+            <w:tcW w:w="0" w:type="auto"/>
+            <w:vAlign w:val="center"/>
+            <w:hideMark/>
+          </w:tcPr>
+          <w:p>
+            <w:pPr>
+              <w:spacing w:after="0"/>
+              <w:rPr>
+                <w:rFonts w:ascii="Arial" w:hAnsi="Arial" w:cs="Arial"/>
+                <w:sz w:val="24"/>
+                <w:szCs w:val="24"/>
+                <w:lang w:val="en-US"/>
+              </w:rPr>
+            </w:pPr>
+            <w:r>
+              <w:rPr>
+                <w:rFonts w:ascii="Arial" w:hAnsi="Arial" w:cs="Arial"/>
+                <w:sz w:val="24"/>
+                <w:szCs w:val="24"/>
+                <w:lang w:val="en-US"/>
+              </w:rPr>
+              <w:t>1960</w:t>
+            </w:r>
+          </w:p>
+        </w:tc>
+        <w:tc>
+          <w:tcPr>
+            <w:tcW w:w="0" w:type="auto"/>
+            <w:vAlign w:val="center"/>
+            <w:hideMark/>
+          </w:tcPr>
+          <w:p>
+            <w:pPr>
+              <w:spacing w:after="0"/>
+              <w:rPr>
+                <w:rFonts w:ascii="Arial" w:hAnsi="Arial" w:cs="Arial"/>
+                <w:sz w:val="24"/>
+                <w:szCs w:val="24"/>
+                <w:lang w:val="en-US"/>
+              </w:rPr>
+            </w:pPr>
+            <w:r>
+              <w:rPr>
+                <w:rFonts w:ascii="Arial" w:hAnsi="Arial" w:cs="Arial"/>
+                <w:sz w:val="24"/>
+                <w:szCs w:val="24"/>
+                <w:lang w:val="en-US"/>
+              </w:rPr>
+              <w:t>NEU: Außenwirtschaftliches Gleichgewicht</w:t>
+            </w:r>
+          </w:p>
+        </w:tc>
+        <w:tc>
+          <w:tcPr>
+            <w:tcW w:w="0" w:type="auto"/>
+            <w:vAlign w:val="center"/>
+            <w:hideMark/>
+          </w:tcPr>
+          <w:p>
+            <w:pPr>
+              <w:spacing w:after="0"/>
+              <w:rPr>
+                <w:rFonts w:ascii="Arial" w:hAnsi="Arial" w:cs="Arial"/>
+                <w:sz w:val="24"/>
+                <w:szCs w:val="24"/>
+                <w:lang w:val="de-DE"/>
+              </w:rPr>
+            </w:pPr>
+            <w:r>
+              <w:rPr>
+                <w:rFonts w:ascii="Arial" w:hAnsi="Arial" w:cs="Arial"/>
+                <w:sz w:val="24"/>
+                <w:szCs w:val="24"/>
+                <w:lang w:val="de-DE"/>
+              </w:rPr>
+              <w:t>Nach dem Zweiten Weltkrieg und vor 1960 gab es kaum Außenhandel, die meisten Waren wurden im Inland produziert; mit zunehmendem Außenhandel wurde ein ausgeglichenes Außenverhältnis wichtig</w:t>
+            </w:r>
+          </w:p>
+        </w:tc>
+      </w:tr>
+      <w:tr>
+        <w:trPr>
+          <w:tblCellSpacing w:w="15" w:type="dxa"/>
+        </w:trPr>
+        <w:tc>
+          <w:tcPr>
+            <w:tcW w:w="0" w:type="auto"/>
+            <w:vAlign w:val="center"/>
+            <w:hideMark/>
+          </w:tcPr>
+          <w:p>
+            <w:pPr>
+              <w:spacing w:after="0"/>
+              <w:rPr>
+                <w:rFonts w:ascii="Arial" w:hAnsi="Arial" w:cs="Arial"/>
+                <w:sz w:val="24"/>
+                <w:szCs w:val="24"/>
+                <w:lang w:val="en-US"/>
+              </w:rPr>
+            </w:pPr>
+            <w:r>
+              <w:rPr>
+                <w:rFonts w:ascii="Arial" w:hAnsi="Arial" w:cs="Arial"/>
+                <w:sz w:val="24"/>
+                <w:szCs w:val="24"/>
+                <w:lang w:val="en-US"/>
+              </w:rPr>
+              <w:t>1970</w:t>
+            </w:r>
+          </w:p>
+        </w:tc>
+        <w:tc>
+          <w:tcPr>
+            <w:tcW w:w="0" w:type="auto"/>
+            <w:vAlign w:val="center"/>
+            <w:hideMark/>
+          </w:tcPr>
+          <w:p>
+            <w:pPr>
+              <w:spacing w:after="0"/>
+              <w:rPr>
+                <w:rFonts w:ascii="Arial" w:hAnsi="Arial" w:cs="Arial"/>
+                <w:sz w:val="24"/>
+                <w:szCs w:val="24"/>
+                <w:lang w:val="de-DE"/>
+              </w:rPr>
+            </w:pPr>
+            <w:r>
+              <w:rPr>
+                <w:rFonts w:ascii="Arial" w:hAnsi="Arial" w:cs="Arial"/>
+                <w:sz w:val="24"/>
+                <w:szCs w:val="24"/>
+                <w:lang w:val="de-DE"/>
+              </w:rPr>
+              <w:t>NEU: Gerechte Einkommens- und Vermögensverteilung</w:t>
+            </w:r>
+          </w:p>
+        </w:tc>
+        <w:tc>
+          <w:tcPr>
+            <w:tcW w:w="0" w:type="auto"/>
+            <w:vAlign w:val="center"/>
+            <w:hideMark/>
+          </w:tcPr>
+          <w:p>
+            <w:pPr>
+              <w:spacing w:after="0"/>
+              <w:rPr>
+                <w:rFonts w:ascii="Arial" w:hAnsi="Arial" w:cs="Arial"/>
+                <w:sz w:val="24"/>
+                <w:szCs w:val="24"/>
+                <w:lang w:val="de-DE"/>
+              </w:rPr>
+            </w:pPr>
+            <w:r>
+              <w:rPr>
+                <w:rFonts w:ascii="Arial" w:hAnsi="Arial" w:cs="Arial"/>
+                <w:sz w:val="24"/>
+                <w:szCs w:val="24"/>
+                <w:lang w:val="de-DE"/>
+              </w:rPr>
+              <w:t>In den 1960er/70er Jahren wurden Wohlstandsunterschiede deutlicher; soziale Gerechtigkeit und Umverteilung durch den Staat (Steuern, Sozialleistungen) wurden wichtiger</w:t>
+            </w:r>
+            <w:r>
+              <w:rPr>
+                <w:rFonts w:ascii="Arial" w:hAnsi="Arial" w:cs="Arial"/>
+                <w:sz w:val="24"/>
+                <w:szCs w:val="24"/>
+                <w:lang w:val="de-DE"/>
+              </w:rPr>
+              <w:t>.</w:t>
+            </w:r>
+          </w:p>
+        </w:tc>
+      </w:tr>
+      <w:tr>
+        <w:trPr>
+          <w:tblCellSpacing w:w="15" w:type="dxa"/>
+        </w:trPr>
+        <w:tc>
+          <w:tcPr>
+            <w:tcW w:w="0" w:type="auto"/>
+            <w:vAlign w:val="center"/>
+            <w:hideMark/>
+          </w:tcPr>
+          <w:p>
+            <w:pPr>
+              <w:spacing w:after="0"/>
+              <w:rPr>
+                <w:rFonts w:ascii="Arial" w:hAnsi="Arial" w:cs="Arial"/>
+                <w:sz w:val="24"/>
+                <w:szCs w:val="24"/>
+                <w:lang w:val="en-US"/>
+              </w:rPr>
+            </w:pPr>
+            <w:r>
+              <w:rPr>
+                <w:rFonts w:ascii="Arial" w:hAnsi="Arial" w:cs="Arial"/>
+                <w:sz w:val="24"/>
+                <w:szCs w:val="24"/>
+                <w:lang w:val="en-US"/>
+              </w:rPr>
+              <w:lastRenderedPageBreak/>
+              <w:t>1980/90</w:t>
+            </w:r>
+          </w:p>
+        </w:tc>
+        <w:tc>
+          <w:tcPr>
+            <w:tcW w:w="0" w:type="auto"/>
+            <w:vAlign w:val="center"/>
+            <w:hideMark/>
+          </w:tcPr>
+          <w:p>
+            <w:pPr>
+              <w:spacing w:after="0"/>
+              <w:rPr>
+                <w:rFonts w:ascii="Arial" w:hAnsi="Arial" w:cs="Arial"/>
+                <w:sz w:val="24"/>
+                <w:szCs w:val="24"/>
+                <w:lang w:val="en-US"/>
+              </w:rPr>
+            </w:pPr>
+            <w:r>
+              <w:rPr>
+                <w:rFonts w:ascii="Arial" w:hAnsi="Arial" w:cs="Arial"/>
+                <w:sz w:val="24"/>
+                <w:szCs w:val="24"/>
+                <w:lang w:val="de-DE"/>
+              </w:rPr>
+              <w:t xml:space="preserve">NEU: Schutz der Umwelt, Erhaltung der natürlichen Lebensgrundlagen; NEUE FORMULIERUNGEN: „umweltverträgliches“ bzw. </w:t>
+            </w:r>
+            <w:r>
+              <w:rPr>
+                <w:rFonts w:ascii="Arial" w:hAnsi="Arial" w:cs="Arial"/>
+                <w:sz w:val="24"/>
+                <w:szCs w:val="24"/>
+                <w:lang w:val="en-US"/>
+              </w:rPr>
+              <w:t>„nachhaltiges“ Wachstum</w:t>
+            </w:r>
+          </w:p>
+        </w:tc>
+        <w:tc>
+          <w:tcPr>
+            <w:tcW w:w="0" w:type="auto"/>
+            <w:vAlign w:val="center"/>
+            <w:hideMark/>
+          </w:tcPr>
+          <w:p>
+            <w:pPr>
+              <w:spacing w:after="0"/>
+              <w:rPr>
+                <w:rFonts w:ascii="Arial" w:hAnsi="Arial" w:cs="Arial"/>
+                <w:sz w:val="24"/>
+                <w:szCs w:val="24"/>
+                <w:lang w:val="de-DE"/>
+              </w:rPr>
+            </w:pPr>
+            <w:r>
+              <w:rPr>
+                <w:rFonts w:ascii="Arial" w:hAnsi="Arial" w:cs="Arial"/>
+                <w:sz w:val="24"/>
+                <w:szCs w:val="24"/>
+                <w:lang w:val="de-DE"/>
+              </w:rPr>
+              <w:t xml:space="preserve">Umweltprobleme (z.B. Luftverschmutzung, Waldsterben, Ölkrisen) zeigten, dass reines Wachstum ohne Rücksicht auf Ressourcen schädlich ist. </w:t>
+            </w:r>
+          </w:p>
+        </w:tc>
+      </w:tr>
+      <w:tr>
+        <w:trPr>
+          <w:tblCellSpacing w:w="15" w:type="dxa"/>
+        </w:trPr>
+        <w:tc>
+          <w:tcPr>
+            <w:tcW w:w="0" w:type="auto"/>
+            <w:vAlign w:val="center"/>
+            <w:hideMark/>
+          </w:tcPr>
+          <w:p>
+            <w:pPr>
+              <w:spacing w:after="0"/>
+              <w:rPr>
+                <w:rFonts w:ascii="Arial" w:hAnsi="Arial" w:cs="Arial"/>
+                <w:sz w:val="24"/>
+                <w:szCs w:val="24"/>
+                <w:lang w:val="en-US"/>
+              </w:rPr>
+            </w:pPr>
+            <w:r>
+              <w:rPr>
+                <w:rFonts w:ascii="Arial" w:hAnsi="Arial" w:cs="Arial"/>
+                <w:sz w:val="24"/>
+                <w:szCs w:val="24"/>
+                <w:lang w:val="en-US"/>
+              </w:rPr>
+              <w:t>2000</w:t>
+            </w:r>
+          </w:p>
+        </w:tc>
+        <w:tc>
+          <w:tcPr>
+            <w:tcW w:w="0" w:type="auto"/>
+            <w:vAlign w:val="center"/>
+            <w:hideMark/>
+          </w:tcPr>
+          <w:p>
+            <w:pPr>
+              <w:spacing w:after="0"/>
+              <w:rPr>
+                <w:rFonts w:ascii="Arial" w:hAnsi="Arial" w:cs="Arial"/>
+                <w:sz w:val="24"/>
+                <w:szCs w:val="24"/>
+                <w:lang w:val="de-DE"/>
+              </w:rPr>
+            </w:pPr>
+            <w:r>
+              <w:rPr>
+                <w:rFonts w:ascii="Arial" w:hAnsi="Arial" w:cs="Arial"/>
+                <w:sz w:val="24"/>
+                <w:szCs w:val="24"/>
+                <w:lang w:val="de-DE"/>
+              </w:rPr>
+              <w:t>NEU: Hohe Wettbewerbsfähigkeit, soziale und ökologische Nachhaltigkeit, Sicherung der sozialen Systeme; NEUE FORMULIERUNGEN: „nachhaltige Entwicklung“, „Wissensgesellschaft“, „Innovationsfähigkeit stärken“</w:t>
+            </w:r>
+          </w:p>
+        </w:tc>
+        <w:tc>
+          <w:tcPr>
+            <w:tcW w:w="0" w:type="auto"/>
+            <w:vAlign w:val="center"/>
+            <w:hideMark/>
+          </w:tcPr>
+          <w:p>
+            <w:pPr>
+              <w:spacing w:after="0"/>
+              <w:rPr>
+                <w:rFonts w:ascii="Arial" w:hAnsi="Arial" w:cs="Arial"/>
+                <w:sz w:val="24"/>
+                <w:szCs w:val="24"/>
+                <w:lang w:val="de-DE"/>
+              </w:rPr>
+            </w:pPr>
+            <w:r>
+              <w:rPr>
+                <w:rFonts w:ascii="Arial" w:hAnsi="Arial" w:cs="Arial"/>
+                <w:sz w:val="24"/>
+                <w:szCs w:val="24"/>
+                <w:lang w:val="de-DE"/>
+              </w:rPr>
+              <w:t>Globalisierung, EU</w:t>
+            </w:r>
+            <w:r>
+              <w:rPr>
+                <w:rFonts w:ascii="Arial" w:hAnsi="Arial" w:cs="Arial"/>
+                <w:sz w:val="24"/>
+                <w:szCs w:val="24"/>
+                <w:lang w:val="de-DE"/>
+              </w:rPr>
+              <w:noBreakHyphen/>
+              <w:t xml:space="preserve">Binnenmarkt und Digitalisierung erzwingen mehr Innovation und Bildung, gleichzeitig sollen Umwelt und Sozialstaat gesichert werden. </w:t>
+            </w:r>
+          </w:p>
+        </w:tc>
+      </w:tr>
+    </w:tbl>
+    <w:p>
+      <w:pPr>
+        <w:spacing w:after="0"/>
+        <w:rPr>
+          <w:rFonts w:ascii="Arial" w:hAnsi="Arial" w:cs="Arial"/>
+          <w:sz w:val="24"/>
+          <w:szCs w:val="24"/>
+          <w:lang w:val="de-DE"/>
+        </w:rPr>
+      </w:pPr>
+    </w:p>
+    <w:p>
+      <w:pPr>
+        <w:spacing w:after="0"/>
+        <w:rPr>
+          <w:rFonts w:ascii="Arial" w:hAnsi="Arial" w:cs="Arial"/>
+          <w:sz w:val="24"/>
+          <w:szCs w:val="24"/>
+        </w:rPr>
+      </w:pPr>
+    </w:p>
+    <w:p>
+      <w:pPr>
+        <w:spacing w:after="0"/>
+        <w:rPr>
+          <w:rFonts w:ascii="Arial" w:hAnsi="Arial" w:cs="Arial"/>
+          <w:sz w:val="24"/>
+          <w:szCs w:val="24"/>
+        </w:rPr>
+      </w:pPr>
+    </w:p>
     <w:p>
       <w:pPr>
         <w:spacing w:after="0"/>
@@ -14882,7 +14848,7 @@
                     </pic:cNvPicPr>
                   </pic:nvPicPr>
                   <pic:blipFill>
-                    <a:blip r:embed="rId40"/>
+                    <a:blip r:embed="rId50"/>
                     <a:stretch>
                       <a:fillRect/>
                     </a:stretch>
@@ -15567,6 +15533,7 @@
                 <w:sz w:val="20"/>
                 <w:szCs w:val="20"/>
               </w:rPr>
+              <w:lastRenderedPageBreak/>
               <w:t>ökologisches Gleichgewicht</w:t>
             </w:r>
           </w:p>
@@ -15739,7 +15706,7 @@
           <w:szCs w:val="27"/>
         </w:rPr>
       </w:pPr>
-      <w:hyperlink r:id="rId41">
+      <w:hyperlink r:id="rId51">
         <w:r>
           <w:rPr>
             <w:rStyle w:val="Hyperlink"/>
@@ -15764,7 +15731,7 @@
           <w:szCs w:val="27"/>
         </w:rPr>
       </w:pPr>
-      <w:hyperlink r:id="rId42">
+      <w:hyperlink r:id="rId52">
         <w:r>
           <w:rPr>
             <w:rStyle w:val="Hyperlink"/>
@@ -15799,7 +15766,7 @@
           <w:szCs w:val="27"/>
         </w:rPr>
       </w:pPr>
-      <w:hyperlink r:id="rId43">
+      <w:hyperlink r:id="rId53">
         <w:r>
           <w:rPr>
             <w:rStyle w:val="Hyperlink"/>
@@ -16012,7 +15979,6 @@
         <w:rPr>
           <w:noProof/>
         </w:rPr>
-        <w:lastRenderedPageBreak/>
         <w:drawing>
           <wp:inline distT="0" distB="0" distL="0" distR="0" wp14:anchorId="5183A5F3" wp14:editId="4282368A">
             <wp:extent cx="4660900" cy="3988435"/>
@@ -16031,7 +15997,7 @@
                     </pic:cNvPicPr>
                   </pic:nvPicPr>
                   <pic:blipFill>
-                    <a:blip r:embed="rId44"/>
+                    <a:blip r:embed="rId54"/>
                     <a:stretch>
                       <a:fillRect/>
                     </a:stretch>
@@ -16250,15 +16216,7 @@
           <w:sz w:val="24"/>
           <w:szCs w:val="24"/>
         </w:rPr>
-        <w:t xml:space="preserve">, der die Soziale Marktwirtschaft am nächsten </w:t>
-      </w:r>
-      <w:r>
-        <w:rPr>
-          <w:rFonts w:ascii="Arial" w:hAnsi="Arial" w:cs="Arial"/>
-          <w:sz w:val="24"/>
-          <w:szCs w:val="24"/>
-        </w:rPr>
-        <w:t>kommt. So könnten sich Steuersenkungen sowohl Angebots- als auch nachfrageseitig positiv auswirken.</w:t>
+        <w:t>, der die Soziale Marktwirtschaft am nächsten kommt. So könnten sich Steuersenkungen sowohl Angebots- als auch nachfrageseitig positiv auswirken.</w:t>
       </w:r>
     </w:p>
     <w:p>
@@ -16367,16 +16325,7 @@
           <w:sz w:val="24"/>
           <w:szCs w:val="24"/>
         </w:rPr>
-        <w:lastRenderedPageBreak/>
-        <w:t xml:space="preserve">Private Haushalte, also Arbeitnehmer, die zugleich Konsumenten sind und Betriebe, stehen dem Staat </w:t>
-      </w:r>
-      <w:r>
-        <w:rPr>
-          <w:rFonts w:ascii="Arial" w:hAnsi="Arial" w:cs="Arial"/>
-          <w:sz w:val="24"/>
-          <w:szCs w:val="24"/>
-        </w:rPr>
-        <w:t>gegenüber. Produktion und Konsum bestimmen den Wirtschaftsprozess, der durch den politischen und rechtlichen Rahmen festgelegt wird.</w:t>
+        <w:t>Private Haushalte, also Arbeitnehmer, die zugleich Konsumenten sind und Betriebe, stehen dem Staat gegenüber. Produktion und Konsum bestimmen den Wirtschaftsprozess, der durch den politischen und rechtlichen Rahmen festgelegt wird.</w:t>
       </w:r>
     </w:p>
     <w:p>
@@ -16733,15 +16682,7 @@
           <w:sz w:val="24"/>
           <w:szCs w:val="24"/>
         </w:rPr>
-        <w:t>(1723-1790) im Werk „Der Wohlstand der Nationen“. Er analysiert darin, dass, wenn jeder seine eigenen wirtschaftlichen Ziele verfolgt, trägt er eher zum Wohle der Gesellschaft bei als wolle er mit Absicht zum Wohlstand der Gesellschaft beitragen. Der Markt reguliert sich von selbst. Dieser Liberalismus ist die Grundlage des Kapitalismus. SMITH warnt aber die Regierungen vor den Gefahren der freien Marktwirtschaft. Hier wird er oft lückenhaft und falsch zitiert, indem man ihn als Begründer der The</w:t>
-      </w:r>
-      <w:r>
-        <w:rPr>
-          <w:rFonts w:ascii="Arial" w:hAnsi="Arial" w:cs="Arial"/>
-          <w:sz w:val="24"/>
-          <w:szCs w:val="24"/>
-        </w:rPr>
-        <w:t>orie und nicht als jenen, der davor warnt, nennt!</w:t>
+        <w:t>(1723-1790) im Werk „Der Wohlstand der Nationen“. Er analysiert darin, dass, wenn jeder seine eigenen wirtschaftlichen Ziele verfolgt, trägt er eher zum Wohle der Gesellschaft bei als wolle er mit Absicht zum Wohlstand der Gesellschaft beitragen. Der Markt reguliert sich von selbst. Dieser Liberalismus ist die Grundlage des Kapitalismus. SMITH warnt aber die Regierungen vor den Gefahren der freien Marktwirtschaft. Hier wird er oft lückenhaft und falsch zitiert, indem man ihn als Begründer der Theorie und nicht als jenen, der davor warnt, nennt!</w:t>
       </w:r>
     </w:p>
     <w:p>
@@ -16810,7 +16751,7 @@
           <w:szCs w:val="20"/>
         </w:rPr>
       </w:pPr>
-      <w:hyperlink r:id="rId45">
+      <w:hyperlink r:id="rId55">
         <w:r>
           <w:rPr>
             <w:rStyle w:val="Hyperlink"/>
@@ -16891,7 +16832,6 @@
           <w:sz w:val="20"/>
           <w:szCs w:val="20"/>
         </w:rPr>
-        <w:lastRenderedPageBreak/>
         <w:t>ADAM SMITH sagt, wirtschaftlicher Fortschritt hängt von einer guten Arbeitsteilung ab. Milton FRIEDMAN (er entwickelte die Theorie des Monetarismus) erklärt dabei die Arbeitsteilung anhand eines Bleistifts – sie funktioniert nicht, weil irgendeine höhere Macht den Menschen befiehlt, sich an diesem Arbeitsprozess zu beteiligen, sondern, weil jeder Beteiligte etwas davon hat.</w:t>
       </w:r>
     </w:p>
@@ -17146,6 +17086,7 @@
           <w:sz w:val="20"/>
           <w:szCs w:val="20"/>
         </w:rPr>
+        <w:lastRenderedPageBreak/>
         <w:t>Am Ende bleibt die Frage: „Gingen uns die ethischen und moralischen Ansprüche im Interesse der freien Marktwirtschaft und zugunsten der Gier verloren?</w:t>
       </w:r>
     </w:p>
@@ -17196,15 +17137,7 @@
           <w:sz w:val="24"/>
           <w:szCs w:val="24"/>
         </w:rPr>
-        <w:t xml:space="preserve">Hier gelten zwar auch die Prinzipien der Marktwirtschaft aber der Staat versucht durch Eingriffe unerwünschte Auswirkungen auszugleichen. Zentrale Grundlage ist die Steuergesetzgebung. Einnahmen werden über </w:t>
-      </w:r>
-      <w:r>
-        <w:rPr>
-          <w:rFonts w:ascii="Arial" w:hAnsi="Arial" w:cs="Arial"/>
-          <w:sz w:val="24"/>
-          <w:szCs w:val="24"/>
-        </w:rPr>
-        <w:t>Sozialversicherungen, Bildungs- und Gesundheitswesen, öffentliche Güter und einer Vielzahl von Unterstützungen auch sozial schwächeren Schichten zugänglich. Ergebnis ist der Sozial- und Wohlfahrtsstaat.</w:t>
+        <w:t>Hier gelten zwar auch die Prinzipien der Marktwirtschaft aber der Staat versucht durch Eingriffe unerwünschte Auswirkungen auszugleichen. Zentrale Grundlage ist die Steuergesetzgebung. Einnahmen werden über Sozialversicherungen, Bildungs- und Gesundheitswesen, öffentliche Güter und einer Vielzahl von Unterstützungen auch sozial schwächeren Schichten zugänglich. Ergebnis ist der Sozial- und Wohlfahrtsstaat.</w:t>
       </w:r>
     </w:p>
     <w:p>
@@ -17226,7 +17159,7 @@
           <w:iCs/>
         </w:rPr>
       </w:pPr>
-      <w:hyperlink r:id="rId46">
+      <w:hyperlink r:id="rId56">
         <w:r>
           <w:rPr>
             <w:i/>
@@ -17252,7 +17185,6 @@
         <w:rPr>
           <w:noProof/>
         </w:rPr>
-        <w:lastRenderedPageBreak/>
         <w:drawing>
           <wp:inline distT="0" distB="0" distL="0" distR="0" wp14:anchorId="18732F1E" wp14:editId="15E3435B">
             <wp:extent cx="3934460" cy="2609215"/>
@@ -17271,7 +17203,7 @@
                     </pic:cNvPicPr>
                   </pic:nvPicPr>
                   <pic:blipFill>
-                    <a:blip r:embed="rId47"/>
+                    <a:blip r:embed="rId57"/>
                     <a:stretch>
                       <a:fillRect/>
                     </a:stretch>
@@ -17469,31 +17401,21 @@
         </w:rPr>
         <w:t xml:space="preserve">Wer war John Maynard Keynes? </w:t>
       </w:r>
-      <w:r>
-        <w:fldChar w:fldCharType="begin"/>
-      </w:r>
-      <w:r>
-        <w:instrText>HYPERLINK "https://youtu.be/XVXJ9ESr3SA" \h</w:instrText>
-      </w:r>
-      <w:r>
-        <w:fldChar w:fldCharType="separate"/>
-      </w:r>
-      <w:r>
-        <w:rPr>
-          <w:rStyle w:val="Hyperlink"/>
-          <w:rFonts w:ascii="Arial" w:hAnsi="Arial" w:cs="Arial"/>
-          <w:b/>
-          <w:bCs/>
-          <w:i/>
-          <w:color w:val="0070C0"/>
-          <w:sz w:val="20"/>
-          <w:szCs w:val="20"/>
-        </w:rPr>
-        <w:t>https://youtu.be/XVXJ9ESr3SA</w:t>
-      </w:r>
-      <w:r>
-        <w:fldChar w:fldCharType="end"/>
-      </w:r>
+      <w:hyperlink r:id="rId58">
+        <w:r>
+          <w:rPr>
+            <w:rStyle w:val="Hyperlink"/>
+            <w:rFonts w:ascii="Arial" w:hAnsi="Arial" w:cs="Arial"/>
+            <w:b/>
+            <w:bCs/>
+            <w:i/>
+            <w:color w:val="0070C0"/>
+            <w:sz w:val="20"/>
+            <w:szCs w:val="20"/>
+          </w:rPr>
+          <w:t>https://youtu.be/XVXJ9ESr3SA</w:t>
+        </w:r>
+      </w:hyperlink>
       <w:bookmarkEnd w:id="10"/>
     </w:p>
     <w:p>
@@ -17563,7 +17485,16 @@
           <w:sz w:val="24"/>
           <w:szCs w:val="24"/>
         </w:rPr>
-        <w:t>Sie ist, bzw. war charakteristisch für kommunistische Staaten (UdSSR, China, Nordkorea, Kuba, Laos, Vietnam). Die Wirtschaft wird vom Staat gelenkt, die Produktionsmittel sind verstaatlicht, der Staat legt Produktionspläne. Löhne und Preise fest. Das Prinzip von Angebot und Nachfrage wird entkoppelt, es gibt keinen Wettbewerb und die Preise werden aus sozialer Verantwortung niedrig gehalten.</w:t>
+        <w:t xml:space="preserve">Sie ist, bzw. war charakteristisch für kommunistische Staaten (UdSSR, China, Nordkorea, Kuba, Laos, Vietnam). Die Wirtschaft wird vom Staat gelenkt, die Produktionsmittel sind verstaatlicht, der Staat legt Produktionspläne. Löhne und </w:t>
+      </w:r>
+      <w:r>
+        <w:rPr>
+          <w:rFonts w:ascii="Arial" w:hAnsi="Arial" w:cs="Arial"/>
+          <w:sz w:val="24"/>
+          <w:szCs w:val="24"/>
+        </w:rPr>
+        <w:lastRenderedPageBreak/>
+        <w:t>Preise fest. Das Prinzip von Angebot und Nachfrage wird entkoppelt, es gibt keinen Wettbewerb und die Preise werden aus sozialer Verantwortung niedrig gehalten.</w:t>
       </w:r>
     </w:p>
     <w:p>
@@ -17710,7 +17641,6 @@
           <w:szCs w:val="24"/>
           <w:u w:val="single"/>
         </w:rPr>
-        <w:lastRenderedPageBreak/>
         <w:t>Neoliberalismus</w:t>
       </w:r>
       <w:r>
@@ -17972,7 +17902,7 @@
           <w:szCs w:val="22"/>
         </w:rPr>
       </w:pPr>
-      <w:hyperlink r:id="rId48">
+      <w:hyperlink r:id="rId59">
         <w:r>
           <w:rPr>
             <w:rStyle w:val="Hyperlink"/>
@@ -18108,7 +18038,16 @@
           <w:sz w:val="24"/>
           <w:szCs w:val="24"/>
         </w:rPr>
-        <w:t xml:space="preserve"> reagierte mit Subventionierung der verstaatlichten Industrie, die Privatwirtschaft erhielt Großaufträge, internationale Betriebsansiedelungen wurden subventioniert. Sozialpolitisch wurden z.B. Karenzgeld, Urlaubs- und Weihnachtsgeld eingeführt sowie Arbeitnehmer*innenrechte gestärkt. Diese Phase wurde sogar </w:t>
+        <w:t xml:space="preserve"> reagierte mit Subventionierung der verstaatlichten Industrie, die Privatwirtschaft erhielt Großaufträge, internationale Betriebsansiedelungen wurden </w:t>
+      </w:r>
+      <w:r>
+        <w:rPr>
+          <w:rFonts w:ascii="Arial" w:hAnsi="Arial" w:cs="Arial"/>
+          <w:sz w:val="24"/>
+          <w:szCs w:val="24"/>
+        </w:rPr>
+        <w:lastRenderedPageBreak/>
+        <w:t xml:space="preserve">subventioniert. Sozialpolitisch wurden z.B. Karenzgeld, Urlaubs- und Weihnachtsgeld eingeführt sowie Arbeitnehmer*innenrechte gestärkt. Diese Phase wurde sogar </w:t>
       </w:r>
       <w:r>
         <w:rPr>
@@ -18519,7 +18458,6 @@
           <w:sz w:val="24"/>
           <w:szCs w:val="24"/>
         </w:rPr>
-        <w:lastRenderedPageBreak/>
         <w:t xml:space="preserve">Seit dem </w:t>
       </w:r>
       <w:r>
@@ -18814,7 +18752,7 @@
           <w:szCs w:val="20"/>
         </w:rPr>
       </w:pPr>
-      <w:hyperlink r:id="rId49">
+      <w:hyperlink r:id="rId60">
         <w:r>
           <w:rPr>
             <w:rStyle w:val="Hyperlink"/>
@@ -18886,7 +18824,7 @@
           <w:szCs w:val="20"/>
         </w:rPr>
       </w:pPr>
-      <w:hyperlink r:id="rId50">
+      <w:hyperlink r:id="rId61">
         <w:r>
           <w:rPr>
             <w:rStyle w:val="Hyperlink"/>
@@ -19256,6 +19194,7 @@
                 <w:sz w:val="24"/>
                 <w:szCs w:val="24"/>
               </w:rPr>
+              <w:lastRenderedPageBreak/>
               <w:t>Planwirtschaft</w:t>
             </w:r>
           </w:p>
@@ -19492,18 +19431,7 @@
                 <w:sz w:val="24"/>
                 <w:szCs w:val="24"/>
               </w:rPr>
-              <w:t xml:space="preserve">Soziale </w:t>
-            </w:r>
-            <w:r>
-              <w:rPr>
-                <w:rFonts w:ascii="Arial" w:eastAsia="Calibri" w:hAnsi="Arial" w:cs="Arial"/>
-                <w:b/>
-                <w:bCs/>
-                <w:color w:val="FFC000" w:themeColor="accent4"/>
-                <w:sz w:val="24"/>
-                <w:szCs w:val="24"/>
-              </w:rPr>
-              <w:t>Marktwirtschaft</w:t>
+              <w:t>Soziale Marktwirtschaft</w:t>
             </w:r>
           </w:p>
         </w:tc>
@@ -19713,7 +19641,6 @@
           <w:szCs w:val="24"/>
           <w:u w:val="single"/>
         </w:rPr>
-        <w:lastRenderedPageBreak/>
         <w:t xml:space="preserve">9.3 Arbeitsmarkt – Arbeitslosigkeit </w:t>
       </w:r>
       <w:r>
@@ -19751,15 +19678,7 @@
           <w:sz w:val="24"/>
           <w:szCs w:val="24"/>
         </w:rPr>
-        <w:t xml:space="preserve">Unser Wirtschaftssystem ist grundsätzlich auf dem Faktor Arbeit aufgebaut. Einkommen und soziale Ansprüche wie Arbeitslosengeld oder Pension hängen </w:t>
-      </w:r>
-      <w:r>
-        <w:rPr>
-          <w:rFonts w:ascii="Arial" w:hAnsi="Arial" w:cs="Arial"/>
-          <w:sz w:val="24"/>
-          <w:szCs w:val="24"/>
-        </w:rPr>
-        <w:t>direkt davon ab. Längere Arbeitslosigkeit kann den sozialen Abstieg bedeuten. Löhne und die Kosten für Arbeit, die sogenannten Lohnnebenkosten variieren international sehr stark. So entstehen wirtschaftliche Standortvor- oder Nachteile.</w:t>
+        <w:t>Unser Wirtschaftssystem ist grundsätzlich auf dem Faktor Arbeit aufgebaut. Einkommen und soziale Ansprüche wie Arbeitslosengeld oder Pension hängen direkt davon ab. Längere Arbeitslosigkeit kann den sozialen Abstieg bedeuten. Löhne und die Kosten für Arbeit, die sogenannten Lohnnebenkosten variieren international sehr stark. So entstehen wirtschaftliche Standortvor- oder Nachteile.</w:t>
       </w:r>
     </w:p>
     <w:p>
@@ -19808,7 +19727,7 @@
           <w:szCs w:val="20"/>
         </w:rPr>
       </w:pPr>
-      <w:hyperlink r:id="rId51">
+      <w:hyperlink r:id="rId62">
         <w:r>
           <w:rPr>
             <w:rStyle w:val="Hyperlink"/>
@@ -19872,15 +19791,7 @@
           <w:sz w:val="24"/>
           <w:szCs w:val="24"/>
         </w:rPr>
-        <w:t xml:space="preserve">Abhängigkeit der Arbeitnehmer von </w:t>
-      </w:r>
-      <w:r>
-        <w:rPr>
-          <w:rFonts w:ascii="Arial" w:hAnsi="Arial" w:cs="Arial"/>
-          <w:sz w:val="24"/>
-          <w:szCs w:val="24"/>
-        </w:rPr>
-        <w:t>ihrer Arbeit zwecks Lebensunterhaltes</w:t>
+        <w:t>Abhängigkeit der Arbeitnehmer von ihrer Arbeit zwecks Lebensunterhaltes</w:t>
       </w:r>
     </w:p>
     <w:p>
@@ -20102,6 +20013,7 @@
           <w:sz w:val="24"/>
           <w:szCs w:val="24"/>
         </w:rPr>
+        <w:lastRenderedPageBreak/>
         <w:t>Bis 3% Arbeitslosenrate spricht man von Vollbeschäftigung, da nie alle Arbeitnehmer zugleich im Arbeitsprozess stehen können. Österreich hat generell eine niedere Arbeitslosenrate. Viele Arbeitslose oder geringfügig Beschäftigte entgehen der Statistik und dem Steuer- und Sozialversicherungssystem durch Schwarzarbeit. Diese schädigen zwar einerseits den Staat, sie tragen aber dennoch auch zum Konsum bei.</w:t>
       </w:r>
     </w:p>
@@ -20219,7 +20131,6 @@
           <w:sz w:val="24"/>
           <w:szCs w:val="24"/>
         </w:rPr>
-        <w:lastRenderedPageBreak/>
         <w:t>Arbeitslosigkeit - Regelungen</w:t>
       </w:r>
     </w:p>
@@ -20261,15 +20172,7 @@
           <w:sz w:val="24"/>
           <w:szCs w:val="24"/>
         </w:rPr>
-        <w:t xml:space="preserve">Der </w:t>
-      </w:r>
-      <w:r>
-        <w:rPr>
-          <w:rFonts w:ascii="Arial" w:hAnsi="Arial" w:cs="Arial"/>
-          <w:sz w:val="24"/>
-          <w:szCs w:val="24"/>
-        </w:rPr>
-        <w:t>Betroffene ist arbeitsfähig und arbeitswillig, es gibt aber keine zumutbare (*) Stelle</w:t>
+        <w:t>Der Betroffene ist arbeitsfähig und arbeitswillig, es gibt aber keine zumutbare (*) Stelle</w:t>
       </w:r>
     </w:p>
     <w:p>
@@ -20397,15 +20300,7 @@
           <w:i/>
           <w:iCs/>
         </w:rPr>
-        <w:t xml:space="preserve">(*) Zumutbar: Die Stelle entspricht den körperlichen Fähigkeiten, ist nicht </w:t>
-      </w:r>
-      <w:r>
-        <w:rPr>
-          <w:rFonts w:ascii="Arial" w:hAnsi="Arial" w:cs="Arial"/>
-          <w:i/>
-          <w:iCs/>
-        </w:rPr>
-        <w:t>gesundheits- und sittlichkeitsgefährdend, entspricht dem Kollektivvertrag der jeweiligen Branche und ist innerhalb zwei Stunden hin und retour (1,5 bei Teilzeit) erreichbar. Wer eine zumutbare Stelle ablehnt, verliert seine Ansprüche.</w:t>
+        <w:t>(*) Zumutbar: Die Stelle entspricht den körperlichen Fähigkeiten, ist nicht gesundheits- und sittlichkeitsgefährdend, entspricht dem Kollektivvertrag der jeweiligen Branche und ist innerhalb zwei Stunden hin und retour (1,5 bei Teilzeit) erreichbar. Wer eine zumutbare Stelle ablehnt, verliert seine Ansprüche.</w:t>
       </w:r>
     </w:p>
     <w:p>
@@ -20436,7 +20331,7 @@
           <w:szCs w:val="20"/>
         </w:rPr>
       </w:pPr>
-      <w:hyperlink r:id="rId52">
+      <w:hyperlink r:id="rId63">
         <w:r>
           <w:rPr>
             <w:rStyle w:val="Hyperlink"/>
@@ -20546,15 +20441,7 @@
           <w:sz w:val="24"/>
           <w:szCs w:val="24"/>
         </w:rPr>
-        <w:t xml:space="preserve">Feststellung auf Anspruch Arbeitslosengeld, </w:t>
-      </w:r>
-      <w:r>
-        <w:rPr>
-          <w:rFonts w:ascii="Arial" w:hAnsi="Arial" w:cs="Arial"/>
-          <w:sz w:val="24"/>
-          <w:szCs w:val="24"/>
-        </w:rPr>
-        <w:t>Notstandshilfe oder Weiterbildungsgeld</w:t>
+        <w:t>Feststellung auf Anspruch Arbeitslosengeld, Notstandshilfe oder Weiterbildungsgeld</w:t>
       </w:r>
     </w:p>
     <w:p>
@@ -20699,6 +20586,7 @@
           <w:sz w:val="24"/>
           <w:szCs w:val="24"/>
         </w:rPr>
+        <w:lastRenderedPageBreak/>
         <w:t>Einvernehmliche Auflösung: beiderseitig freiwillig, ohne Kündigungsfristen (Arbeitgeberseitig: bei Beschäftigung unter zwei Jahren 6 Wochen, dann 2 Monate, ab 6 Jahre 3 Monate, ab 16 Jahre 4 Monate, ab 26 Jahre 5 Monate. Arbeitnehmerseitig: am Ende des Folgemonats)</w:t>
       </w:r>
     </w:p>
@@ -20868,7 +20756,6 @@
           <w:sz w:val="24"/>
           <w:szCs w:val="24"/>
         </w:rPr>
-        <w:lastRenderedPageBreak/>
         <w:t>Kurzarbeit: Verkürzte Arbeitszeit bei weniger Lohn aufgrund Firmenkrisen oder Corona</w:t>
       </w:r>
     </w:p>
@@ -20942,15 +20829,7 @@
           <w:sz w:val="24"/>
           <w:szCs w:val="24"/>
         </w:rPr>
-        <w:t xml:space="preserve">Bis ins 12. Jahrhundert funktionierte unser Wirtschaftssystem weitgehend ohne Geld. Heute wäre die Wirtschaft ohne Geld undenkbar. 1% der Weltbevölkerung besitzen ca. 40% der gesamten Geldmenge – </w:t>
-      </w:r>
-      <w:r>
-        <w:rPr>
-          <w:rFonts w:ascii="Arial" w:hAnsi="Arial" w:cs="Arial"/>
-          <w:sz w:val="24"/>
-          <w:szCs w:val="24"/>
-        </w:rPr>
-        <w:t>Reichtum ist also sehr ungleich verteilt. Ein internationaler Konzern erwirtschaftet oft mehr als das BIP von manchen Ländern ausmacht.</w:t>
+        <w:t>Bis ins 12. Jahrhundert funktionierte unser Wirtschaftssystem weitgehend ohne Geld. Heute wäre die Wirtschaft ohne Geld undenkbar. 1% der Weltbevölkerung besitzen ca. 40% der gesamten Geldmenge – Reichtum ist also sehr ungleich verteilt. Ein internationaler Konzern erwirtschaftet oft mehr als das BIP von manchen Ländern ausmacht.</w:t>
       </w:r>
     </w:p>
     <w:p>
@@ -21364,15 +21243,7 @@
           <w:sz w:val="24"/>
           <w:szCs w:val="24"/>
         </w:rPr>
-        <w:t xml:space="preserve">Sie ist eine Geldentwertung, die sich in Preissteigerungen bemerkbar macht. Somit nimmt die Kaufkraft des Geldes ab. Zur volkswirtschaftlichen Messung dienen </w:t>
-      </w:r>
-      <w:r>
-        <w:rPr>
-          <w:rFonts w:ascii="Arial" w:hAnsi="Arial" w:cs="Arial"/>
-          <w:sz w:val="24"/>
-          <w:szCs w:val="24"/>
-        </w:rPr>
-        <w:t>Indizes und der Warenkorb.</w:t>
+        <w:t>Sie ist eine Geldentwertung, die sich in Preissteigerungen bemerkbar macht. Somit nimmt die Kaufkraft des Geldes ab. Zur volkswirtschaftlichen Messung dienen Indizes und der Warenkorb.</w:t>
       </w:r>
     </w:p>
     <w:p>
@@ -21418,6 +21289,7 @@
         <w:rPr>
           <w:noProof/>
         </w:rPr>
+        <w:lastRenderedPageBreak/>
         <w:drawing>
           <wp:anchor distT="0" distB="0" distL="114300" distR="114300" simplePos="0" relativeHeight="12" behindDoc="0" locked="0" layoutInCell="0" allowOverlap="1" wp14:anchorId="4A9BA90A" wp14:editId="50B0BA33">
             <wp:simplePos x="0" y="0"/>
@@ -21444,7 +21316,7 @@
                     </pic:cNvPicPr>
                   </pic:nvPicPr>
                   <pic:blipFill>
-                    <a:blip r:embed="rId53"/>
+                    <a:blip r:embed="rId64"/>
                     <a:stretch>
                       <a:fillRect/>
                     </a:stretch>
@@ -21586,16 +21458,7 @@
           <w:iCs/>
           <w:color w:val="4472C4" w:themeColor="accent5"/>
         </w:rPr>
-        <w:t xml:space="preserve">Wie hat sich die Zahl der einbezogenen Waren und </w:t>
-      </w:r>
-      <w:r>
-        <w:rPr>
-          <w:rFonts w:ascii="Arial" w:hAnsi="Arial" w:cs="Arial"/>
-          <w:i/>
-          <w:iCs/>
-          <w:color w:val="4472C4" w:themeColor="accent5"/>
-        </w:rPr>
-        <w:t>Dienstleistungen von 1958 bis heute erhöht?</w:t>
+        <w:t>Wie hat sich die Zahl der einbezogenen Waren und Dienstleistungen von 1958 bis heute erhöht?</w:t>
       </w:r>
     </w:p>
     <w:p>
@@ -21679,7 +21542,6 @@
           <w:iCs/>
           <w:color w:val="4472C4" w:themeColor="accent5"/>
         </w:rPr>
-        <w:lastRenderedPageBreak/>
         <w:t>Woraus besteht der Mikro-Warenkorb und welcher Artikel hat hier den größten Anteil?</w:t>
       </w:r>
     </w:p>
@@ -22079,6 +21941,7 @@
                 <w:sz w:val="24"/>
                 <w:szCs w:val="24"/>
               </w:rPr>
+              <w:lastRenderedPageBreak/>
               <w:t>Preis-Kosten-Inflation</w:t>
             </w:r>
           </w:p>
@@ -22294,15 +22157,7 @@
                 <w:sz w:val="24"/>
                 <w:szCs w:val="24"/>
               </w:rPr>
-              <w:t xml:space="preserve">Preissteigerungen zw. 3% und 5%. Ab 5% droht eine </w:t>
-            </w:r>
-            <w:r>
-              <w:rPr>
-                <w:rFonts w:ascii="Arial" w:eastAsia="Calibri" w:hAnsi="Arial" w:cs="Arial"/>
-                <w:sz w:val="24"/>
-                <w:szCs w:val="24"/>
-              </w:rPr>
-              <w:t>mögliche Lohn-Preis-Spirale, wenn Lohnerhöhungen unter der Inflation bleiben.</w:t>
+              <w:t>Preissteigerungen zw. 3% und 5%. Ab 5% droht eine mögliche Lohn-Preis-Spirale, wenn Lohnerhöhungen unter der Inflation bleiben.</w:t>
             </w:r>
           </w:p>
         </w:tc>
@@ -23189,6 +23044,7 @@
           <w:iCs/>
           <w:color w:val="4472C4" w:themeColor="accent5"/>
         </w:rPr>
+        <w:lastRenderedPageBreak/>
         <w:t>Recherchiere die Lohnverhandlungen 2024 für folgende Gruppen! Unter „Bemerkungen“ hast du Platz für besondere Verhandlungsergebnisse</w:t>
       </w:r>
     </w:p>
@@ -23758,16 +23614,7 @@
           <w:iCs/>
           <w:color w:val="4472C4" w:themeColor="accent5"/>
         </w:rPr>
-        <w:t xml:space="preserve">Wie viele </w:t>
-      </w:r>
-      <w:r>
-        <w:rPr>
-          <w:rFonts w:ascii="Arial" w:hAnsi="Arial" w:cs="Arial"/>
-          <w:i/>
-          <w:iCs/>
-          <w:color w:val="4472C4" w:themeColor="accent5"/>
-        </w:rPr>
-        <w:t>Kollektivverträge werden jedes Jahr ausverhandelt?</w:t>
+        <w:t>Wie viele Kollektivverträge werden jedes Jahr ausverhandelt?</w:t>
       </w:r>
     </w:p>
     <w:p>
@@ -24080,7 +23927,7 @@
           <w:color w:val="4472C4" w:themeColor="accent5"/>
         </w:rPr>
       </w:pPr>
-      <w:hyperlink r:id="rId54">
+      <w:hyperlink r:id="rId65">
         <w:bookmarkStart w:id="19" w:name="_Hlk40103192"/>
         <w:r>
           <w:rPr>
@@ -24220,6 +24067,7 @@
           <w:sz w:val="24"/>
           <w:szCs w:val="24"/>
         </w:rPr>
+        <w:lastRenderedPageBreak/>
         <w:t>indirekte Steuern</w:t>
       </w:r>
       <w:r>
@@ -24355,15 +24203,7 @@
           <w:sz w:val="24"/>
           <w:szCs w:val="24"/>
         </w:rPr>
-        <w:t xml:space="preserve">, wo Kleinstverdiener sogar Steuern zurückerhalten, die sie gar </w:t>
-      </w:r>
-      <w:r>
-        <w:rPr>
-          <w:rFonts w:ascii="Arial" w:hAnsi="Arial" w:cs="Arial"/>
-          <w:sz w:val="24"/>
-          <w:szCs w:val="24"/>
-        </w:rPr>
-        <w:t>nicht geleistet haben und eine höhere Belastung der Besserverdiener. Dies ist die Basis für den sozialen Wohlfahrtsstaat.</w:t>
+        <w:t>, wo Kleinstverdiener sogar Steuern zurückerhalten, die sie gar nicht geleistet haben und eine höhere Belastung der Besserverdiener. Dies ist die Basis für den sozialen Wohlfahrtsstaat.</w:t>
       </w:r>
       <w:bookmarkEnd w:id="21"/>
     </w:p>
@@ -24420,16 +24260,7 @@
           <w:sz w:val="24"/>
           <w:szCs w:val="24"/>
         </w:rPr>
-        <w:t xml:space="preserve"> ab dem man erst Steuern bezahlt, lag bisher bei € 11.000, - /Jahr. Der Höchststeuersatz begann für Einkommen ab € 90.000, - mit 50%. Alles dazwischen wurde nach den entsprechenden Steuerstufen versteuert. Seit der </w:t>
-      </w:r>
-      <w:r>
-        <w:rPr>
-          <w:rFonts w:ascii="Arial" w:hAnsi="Arial" w:cs="Arial"/>
-          <w:sz w:val="24"/>
-          <w:szCs w:val="24"/>
-        </w:rPr>
-        <w:lastRenderedPageBreak/>
-        <w:t>jüngsten Reform steigen die zu versteuernden Beträge mit der Inflation mit an, um die kalte Progression abzuschaffen.</w:t>
+        <w:t xml:space="preserve"> ab dem man erst Steuern bezahlt, lag bisher bei € 11.000, - /Jahr. Der Höchststeuersatz begann für Einkommen ab € 90.000, - mit 50%. Alles dazwischen wurde nach den entsprechenden Steuerstufen versteuert. Seit der jüngsten Reform steigen die zu versteuernden Beträge mit der Inflation mit an, um die kalte Progression abzuschaffen.</w:t>
       </w:r>
     </w:p>
     <w:p>
@@ -25673,18 +25504,7 @@
                 <w:sz w:val="18"/>
                 <w:szCs w:val="18"/>
               </w:rPr>
-              <w:t xml:space="preserve">90.000 - </w:t>
-            </w:r>
-            <w:r>
-              <w:rPr>
-                <w:rFonts w:ascii="Arial" w:hAnsi="Arial" w:cs="Arial"/>
-                <w:bCs/>
-                <w:i/>
-                <w:iCs/>
-                <w:sz w:val="18"/>
-                <w:szCs w:val="18"/>
-              </w:rPr>
-              <w:t>1.000.000</w:t>
+              <w:t>90.000 - 1.000.000</w:t>
             </w:r>
           </w:p>
         </w:tc>
@@ -26056,18 +25876,7 @@
           <w:iCs/>
           <w:color w:val="4472C4" w:themeColor="accent5"/>
         </w:rPr>
-        <w:t xml:space="preserve">Gehe anschließend auf den Einkommensteuerrechner von finanz.at und </w:t>
-      </w:r>
-      <w:r>
-        <w:rPr>
-          <w:rFonts w:ascii="Arial" w:hAnsi="Arial" w:cs="Arial"/>
-          <w:b/>
-          <w:bCs/>
-          <w:i/>
-          <w:iCs/>
-          <w:color w:val="4472C4" w:themeColor="accent5"/>
-        </w:rPr>
-        <w:t>kontrolliere deine Berechnung, indem du dort dein Ausgangsgehalt eingibst!</w:t>
+        <w:t>Gehe anschließend auf den Einkommensteuerrechner von finanz.at und kontrolliere deine Berechnung, indem du dort dein Ausgangsgehalt eingibst!</w:t>
       </w:r>
     </w:p>
     <w:p>
@@ -26123,6 +25932,7 @@
         <w:rPr>
           <w:noProof/>
         </w:rPr>
+        <w:lastRenderedPageBreak/>
         <w:drawing>
           <wp:anchor distT="0" distB="0" distL="114300" distR="114300" simplePos="0" relativeHeight="13" behindDoc="0" locked="0" layoutInCell="0" allowOverlap="1" wp14:anchorId="26E42101" wp14:editId="18D2DB1D">
             <wp:simplePos x="0" y="0"/>
@@ -26149,7 +25959,7 @@
                     </pic:cNvPicPr>
                   </pic:nvPicPr>
                   <pic:blipFill>
-                    <a:blip r:embed="rId55"/>
+                    <a:blip r:embed="rId66"/>
                     <a:stretch>
                       <a:fillRect/>
                     </a:stretch>
@@ -26192,15 +26002,7 @@
           <w:sz w:val="24"/>
           <w:szCs w:val="24"/>
         </w:rPr>
-        <w:t xml:space="preserve"> sieht für alle Einkommen den gleichen Steuersatz vor. Es soll die Berechnung erleichtern und die Administration vereinfachen. Weiteres bringt es Vorteile für hohe Einkommen und soll deshalb Investitionen und Wachstum fördern, sowie Anreize zur Steuerhinterziehung verringern. Allerdings trifft es geringer Verdienende stärker und verfehlt so unter Umständen eine soziale Wirkung. Beispiel für dieses System sind viele Osteuropäische Staaten, wie z.B. Bulgarien 10%, Tschechien 15% oder Lettla</w:t>
-      </w:r>
-      <w:r>
-        <w:rPr>
-          <w:rFonts w:ascii="Arial" w:hAnsi="Arial" w:cs="Arial"/>
-          <w:sz w:val="24"/>
-          <w:szCs w:val="24"/>
-        </w:rPr>
-        <w:t>nd 25%.</w:t>
+        <w:t xml:space="preserve"> sieht für alle Einkommen den gleichen Steuersatz vor. Es soll die Berechnung erleichtern und die Administration vereinfachen. Weiteres bringt es Vorteile für hohe Einkommen und soll deshalb Investitionen und Wachstum fördern, sowie Anreize zur Steuerhinterziehung verringern. Allerdings trifft es geringer Verdienende stärker und verfehlt so unter Umständen eine soziale Wirkung. Beispiel für dieses System sind viele Osteuropäische Staaten, wie z.B. Bulgarien 10%, Tschechien 15% oder Lettland 25%.</w:t>
       </w:r>
       <w:bookmarkEnd w:id="20"/>
     </w:p>
@@ -26267,7 +26069,6 @@
           <w:sz w:val="24"/>
           <w:szCs w:val="24"/>
         </w:rPr>
-        <w:lastRenderedPageBreak/>
         <w:t xml:space="preserve">Der Staat deckt sein Budget auch durch die Ausgabe von </w:t>
       </w:r>
       <w:r>
@@ -26487,15 +26288,7 @@
           <w:sz w:val="24"/>
           <w:szCs w:val="24"/>
         </w:rPr>
-        <w:t xml:space="preserve">: Ziel im Euroraum sollte eine Obergrenze ein Nettodefizit von max. 3% und ein Bruttodefizit von max. 60% des jährlichen BIP eingehalten werden. Mit dem </w:t>
-      </w:r>
-      <w:r>
-        <w:rPr>
-          <w:rFonts w:ascii="Arial" w:hAnsi="Arial" w:cs="Arial"/>
-          <w:sz w:val="24"/>
-          <w:szCs w:val="24"/>
-        </w:rPr>
-        <w:t>Defizit steigen aufgrund herabgestufter Bonität die Zinsen- und Schuldenlast eines Staates.</w:t>
+        <w:t>: Ziel im Euroraum sollte eine Obergrenze ein Nettodefizit von max. 3% und ein Bruttodefizit von max. 60% des jährlichen BIP eingehalten werden. Mit dem Defizit steigen aufgrund herabgestufter Bonität die Zinsen- und Schuldenlast eines Staates.</w:t>
       </w:r>
     </w:p>
     <w:p>
@@ -26936,18 +26729,7 @@
                 <w:sz w:val="20"/>
                 <w:szCs w:val="20"/>
               </w:rPr>
-              <w:t xml:space="preserve">EKS f. </w:t>
-            </w:r>
-            <w:r>
-              <w:rPr>
-                <w:rFonts w:ascii="Arial" w:eastAsia="Calibri" w:hAnsi="Arial" w:cs="Arial"/>
-                <w:i/>
-                <w:iCs/>
-                <w:color w:val="4472C4" w:themeColor="accent5"/>
-                <w:sz w:val="20"/>
-                <w:szCs w:val="20"/>
-              </w:rPr>
-              <w:t>Angestellte, LS für Selbständige, progressiv</w:t>
+              <w:t>EKS f. Angestellte, LS für Selbständige, progressiv</w:t>
             </w:r>
           </w:p>
         </w:tc>
@@ -27481,18 +27263,7 @@
                 <w:sz w:val="20"/>
                 <w:szCs w:val="20"/>
               </w:rPr>
-              <w:t xml:space="preserve">Kauf von Grund und </w:t>
-            </w:r>
-            <w:r>
-              <w:rPr>
-                <w:rFonts w:ascii="Arial" w:eastAsia="Calibri" w:hAnsi="Arial" w:cs="Arial"/>
-                <w:i/>
-                <w:iCs/>
-                <w:color w:val="4472C4" w:themeColor="accent5"/>
-                <w:sz w:val="20"/>
-                <w:szCs w:val="20"/>
-              </w:rPr>
-              <w:t>Immobilien, 3,5%, Lw Familie 2,5%</w:t>
+              <w:t>Kauf von Grund und Immobilien, 3,5%, Lw Familie 2,5%</w:t>
             </w:r>
           </w:p>
         </w:tc>
@@ -27655,7 +27426,6 @@
                 <w:sz w:val="20"/>
                 <w:szCs w:val="20"/>
               </w:rPr>
-              <w:lastRenderedPageBreak/>
               <w:t>Vermögens-</w:t>
             </w:r>
           </w:p>
@@ -27822,18 +27592,7 @@
                 <w:sz w:val="20"/>
                 <w:szCs w:val="20"/>
               </w:rPr>
-              <w:t xml:space="preserve">3,30/7,50/17,50€ auf </w:t>
-            </w:r>
-            <w:r>
-              <w:rPr>
-                <w:rFonts w:ascii="Arial" w:eastAsia="Calibri" w:hAnsi="Arial" w:cs="Arial"/>
-                <w:i/>
-                <w:iCs/>
-                <w:color w:val="4472C4" w:themeColor="accent5"/>
-                <w:sz w:val="20"/>
-                <w:szCs w:val="20"/>
-              </w:rPr>
-              <w:t>Kurz-/Mittel-/Langstrecke</w:t>
+              <w:t>3,30/7,50/17,50€ auf Kurz-/Mittel-/Langstrecke</w:t>
             </w:r>
           </w:p>
         </w:tc>
@@ -28343,17 +28102,7 @@
           <w:szCs w:val="24"/>
           <w:u w:val="single"/>
         </w:rPr>
-        <w:t xml:space="preserve">Außenwirtschaftliche </w:t>
-      </w:r>
-      <w:r>
-        <w:rPr>
-          <w:rFonts w:ascii="Arial" w:hAnsi="Arial" w:cs="Arial"/>
-          <w:b/>
-          <w:sz w:val="24"/>
-          <w:szCs w:val="24"/>
-          <w:u w:val="single"/>
-        </w:rPr>
-        <w:t>Verflechtungen:</w:t>
+        <w:t>Außenwirtschaftliche Verflechtungen:</w:t>
       </w:r>
     </w:p>
     <w:p>
@@ -28474,15 +28223,7 @@
           <w:sz w:val="24"/>
           <w:szCs w:val="24"/>
         </w:rPr>
-        <w:t xml:space="preserve">Durch die </w:t>
-      </w:r>
-      <w:r>
-        <w:rPr>
-          <w:rFonts w:ascii="Arial" w:hAnsi="Arial" w:cs="Arial"/>
-          <w:sz w:val="24"/>
-          <w:szCs w:val="24"/>
-        </w:rPr>
-        <w:t>geografische Lage profitiert Ö an der letzten EU-Osterweiterung durch hohe Exportquoten und unternehmerische Auslandsinvestitionen von Banken und Handelsketten</w:t>
+        <w:t>Durch die geografische Lage profitiert Ö an der letzten EU-Osterweiterung durch hohe Exportquoten und unternehmerische Auslandsinvestitionen von Banken und Handelsketten</w:t>
       </w:r>
     </w:p>
     <w:p>
@@ -28553,7 +28294,6 @@
           <w:sz w:val="24"/>
           <w:szCs w:val="24"/>
         </w:rPr>
-        <w:lastRenderedPageBreak/>
         <w:t>Protektionismus vs. Freihandel:</w:t>
       </w:r>
     </w:p>
@@ -28613,6 +28353,7 @@
           <w:color w:val="1F4E79" w:themeColor="accent1" w:themeShade="80"/>
           <w:sz w:val="20"/>
           <w:szCs w:val="20"/>
+          <w:lang w:val="en-US"/>
         </w:rPr>
       </w:pPr>
       <w:r>
@@ -28622,38 +28363,30 @@
           <w:color w:val="1F4E79" w:themeColor="accent1" w:themeShade="80"/>
           <w:sz w:val="20"/>
           <w:szCs w:val="20"/>
+          <w:lang w:val="en-US"/>
         </w:rPr>
         <w:t xml:space="preserve">Instagam, Trump talks about tax: </w:t>
       </w:r>
-      <w:r>
-        <w:fldChar w:fldCharType="begin"/>
-      </w:r>
-      <w:r>
-        <w:instrText>HYPERLINK "https://www.instagram.com/reel/DFl_NYmRsFN/?igsh=cjh3NTQ4NTBvOGc=" \h</w:instrText>
-      </w:r>
-      <w:r>
-        <w:fldChar w:fldCharType="separate"/>
-      </w:r>
-      <w:r>
-        <w:rPr>
-          <w:rStyle w:val="Hyperlink"/>
-          <w:i/>
-          <w:iCs/>
-          <w:sz w:val="20"/>
-          <w:szCs w:val="20"/>
-          <w14:textFill>
-            <w14:solidFill>
-              <w14:srgbClr w14:val="0000FF">
-                <w14:lumMod w14:val="50000"/>
-              </w14:srgbClr>
-            </w14:solidFill>
-          </w14:textFill>
-        </w:rPr>
-        <w:t>https://www.instagram.com/reel/DFl_NYmRsFN/?igsh=cjh3NTQ4NTBvOGc=</w:t>
-      </w:r>
-      <w:r>
-        <w:fldChar w:fldCharType="end"/>
-      </w:r>
+      <w:hyperlink r:id="rId67">
+        <w:r>
+          <w:rPr>
+            <w:rStyle w:val="Hyperlink"/>
+            <w:i/>
+            <w:iCs/>
+            <w:sz w:val="20"/>
+            <w:szCs w:val="20"/>
+            <w:lang w:val="en-US"/>
+            <w14:textFill>
+              <w14:solidFill>
+                <w14:srgbClr w14:val="0000FF">
+                  <w14:lumMod w14:val="50000"/>
+                </w14:srgbClr>
+              </w14:solidFill>
+            </w14:textFill>
+          </w:rPr>
+          <w:t>https://www.instagram.com/reel/DFl_NYmRsFN/?igsh=cjh3NTQ4NTBvOGc=</w:t>
+        </w:r>
+      </w:hyperlink>
     </w:p>
     <w:p>
       <w:pPr>
@@ -28677,35 +28410,25 @@
         </w:rPr>
         <w:t xml:space="preserve">WIFO Video ORF: Zölle USA: </w:t>
       </w:r>
-      <w:r>
-        <w:fldChar w:fldCharType="begin"/>
-      </w:r>
-      <w:r>
-        <w:instrText>HYPERLINK "https://orf.at/av/video/newsVideo9696" \h</w:instrText>
-      </w:r>
-      <w:r>
-        <w:fldChar w:fldCharType="separate"/>
-      </w:r>
-      <w:r>
-        <w:rPr>
-          <w:rStyle w:val="Hyperlink"/>
-          <w:i/>
-          <w:iCs/>
-          <w:sz w:val="20"/>
-          <w:szCs w:val="20"/>
-          <w14:textFill>
-            <w14:solidFill>
-              <w14:srgbClr w14:val="0000FF">
-                <w14:lumMod w14:val="50000"/>
-              </w14:srgbClr>
-            </w14:solidFill>
-          </w14:textFill>
-        </w:rPr>
-        <w:t>https://orf.at/av/video/newsVideo9696</w:t>
-      </w:r>
-      <w:r>
-        <w:fldChar w:fldCharType="end"/>
-      </w:r>
+      <w:hyperlink r:id="rId68">
+        <w:r>
+          <w:rPr>
+            <w:rStyle w:val="Hyperlink"/>
+            <w:i/>
+            <w:iCs/>
+            <w:sz w:val="20"/>
+            <w:szCs w:val="20"/>
+            <w14:textFill>
+              <w14:solidFill>
+                <w14:srgbClr w14:val="0000FF">
+                  <w14:lumMod w14:val="50000"/>
+                </w14:srgbClr>
+              </w14:solidFill>
+            </w14:textFill>
+          </w:rPr>
+          <w:t>https://orf.at/av/video/newsVideo9696</w:t>
+        </w:r>
+      </w:hyperlink>
     </w:p>
     <w:p>
       <w:pPr>
@@ -28719,13 +28442,7 @@
         <w:rPr>
           <w:rFonts w:ascii="Arial" w:hAnsi="Arial" w:cs="Arial"/>
         </w:rPr>
-        <w:t xml:space="preserve">Zoll: In der Regel muss der Importeur die Zollgebühren bezahlen, es sei denn es wurde vertraglich etwas anderes festgelegt. Der Importeur ist die Person oder das Unternehmen, das die Ware in ein Land </w:t>
-      </w:r>
-      <w:r>
-        <w:rPr>
-          <w:rFonts w:ascii="Arial" w:hAnsi="Arial" w:cs="Arial"/>
-        </w:rPr>
-        <w:t>einführt.</w:t>
+        <w:t>Zoll: In der Regel muss der Importeur die Zollgebühren bezahlen, es sei denn es wurde vertraglich etwas anderes festgelegt. Der Importeur ist die Person oder das Unternehmen, das die Ware in ein Land einführt.</w:t>
       </w:r>
     </w:p>
     <w:p>
@@ -28990,6 +28707,7 @@
           <w:sz w:val="24"/>
           <w:szCs w:val="24"/>
         </w:rPr>
+        <w:lastRenderedPageBreak/>
         <w:t>Das Magische Vieleck verfolgt verschiedenste Ziele, die aus Sicht der Beteiligten, wie Interessensvertretungen, politischen Parteien, NGO’s, Produzenten und Konsumenten differenziert bewertet werden.</w:t>
       </w:r>
     </w:p>
@@ -29181,15 +28899,7 @@
           <w:sz w:val="24"/>
           <w:szCs w:val="24"/>
         </w:rPr>
-        <w:t xml:space="preserve">Gerechtigkeit liegt z.B. vor, wenn hohe und niedere Einkommen nicht zu </w:t>
-      </w:r>
-      <w:r>
-        <w:rPr>
-          <w:rFonts w:ascii="Arial" w:hAnsi="Arial" w:cs="Arial"/>
-          <w:sz w:val="24"/>
-          <w:szCs w:val="24"/>
-        </w:rPr>
-        <w:t>weit auseinander liegen.</w:t>
+        <w:t>Gerechtigkeit liegt z.B. vor, wenn hohe und niedere Einkommen nicht zu weit auseinander liegen.</w:t>
       </w:r>
     </w:p>
     <w:p>
@@ -29275,7 +28985,7 @@
           <w:szCs w:val="20"/>
         </w:rPr>
       </w:pPr>
-      <w:hyperlink r:id="rId56">
+      <w:hyperlink r:id="rId69">
         <w:r>
           <w:rPr>
             <w:rFonts w:ascii="Arial" w:hAnsi="Arial" w:cs="Arial"/>
@@ -29610,15 +29320,7 @@
           <w:sz w:val="24"/>
           <w:szCs w:val="24"/>
         </w:rPr>
-        <w:t xml:space="preserve">Persönliche Dimension: </w:t>
-      </w:r>
-      <w:r>
-        <w:rPr>
-          <w:rFonts w:ascii="Arial" w:hAnsi="Arial" w:cs="Arial"/>
-          <w:sz w:val="24"/>
-          <w:szCs w:val="24"/>
-        </w:rPr>
-        <w:t>Verschwenderischer Lebensstil schädigt Natur und Ressourcen. Wir verursachen einen zu großen ökologischen Fußabdruck und vieles trägt einen großen ökologischen Rucksack. (BS 95)</w:t>
+        <w:t>Persönliche Dimension: Verschwenderischer Lebensstil schädigt Natur und Ressourcen. Wir verursachen einen zu großen ökologischen Fußabdruck und vieles trägt einen großen ökologischen Rucksack. (BS 95)</w:t>
       </w:r>
     </w:p>
     <w:p>
@@ -29797,7 +29499,16 @@
           <w:sz w:val="24"/>
           <w:szCs w:val="24"/>
         </w:rPr>
-        <w:t>Globale Dimension: Geprägt durch Ressourcenverbrauch und Klimawandel. Peak Oil scheint bereits überschritten; das Kyoto Protokoll sucht nach Lösungen, unter anderem durch dem Emissionshandel, d.h. Umweltbelastende Unternehmen müssen Verschmutzungsrechte kaufen und umweltschonende Unternehmen können solche Rechte verkaufen.</w:t>
+        <w:t xml:space="preserve">Globale Dimension: Geprägt durch Ressourcenverbrauch und Klimawandel. Peak Oil scheint bereits überschritten; das Kyoto Protokoll sucht nach Lösungen, unter anderem durch dem Emissionshandel, d.h. </w:t>
+      </w:r>
+      <w:r>
+        <w:rPr>
+          <w:rFonts w:ascii="Arial" w:hAnsi="Arial" w:cs="Arial"/>
+          <w:sz w:val="24"/>
+          <w:szCs w:val="24"/>
+        </w:rPr>
+        <w:lastRenderedPageBreak/>
+        <w:t>Umweltbelastende Unternehmen müssen Verschmutzungsrechte kaufen und umweltschonende Unternehmen können solche Rechte verkaufen.</w:t>
       </w:r>
     </w:p>
     <w:p>
@@ -30030,7 +29741,6 @@
           <w:sz w:val="24"/>
           <w:szCs w:val="24"/>
         </w:rPr>
-        <w:lastRenderedPageBreak/>
         <w:t>Grundlagen</w:t>
       </w:r>
       <w:r>
@@ -30099,15 +29809,7 @@
           <w:sz w:val="24"/>
           <w:szCs w:val="24"/>
         </w:rPr>
-        <w:t xml:space="preserve">: 1930 kosteten drei Minuten Telefongespräch London – New York 245 $, 1990 hatten erst 11 Mio. Menschen ein Handy, heute gibt es über 7 Mrd. Handys. Die </w:t>
-      </w:r>
-      <w:r>
-        <w:rPr>
-          <w:rFonts w:ascii="Arial" w:hAnsi="Arial" w:cs="Arial"/>
-          <w:sz w:val="24"/>
-          <w:szCs w:val="24"/>
-        </w:rPr>
-        <w:t>Multifunktionalität der Geräte (Telefon, Foto, Film, Internet, Kurznachrichten, Apps…) beschleunigt die Globalisierung.</w:t>
+        <w:t>: 1930 kosteten drei Minuten Telefongespräch London – New York 245 $, 1990 hatten erst 11 Mio. Menschen ein Handy, heute gibt es über 7 Mrd. Handys. Die Multifunktionalität der Geräte (Telefon, Foto, Film, Internet, Kurznachrichten, Apps…) beschleunigt die Globalisierung.</w:t>
       </w:r>
     </w:p>
     <w:p>
@@ -30242,18 +29944,7 @@
           <w:sz w:val="20"/>
           <w:szCs w:val="20"/>
         </w:rPr>
-        <w:t xml:space="preserve">Manipulation, Falsch- und </w:t>
-      </w:r>
-      <w:r>
-        <w:rPr>
-          <w:rFonts w:ascii="Arial" w:hAnsi="Arial" w:cs="Arial"/>
-          <w:bCs/>
-          <w:i/>
-          <w:color w:val="4472C4" w:themeColor="accent5"/>
-          <w:sz w:val="20"/>
-          <w:szCs w:val="20"/>
-        </w:rPr>
-        <w:t>Fehlinformation: Diskussion</w:t>
+        <w:t>Manipulation, Falsch- und Fehlinformation: Diskussion</w:t>
       </w:r>
     </w:p>
     <w:p>
@@ -30514,7 +30205,6 @@
           <w:sz w:val="24"/>
           <w:szCs w:val="24"/>
         </w:rPr>
-        <w:lastRenderedPageBreak/>
         <w:t>Heutige Spitze nach Umsatz: Royal Dutch Shell, Wal-Mart Stores, Exxon Mobil aber mit Sinopec, State Grid und China National Petroleum sind bereits drei chinesische Unternehmen unter den Top 10.</w:t>
       </w:r>
     </w:p>
@@ -30542,7 +30232,7 @@
           <w:szCs w:val="20"/>
         </w:rPr>
       </w:pPr>
-      <w:hyperlink r:id="rId57">
+      <w:hyperlink r:id="rId70">
         <w:r>
           <w:rPr>
             <w:rStyle w:val="Hyperlink"/>
@@ -30864,6 +30554,7 @@
           <w:szCs w:val="24"/>
           <w:lang w:val="en-US"/>
         </w:rPr>
+        <w:lastRenderedPageBreak/>
         <w:t>OECD</w:t>
       </w:r>
     </w:p>
@@ -30904,46 +30595,47 @@
           <w:szCs w:val="24"/>
           <w:lang w:val="en-US"/>
         </w:rPr>
-        <w:t xml:space="preserve">OECD stands for the </w:t>
-      </w:r>
-      <w:proofErr w:type="spellStart"/>
-      <w:r>
+        <w:t>OECD stands for the neo-liberal economy and the ideas of the free market. OECD represents the richest countries in the world.</w:t>
+      </w:r>
+    </w:p>
+    <w:p>
+      <w:pPr>
+        <w:spacing w:after="0"/>
         <w:rPr>
           <w:rFonts w:ascii="Arial" w:hAnsi="Arial" w:cs="Arial"/>
           <w:sz w:val="24"/>
           <w:szCs w:val="24"/>
           <w:lang w:val="en-US"/>
         </w:rPr>
-        <w:t>neo-liberal</w:t>
-      </w:r>
-      <w:proofErr w:type="spellEnd"/>
-      <w:r>
-        <w:rPr>
-          <w:rFonts w:ascii="Arial" w:hAnsi="Arial" w:cs="Arial"/>
+      </w:pPr>
+    </w:p>
+    <w:p>
+      <w:pPr>
+        <w:spacing w:after="0"/>
+        <w:rPr>
+          <w:rFonts w:ascii="Arial" w:hAnsi="Arial" w:cs="Arial"/>
+          <w:b/>
           <w:sz w:val="24"/>
           <w:szCs w:val="24"/>
           <w:lang w:val="en-US"/>
         </w:rPr>
-        <w:t xml:space="preserve"> economy and the ideas of the free market. OECD represents the richest countries in the world.</w:t>
-      </w:r>
-    </w:p>
-    <w:p>
-      <w:pPr>
-        <w:spacing w:after="0"/>
-        <w:rPr>
-          <w:rFonts w:ascii="Arial" w:hAnsi="Arial" w:cs="Arial"/>
+      </w:pPr>
+      <w:r>
+        <w:rPr>
+          <w:rFonts w:ascii="Arial" w:hAnsi="Arial" w:cs="Arial"/>
+          <w:b/>
           <w:sz w:val="24"/>
           <w:szCs w:val="24"/>
           <w:lang w:val="en-US"/>
         </w:rPr>
-      </w:pPr>
-    </w:p>
-    <w:p>
-      <w:pPr>
-        <w:spacing w:after="0"/>
-        <w:rPr>
-          <w:rFonts w:ascii="Arial" w:hAnsi="Arial" w:cs="Arial"/>
-          <w:b/>
+        <w:t>G7 (8) – G20 – G33</w:t>
+      </w:r>
+    </w:p>
+    <w:p>
+      <w:pPr>
+        <w:spacing w:after="0"/>
+        <w:rPr>
+          <w:rFonts w:ascii="Arial" w:hAnsi="Arial" w:cs="Arial"/>
           <w:sz w:val="24"/>
           <w:szCs w:val="24"/>
           <w:lang w:val="en-US"/>
@@ -30952,12 +30644,11 @@
       <w:r>
         <w:rPr>
           <w:rFonts w:ascii="Arial" w:hAnsi="Arial" w:cs="Arial"/>
-          <w:b/>
           <w:sz w:val="24"/>
           <w:szCs w:val="24"/>
           <w:lang w:val="en-US"/>
         </w:rPr>
-        <w:t>G7 (8) – G20 – G33</w:t>
+        <w:t xml:space="preserve">Cooperation of groups of states for common economic interests. </w:t>
       </w:r>
     </w:p>
     <w:p>
@@ -30977,7 +30668,7 @@
           <w:szCs w:val="24"/>
           <w:lang w:val="en-US"/>
         </w:rPr>
-        <w:t xml:space="preserve">Cooperation of groups of states for common economic interests. </w:t>
+        <w:t>G7: leading industrial nations (D, F, I, UK, JAP, CAN, USA, + RUS) who meet annually to discuss global economic questions.</w:t>
       </w:r>
     </w:p>
     <w:p>
@@ -30997,7 +30688,7 @@
           <w:szCs w:val="24"/>
           <w:lang w:val="en-US"/>
         </w:rPr>
-        <w:t>G7: leading industrial nations (D, F, I, UK, JAP, CAN, USA, + RUS) who meet annually to discuss global economic questions.</w:t>
+        <w:t xml:space="preserve">G20: 19 Member States of leading emerging countries, and the EU mainly for cooperation in financial matters, for a change of agricultural policy in the US and EU and for lowering agricultural support and import restrictions. </w:t>
       </w:r>
     </w:p>
     <w:p>
@@ -31017,7 +30708,7 @@
           <w:szCs w:val="24"/>
           <w:lang w:val="en-US"/>
         </w:rPr>
-        <w:t xml:space="preserve">G20: 19 Member States of leading emerging countries, and the EU mainly for cooperation in financial matters, for a change of agricultural policy in the US and EU and for lowering agricultural support and import restrictions. </w:t>
+        <w:t>G33 is a group of Developing Countries, which persues similar goals as G20.</w:t>
       </w:r>
     </w:p>
     <w:p>
@@ -31030,74 +30721,47 @@
           <w:lang w:val="en-US"/>
         </w:rPr>
       </w:pPr>
-      <w:r>
-        <w:rPr>
-          <w:rFonts w:ascii="Arial" w:hAnsi="Arial" w:cs="Arial"/>
+    </w:p>
+    <w:p>
+      <w:pPr>
+        <w:spacing w:after="0"/>
+        <w:rPr>
+          <w:rFonts w:ascii="Arial" w:hAnsi="Arial" w:cs="Arial"/>
+          <w:b/>
           <w:sz w:val="24"/>
           <w:szCs w:val="24"/>
           <w:lang w:val="en-US"/>
         </w:rPr>
-        <w:t xml:space="preserve">G33 is a group of Developing Countries, which </w:t>
-      </w:r>
-      <w:proofErr w:type="spellStart"/>
-      <w:r>
-        <w:rPr>
-          <w:rFonts w:ascii="Arial" w:hAnsi="Arial" w:cs="Arial"/>
+      </w:pPr>
+      <w:r>
+        <w:rPr>
+          <w:rFonts w:ascii="Arial" w:hAnsi="Arial" w:cs="Arial"/>
+          <w:b/>
           <w:sz w:val="24"/>
           <w:szCs w:val="24"/>
           <w:lang w:val="en-US"/>
         </w:rPr>
-        <w:t>persues</w:t>
-      </w:r>
-      <w:proofErr w:type="spellEnd"/>
-      <w:r>
+        <w:t>IMF – International Monetary Fund</w:t>
+      </w:r>
+    </w:p>
+    <w:p>
+      <w:pPr>
+        <w:spacing w:after="0"/>
         <w:rPr>
           <w:rFonts w:ascii="Arial" w:hAnsi="Arial" w:cs="Arial"/>
           <w:sz w:val="24"/>
           <w:szCs w:val="24"/>
           <w:lang w:val="en-US"/>
         </w:rPr>
-        <w:t xml:space="preserve"> similar goals as G20.</w:t>
-      </w:r>
-    </w:p>
-    <w:p>
-      <w:pPr>
-        <w:spacing w:after="0"/>
+      </w:pPr>
+      <w:r>
         <w:rPr>
           <w:rFonts w:ascii="Arial" w:hAnsi="Arial" w:cs="Arial"/>
           <w:sz w:val="24"/>
           <w:szCs w:val="24"/>
           <w:lang w:val="en-US"/>
         </w:rPr>
-      </w:pPr>
-    </w:p>
-    <w:p>
-      <w:pPr>
-        <w:spacing w:after="0"/>
-        <w:rPr>
-          <w:rFonts w:ascii="Arial" w:hAnsi="Arial" w:cs="Arial"/>
-          <w:b/>
-          <w:sz w:val="24"/>
-          <w:szCs w:val="24"/>
-        </w:rPr>
-      </w:pPr>
-      <w:r>
-        <w:rPr>
-          <w:rFonts w:ascii="Arial" w:hAnsi="Arial" w:cs="Arial"/>
-          <w:b/>
-          <w:sz w:val="24"/>
-          <w:szCs w:val="24"/>
-        </w:rPr>
-        <w:t xml:space="preserve">IMF – </w:t>
-      </w:r>
-      <w:r>
-        <w:rPr>
-          <w:rFonts w:ascii="Arial" w:hAnsi="Arial" w:cs="Arial"/>
-          <w:b/>
-          <w:sz w:val="24"/>
-          <w:szCs w:val="24"/>
-        </w:rPr>
-        <w:t>International Monetary Fund</w:t>
+        <w:t>Best known since the financial crisis of the last years, e.g. rescue packages for Greece, Portugal, Iceland and Ireland. The IMF is a crisis intervention system and works together with the EC, the European Central Bank and the EURO Rescue Fund. Grants are always tied to reforms like austerity measures, tax increases and privatization.</w:t>
       </w:r>
     </w:p>
     <w:p>
@@ -31117,24 +30781,26 @@
           <w:szCs w:val="24"/>
           <w:lang w:val="en-US"/>
         </w:rPr>
-        <w:t xml:space="preserve">Best known since the financial crisis of the last years, e.g. rescue packages for Greece, Portugal, Iceland and Ireland. The IMF is a crisis intervention system and works together with the EC, the European Central Bank and the EURO Rescue </w:t>
-      </w:r>
-      <w:r>
+        <w:t>The IMF was established together with the World Bank in 1944 in Bretton Woods as a response to the Great Depression of the 1930’s.</w:t>
+      </w:r>
+    </w:p>
+    <w:p>
+      <w:pPr>
+        <w:spacing w:after="0"/>
         <w:rPr>
           <w:rFonts w:ascii="Arial" w:hAnsi="Arial" w:cs="Arial"/>
           <w:sz w:val="24"/>
           <w:szCs w:val="24"/>
           <w:lang w:val="en-US"/>
         </w:rPr>
-        <w:lastRenderedPageBreak/>
-        <w:t>Fund. Grants are always tied to reforms like austerity measures, tax increases and privatization.</w:t>
-      </w:r>
-    </w:p>
-    <w:p>
-      <w:pPr>
-        <w:spacing w:after="0"/>
-        <w:rPr>
-          <w:rFonts w:ascii="Arial" w:hAnsi="Arial" w:cs="Arial"/>
+      </w:pPr>
+    </w:p>
+    <w:p>
+      <w:pPr>
+        <w:spacing w:after="0"/>
+        <w:rPr>
+          <w:rFonts w:ascii="Arial" w:hAnsi="Arial" w:cs="Arial"/>
+          <w:b/>
           <w:sz w:val="24"/>
           <w:szCs w:val="24"/>
           <w:lang w:val="en-US"/>
@@ -31143,11 +30809,12 @@
       <w:r>
         <w:rPr>
           <w:rFonts w:ascii="Arial" w:hAnsi="Arial" w:cs="Arial"/>
+          <w:b/>
           <w:sz w:val="24"/>
           <w:szCs w:val="24"/>
           <w:lang w:val="en-US"/>
         </w:rPr>
-        <w:t>The IMF was established together with the World Bank in 1944 in Bretton Woods as a response to the Great Depression of the 1930’s.</w:t>
+        <w:t>Bretton Woods (today Ski Resort north of N.Y.)</w:t>
       </w:r>
     </w:p>
     <w:p>
@@ -31160,107 +30827,54 @@
           <w:lang w:val="en-US"/>
         </w:rPr>
       </w:pPr>
-    </w:p>
-    <w:p>
-      <w:pPr>
-        <w:spacing w:after="0"/>
-        <w:rPr>
-          <w:rFonts w:ascii="Arial" w:hAnsi="Arial" w:cs="Arial"/>
-          <w:b/>
+      <w:r>
+        <w:rPr>
+          <w:rFonts w:ascii="Arial" w:hAnsi="Arial" w:cs="Arial"/>
           <w:sz w:val="24"/>
           <w:szCs w:val="24"/>
           <w:lang w:val="en-US"/>
         </w:rPr>
-      </w:pPr>
-      <w:r>
-        <w:rPr>
-          <w:rFonts w:ascii="Arial" w:hAnsi="Arial" w:cs="Arial"/>
-          <w:b/>
+        <w:t>After WWII the Allied Powers built a contract for an international monetary system. The US-Dollar was declared as a reserve currency, coupled with gold. IMF and World Bank were installed for supervision.</w:t>
+      </w:r>
+    </w:p>
+    <w:p>
+      <w:pPr>
+        <w:spacing w:after="0"/>
+        <w:rPr>
+          <w:rFonts w:ascii="Arial" w:hAnsi="Arial" w:cs="Arial"/>
           <w:sz w:val="24"/>
           <w:szCs w:val="24"/>
           <w:lang w:val="en-US"/>
         </w:rPr>
-        <w:t>Bretton Woods (today Ski Resort north of N.Y.)</w:t>
-      </w:r>
-    </w:p>
-    <w:p>
-      <w:pPr>
-        <w:spacing w:after="0"/>
+      </w:pPr>
+      <w:r>
         <w:rPr>
           <w:rFonts w:ascii="Arial" w:hAnsi="Arial" w:cs="Arial"/>
           <w:sz w:val="24"/>
           <w:szCs w:val="24"/>
           <w:lang w:val="en-US"/>
         </w:rPr>
-      </w:pPr>
-      <w:r>
+        <w:t>1971-73 the US refused from the agreement because of trade deficits and the costs of the Vietnam War they could no longer guarantee the exchange rates of the Dollar.</w:t>
+      </w:r>
+    </w:p>
+    <w:p>
+      <w:pPr>
+        <w:spacing w:after="0"/>
         <w:rPr>
           <w:rFonts w:ascii="Arial" w:hAnsi="Arial" w:cs="Arial"/>
           <w:sz w:val="24"/>
           <w:szCs w:val="24"/>
           <w:lang w:val="en-US"/>
         </w:rPr>
-        <w:t>After WWII the Allied Powers built a contract for an international monetary system. The US-Dollar was declared as a reserve currency, coupled with gold. IMF and World Bank were installed for supervision.</w:t>
-      </w:r>
-    </w:p>
-    <w:p>
-      <w:pPr>
-        <w:spacing w:after="0"/>
+      </w:pPr>
+      <w:r>
         <w:rPr>
           <w:rFonts w:ascii="Arial" w:hAnsi="Arial" w:cs="Arial"/>
           <w:sz w:val="24"/>
           <w:szCs w:val="24"/>
           <w:lang w:val="en-US"/>
         </w:rPr>
-      </w:pPr>
-      <w:r>
-        <w:rPr>
-          <w:rFonts w:ascii="Arial" w:hAnsi="Arial" w:cs="Arial"/>
-          <w:sz w:val="24"/>
-          <w:szCs w:val="24"/>
-          <w:lang w:val="en-US"/>
-        </w:rPr>
-        <w:t>1971-73 the US refused from the agreement because of trade deficits and the costs of the Vietnam War they could no longer guarantee the exchange rates of the Dollar.</w:t>
-      </w:r>
-    </w:p>
-    <w:p>
-      <w:pPr>
-        <w:spacing w:after="0"/>
-        <w:rPr>
-          <w:rFonts w:ascii="Arial" w:hAnsi="Arial" w:cs="Arial"/>
-          <w:sz w:val="24"/>
-          <w:szCs w:val="24"/>
-          <w:lang w:val="en-US"/>
-        </w:rPr>
-      </w:pPr>
-      <w:r>
-        <w:rPr>
-          <w:rFonts w:ascii="Arial" w:hAnsi="Arial" w:cs="Arial"/>
-          <w:sz w:val="24"/>
-          <w:szCs w:val="24"/>
-          <w:lang w:val="en-US"/>
-        </w:rPr>
-        <w:t xml:space="preserve">After the collapse of Bretton Woods, the IMF began to lend credits to emerging markets. The deciding power in the IMF is at the industrialized countries, which is part of the critics, who see the IMF as a </w:t>
-      </w:r>
-      <w:proofErr w:type="spellStart"/>
-      <w:r>
-        <w:rPr>
-          <w:rFonts w:ascii="Arial" w:hAnsi="Arial" w:cs="Arial"/>
-          <w:sz w:val="24"/>
-          <w:szCs w:val="24"/>
-          <w:lang w:val="en-US"/>
-        </w:rPr>
-        <w:t>neo-liberal</w:t>
-      </w:r>
-      <w:proofErr w:type="spellEnd"/>
-      <w:r>
-        <w:rPr>
-          <w:rFonts w:ascii="Arial" w:hAnsi="Arial" w:cs="Arial"/>
-          <w:sz w:val="24"/>
-          <w:szCs w:val="24"/>
-          <w:lang w:val="en-US"/>
-        </w:rPr>
-        <w:t xml:space="preserve"> institution which is, due to their requirements guilty to social degradation and poverty.</w:t>
+        <w:t>After the collapse of Bretton Woods, the IMF began to lend credits to emerging markets. The deciding power in the IMF is at the industrialized countries, which is part of the critics, who see the IMF as a neo-liberal institution which is, due to their requirements guilty to social degradation and poverty.</w:t>
       </w:r>
     </w:p>
     <w:p>
@@ -31409,19 +31023,8 @@
           <w:szCs w:val="24"/>
           <w:lang w:val="en-US"/>
         </w:rPr>
-        <w:t xml:space="preserve">rules of origin and import </w:t>
-      </w:r>
-      <w:proofErr w:type="spellStart"/>
-      <w:r>
-        <w:rPr>
-          <w:rFonts w:ascii="Arial" w:hAnsi="Arial" w:cs="Arial"/>
-          <w:sz w:val="24"/>
-          <w:szCs w:val="24"/>
-          <w:lang w:val="en-US"/>
-        </w:rPr>
-        <w:t>licences</w:t>
-      </w:r>
-      <w:proofErr w:type="spellEnd"/>
+        <w:t>rules of origin and import licences</w:t>
+      </w:r>
     </w:p>
     <w:p>
       <w:pPr>
@@ -31549,6 +31152,7 @@
           <w:szCs w:val="24"/>
           <w:lang w:val="en-US"/>
         </w:rPr>
+        <w:lastRenderedPageBreak/>
         <w:t>GATT</w:t>
       </w:r>
       <w:r>
@@ -31620,7 +31224,6 @@
         </w:rPr>
         <w:t xml:space="preserve"> – Trade-Related Aspects of Intellectual Property Rights like patents on seed, medicines or trademarks based on the principles of the </w:t>
       </w:r>
-      <w:proofErr w:type="spellStart"/>
       <w:r>
         <w:rPr>
           <w:rFonts w:ascii="Arial" w:hAnsi="Arial" w:cs="Arial"/>
@@ -31629,62 +31232,60 @@
           <w:szCs w:val="24"/>
           <w:lang w:val="en-US"/>
         </w:rPr>
-        <w:t>Most-Favoured-Nation</w:t>
-      </w:r>
-      <w:proofErr w:type="spellEnd"/>
-      <w:r>
-        <w:rPr>
-          <w:rFonts w:ascii="Arial" w:hAnsi="Arial" w:cs="Arial"/>
-          <w:b/>
+        <w:t>Most-Favoured-Nation-Obligation</w:t>
+      </w:r>
+      <w:r>
+        <w:rPr>
+          <w:rFonts w:ascii="Arial" w:hAnsi="Arial" w:cs="Arial"/>
           <w:sz w:val="24"/>
           <w:szCs w:val="24"/>
           <w:lang w:val="en-US"/>
         </w:rPr>
-        <w:t>-Obligation</w:t>
-      </w:r>
-      <w:r>
-        <w:rPr>
-          <w:rFonts w:ascii="Arial" w:hAnsi="Arial" w:cs="Arial"/>
+        <w:t xml:space="preserve"> (advantages, granted to one partner must be given to any other) and </w:t>
+      </w:r>
+      <w:r>
+        <w:rPr>
+          <w:rFonts w:ascii="Arial" w:hAnsi="Arial" w:cs="Arial"/>
+          <w:b/>
           <w:sz w:val="24"/>
           <w:szCs w:val="24"/>
           <w:lang w:val="en-US"/>
         </w:rPr>
-        <w:t xml:space="preserve"> (advantages, granted to one partner must be given to any other) and </w:t>
-      </w:r>
-      <w:r>
-        <w:rPr>
-          <w:rFonts w:ascii="Arial" w:hAnsi="Arial" w:cs="Arial"/>
-          <w:b/>
+        <w:t>National Treatment</w:t>
+      </w:r>
+      <w:r>
+        <w:rPr>
+          <w:rFonts w:ascii="Arial" w:hAnsi="Arial" w:cs="Arial"/>
           <w:sz w:val="24"/>
           <w:szCs w:val="24"/>
           <w:lang w:val="en-US"/>
         </w:rPr>
-        <w:t>National Treatment</w:t>
-      </w:r>
-      <w:r>
+        <w:t xml:space="preserve"> (foreign companies and their products must be given the same rights like domestic partners)</w:t>
+      </w:r>
+    </w:p>
+    <w:p>
+      <w:pPr>
+        <w:spacing w:after="0"/>
         <w:rPr>
           <w:rFonts w:ascii="Arial" w:hAnsi="Arial" w:cs="Arial"/>
           <w:sz w:val="24"/>
           <w:szCs w:val="24"/>
           <w:lang w:val="en-US"/>
         </w:rPr>
-        <w:t xml:space="preserve"> (foreign companies and their products must be given the same rights like domestic partners)</w:t>
-      </w:r>
-    </w:p>
-    <w:p>
-      <w:pPr>
-        <w:spacing w:after="0"/>
-        <w:rPr>
-          <w:rFonts w:ascii="Arial" w:hAnsi="Arial" w:cs="Arial"/>
+      </w:pPr>
+    </w:p>
+    <w:p>
+      <w:pPr>
+        <w:spacing w:after="0"/>
+        <w:rPr>
+          <w:rFonts w:ascii="Arial" w:hAnsi="Arial" w:cs="Arial"/>
+          <w:b/>
           <w:sz w:val="24"/>
           <w:szCs w:val="24"/>
           <w:lang w:val="en-US"/>
         </w:rPr>
       </w:pPr>
-    </w:p>
-    <w:p>
-      <w:pPr>
-        <w:spacing w:after="0"/>
+      <w:r>
         <w:rPr>
           <w:rFonts w:ascii="Arial" w:hAnsi="Arial" w:cs="Arial"/>
           <w:b/>
@@ -31692,69 +31293,72 @@
           <w:szCs w:val="24"/>
           <w:lang w:val="en-US"/>
         </w:rPr>
-      </w:pPr>
-      <w:r>
-        <w:rPr>
-          <w:rFonts w:ascii="Arial" w:hAnsi="Arial" w:cs="Arial"/>
-          <w:b/>
+        <w:t>WORLD BANK GROUP</w:t>
+      </w:r>
+    </w:p>
+    <w:p>
+      <w:pPr>
+        <w:spacing w:after="0"/>
+        <w:rPr>
+          <w:rFonts w:ascii="Arial" w:hAnsi="Arial" w:cs="Arial"/>
           <w:sz w:val="24"/>
           <w:szCs w:val="24"/>
           <w:lang w:val="en-US"/>
         </w:rPr>
-        <w:t>WORLD BANK GROUP</w:t>
-      </w:r>
-    </w:p>
-    <w:p>
-      <w:pPr>
-        <w:spacing w:after="0"/>
+      </w:pPr>
+      <w:r>
         <w:rPr>
           <w:rFonts w:ascii="Arial" w:hAnsi="Arial" w:cs="Arial"/>
           <w:sz w:val="24"/>
           <w:szCs w:val="24"/>
           <w:lang w:val="en-US"/>
         </w:rPr>
-      </w:pPr>
-      <w:proofErr w:type="spellStart"/>
-      <w:r>
+        <w:t>Foundet to support the reconstruction after WW II, today supporting Less and Least Developed contries (Ledc’s). Critics concern the economic neo-liberal thought.</w:t>
+      </w:r>
+    </w:p>
+    <w:p>
+      <w:pPr>
+        <w:spacing w:after="0"/>
         <w:rPr>
           <w:rFonts w:ascii="Arial" w:hAnsi="Arial" w:cs="Arial"/>
           <w:sz w:val="24"/>
           <w:szCs w:val="24"/>
           <w:lang w:val="en-US"/>
         </w:rPr>
-        <w:t>Foundet</w:t>
-      </w:r>
-      <w:proofErr w:type="spellEnd"/>
-      <w:r>
-        <w:rPr>
-          <w:rFonts w:ascii="Arial" w:hAnsi="Arial" w:cs="Arial"/>
+      </w:pPr>
+    </w:p>
+    <w:p>
+      <w:pPr>
+        <w:spacing w:after="0"/>
+        <w:rPr>
+          <w:rFonts w:ascii="Arial" w:hAnsi="Arial" w:cs="Arial"/>
+          <w:b/>
           <w:sz w:val="24"/>
           <w:szCs w:val="24"/>
           <w:lang w:val="en-US"/>
         </w:rPr>
-        <w:t xml:space="preserve"> to support the reconstruction after WW II, today supporting Less and Least Developed </w:t>
-      </w:r>
-      <w:proofErr w:type="spellStart"/>
-      <w:r>
-        <w:rPr>
-          <w:rFonts w:ascii="Arial" w:hAnsi="Arial" w:cs="Arial"/>
+      </w:pPr>
+      <w:r>
+        <w:rPr>
+          <w:rFonts w:ascii="Arial" w:hAnsi="Arial" w:cs="Arial"/>
+          <w:b/>
           <w:sz w:val="24"/>
           <w:szCs w:val="24"/>
           <w:lang w:val="en-US"/>
         </w:rPr>
-        <w:t>contries</w:t>
-      </w:r>
-      <w:proofErr w:type="spellEnd"/>
-      <w:r>
+        <w:t>WEF – World Economic Forum</w:t>
+      </w:r>
+    </w:p>
+    <w:p>
+      <w:pPr>
+        <w:spacing w:after="0"/>
         <w:rPr>
           <w:rFonts w:ascii="Arial" w:hAnsi="Arial" w:cs="Arial"/>
           <w:sz w:val="24"/>
           <w:szCs w:val="24"/>
           <w:lang w:val="en-US"/>
         </w:rPr>
-        <w:t xml:space="preserve"> (</w:t>
-      </w:r>
-      <w:proofErr w:type="spellStart"/>
+      </w:pPr>
       <w:r>
         <w:rPr>
           <w:rFonts w:ascii="Arial" w:hAnsi="Arial" w:cs="Arial"/>
@@ -31762,56 +31366,58 @@
           <w:szCs w:val="24"/>
           <w:lang w:val="en-US"/>
         </w:rPr>
-        <w:t>Ledc’s</w:t>
-      </w:r>
-      <w:proofErr w:type="spellEnd"/>
-      <w:r>
+        <w:t>Annual meeting of global business players and politics in Davos. Ledc’s are not represented. The World Social Forum is the counter-event.</w:t>
+      </w:r>
+    </w:p>
+    <w:p>
+      <w:pPr>
+        <w:spacing w:after="0"/>
         <w:rPr>
           <w:rFonts w:ascii="Arial" w:hAnsi="Arial" w:cs="Arial"/>
           <w:sz w:val="24"/>
           <w:szCs w:val="24"/>
           <w:lang w:val="en-US"/>
         </w:rPr>
-        <w:t xml:space="preserve">). Critics concern the economic </w:t>
-      </w:r>
-      <w:proofErr w:type="spellStart"/>
-      <w:r>
+      </w:pPr>
+    </w:p>
+    <w:p>
+      <w:pPr>
+        <w:spacing w:after="0"/>
         <w:rPr>
           <w:rFonts w:ascii="Arial" w:hAnsi="Arial" w:cs="Arial"/>
           <w:sz w:val="24"/>
           <w:szCs w:val="24"/>
           <w:lang w:val="en-US"/>
         </w:rPr>
-        <w:t>neo-liberal</w:t>
-      </w:r>
-      <w:proofErr w:type="spellEnd"/>
-      <w:r>
-        <w:rPr>
-          <w:rFonts w:ascii="Arial" w:hAnsi="Arial" w:cs="Arial"/>
+      </w:pPr>
+    </w:p>
+    <w:p>
+      <w:pPr>
+        <w:spacing w:after="0"/>
+        <w:rPr>
+          <w:rFonts w:ascii="Arial" w:hAnsi="Arial" w:cs="Arial"/>
+          <w:b/>
           <w:sz w:val="24"/>
           <w:szCs w:val="24"/>
           <w:lang w:val="en-US"/>
         </w:rPr>
-        <w:t xml:space="preserve"> thought.</w:t>
-      </w:r>
-    </w:p>
-    <w:p>
-      <w:pPr>
-        <w:spacing w:after="0"/>
-        <w:rPr>
-          <w:rFonts w:ascii="Arial" w:hAnsi="Arial" w:cs="Arial"/>
+      </w:pPr>
+      <w:r>
+        <w:rPr>
+          <w:rFonts w:ascii="Arial" w:hAnsi="Arial" w:cs="Arial"/>
+          <w:b/>
           <w:sz w:val="24"/>
           <w:szCs w:val="24"/>
           <w:lang w:val="en-US"/>
         </w:rPr>
-      </w:pPr>
-    </w:p>
-    <w:p>
-      <w:pPr>
-        <w:spacing w:after="0"/>
-        <w:rPr>
-          <w:rFonts w:ascii="Arial" w:hAnsi="Arial" w:cs="Arial"/>
-          <w:b/>
+        <w:t>Protest Movement – NGO’s</w:t>
+      </w:r>
+    </w:p>
+    <w:p>
+      <w:pPr>
+        <w:spacing w:after="0"/>
+        <w:rPr>
+          <w:rFonts w:ascii="Arial" w:hAnsi="Arial" w:cs="Arial"/>
           <w:sz w:val="24"/>
           <w:szCs w:val="24"/>
           <w:lang w:val="en-US"/>
@@ -31820,12 +31426,11 @@
       <w:r>
         <w:rPr>
           <w:rFonts w:ascii="Arial" w:hAnsi="Arial" w:cs="Arial"/>
-          <w:b/>
           <w:sz w:val="24"/>
           <w:szCs w:val="24"/>
           <w:lang w:val="en-US"/>
         </w:rPr>
-        <w:t>WEF – World Economic Forum</w:t>
+        <w:t>NGO’s are private initiatives not connected to governments, their topics are environment, women’s rights, human rights and social issues. About 21.000 NGO’s worldwide.</w:t>
       </w:r>
     </w:p>
     <w:p>
@@ -31845,141 +31450,7 @@
           <w:szCs w:val="24"/>
           <w:lang w:val="en-US"/>
         </w:rPr>
-        <w:t xml:space="preserve">Annual meeting of global business players and politics in Davos. </w:t>
-      </w:r>
-      <w:proofErr w:type="spellStart"/>
-      <w:r>
-        <w:rPr>
-          <w:rFonts w:ascii="Arial" w:hAnsi="Arial" w:cs="Arial"/>
-          <w:sz w:val="24"/>
-          <w:szCs w:val="24"/>
-          <w:lang w:val="en-US"/>
-        </w:rPr>
-        <w:t>Ledc’s</w:t>
-      </w:r>
-      <w:proofErr w:type="spellEnd"/>
-      <w:r>
-        <w:rPr>
-          <w:rFonts w:ascii="Arial" w:hAnsi="Arial" w:cs="Arial"/>
-          <w:sz w:val="24"/>
-          <w:szCs w:val="24"/>
-          <w:lang w:val="en-US"/>
-        </w:rPr>
-        <w:t xml:space="preserve"> are not represented. The World Social Forum is the counter-event.</w:t>
-      </w:r>
-    </w:p>
-    <w:p>
-      <w:pPr>
-        <w:spacing w:after="0"/>
-        <w:rPr>
-          <w:rFonts w:ascii="Arial" w:hAnsi="Arial" w:cs="Arial"/>
-          <w:sz w:val="24"/>
-          <w:szCs w:val="24"/>
-          <w:lang w:val="en-US"/>
-        </w:rPr>
-      </w:pPr>
-    </w:p>
-    <w:p>
-      <w:pPr>
-        <w:spacing w:after="0"/>
-        <w:rPr>
-          <w:rFonts w:ascii="Arial" w:hAnsi="Arial" w:cs="Arial"/>
-          <w:sz w:val="24"/>
-          <w:szCs w:val="24"/>
-          <w:lang w:val="en-US"/>
-        </w:rPr>
-      </w:pPr>
-    </w:p>
-    <w:p>
-      <w:pPr>
-        <w:spacing w:after="0"/>
-        <w:rPr>
-          <w:rFonts w:ascii="Arial" w:hAnsi="Arial" w:cs="Arial"/>
-          <w:b/>
-          <w:sz w:val="24"/>
-          <w:szCs w:val="24"/>
-          <w:lang w:val="en-US"/>
-        </w:rPr>
-      </w:pPr>
-      <w:r>
-        <w:rPr>
-          <w:rFonts w:ascii="Arial" w:hAnsi="Arial" w:cs="Arial"/>
-          <w:b/>
-          <w:sz w:val="24"/>
-          <w:szCs w:val="24"/>
-          <w:lang w:val="en-US"/>
-        </w:rPr>
-        <w:lastRenderedPageBreak/>
-        <w:t>Protest Movement – NGO’s</w:t>
-      </w:r>
-    </w:p>
-    <w:p>
-      <w:pPr>
-        <w:spacing w:after="0"/>
-        <w:rPr>
-          <w:rFonts w:ascii="Arial" w:hAnsi="Arial" w:cs="Arial"/>
-          <w:sz w:val="24"/>
-          <w:szCs w:val="24"/>
-          <w:lang w:val="en-US"/>
-        </w:rPr>
-      </w:pPr>
-      <w:r>
-        <w:rPr>
-          <w:rFonts w:ascii="Arial" w:hAnsi="Arial" w:cs="Arial"/>
-          <w:sz w:val="24"/>
-          <w:szCs w:val="24"/>
-          <w:lang w:val="en-US"/>
-        </w:rPr>
-        <w:t xml:space="preserve">NGO’s are private initiatives not </w:t>
-      </w:r>
-      <w:r>
-        <w:rPr>
-          <w:rFonts w:ascii="Arial" w:hAnsi="Arial" w:cs="Arial"/>
-          <w:sz w:val="24"/>
-          <w:szCs w:val="24"/>
-          <w:lang w:val="en-US"/>
-        </w:rPr>
-        <w:t>connected to governments, their topics are environment, women’s rights, human rights and social issues. About 21.000 NGO’s worldwide.</w:t>
-      </w:r>
-    </w:p>
-    <w:p>
-      <w:pPr>
-        <w:spacing w:after="0"/>
-        <w:rPr>
-          <w:rFonts w:ascii="Arial" w:hAnsi="Arial" w:cs="Arial"/>
-          <w:sz w:val="24"/>
-          <w:szCs w:val="24"/>
-          <w:lang w:val="en-US"/>
-        </w:rPr>
-      </w:pPr>
-      <w:r>
-        <w:rPr>
-          <w:rFonts w:ascii="Arial" w:hAnsi="Arial" w:cs="Arial"/>
-          <w:sz w:val="24"/>
-          <w:szCs w:val="24"/>
-          <w:lang w:val="en-US"/>
-        </w:rPr>
-        <w:t xml:space="preserve">They criticize the globalization as a cause of global poverty, debt and environmental destruction and are against </w:t>
-      </w:r>
-      <w:proofErr w:type="spellStart"/>
-      <w:r>
-        <w:rPr>
-          <w:rFonts w:ascii="Arial" w:hAnsi="Arial" w:cs="Arial"/>
-          <w:sz w:val="24"/>
-          <w:szCs w:val="24"/>
-          <w:lang w:val="en-US"/>
-        </w:rPr>
-        <w:t>neo-liberalism</w:t>
-      </w:r>
-      <w:proofErr w:type="spellEnd"/>
-      <w:r>
-        <w:rPr>
-          <w:rFonts w:ascii="Arial" w:hAnsi="Arial" w:cs="Arial"/>
-          <w:sz w:val="24"/>
-          <w:szCs w:val="24"/>
-          <w:lang w:val="en-US"/>
-        </w:rPr>
-        <w:t xml:space="preserve"> with common goals like:</w:t>
+        <w:t>They criticize the globalization as a cause of global poverty, debt and environmental destruction and are against neo-liberalism with common goals like:</w:t>
       </w:r>
     </w:p>
     <w:p>
@@ -32302,39 +31773,42 @@
           <w:szCs w:val="24"/>
           <w:lang w:val="en-US"/>
         </w:rPr>
-        <w:t xml:space="preserve">Founded 1998, they want to achieve a global transaction tax. The main critics are, that neoliberal globalization does not lead to an overall prosperity – it opens the gap between rich and poor between </w:t>
-      </w:r>
-      <w:proofErr w:type="spellStart"/>
-      <w:r>
-        <w:rPr>
-          <w:rFonts w:ascii="Arial" w:hAnsi="Arial" w:cs="Arial"/>
+        <w:t>Founded 1998, they want to achieve a global transaction tax. The main critics are, that neoliberal globalization does not lead to an overall prosperity – it opens the gap between rich and poor between Medc’s and Ledc’s and within western societies.</w:t>
+      </w:r>
+    </w:p>
+    <w:p>
+      <w:pPr>
+        <w:spacing w:after="0"/>
+        <w:rPr>
+          <w:rFonts w:ascii="Arial" w:hAnsi="Arial" w:cs="Arial"/>
+          <w:b/>
           <w:sz w:val="24"/>
           <w:szCs w:val="24"/>
           <w:lang w:val="en-US"/>
         </w:rPr>
-        <w:t>Medc’s</w:t>
-      </w:r>
-      <w:proofErr w:type="spellEnd"/>
-      <w:r>
-        <w:rPr>
-          <w:rFonts w:ascii="Arial" w:hAnsi="Arial" w:cs="Arial"/>
+      </w:pPr>
+      <w:r>
+        <w:rPr>
+          <w:rFonts w:ascii="Arial" w:hAnsi="Arial" w:cs="Arial"/>
+          <w:b/>
           <w:sz w:val="24"/>
           <w:szCs w:val="24"/>
           <w:lang w:val="en-US"/>
         </w:rPr>
-        <w:t xml:space="preserve"> and </w:t>
-      </w:r>
-      <w:proofErr w:type="spellStart"/>
-      <w:r>
+        <w:lastRenderedPageBreak/>
+        <w:t>Social Forum – World Social Forum, European Social Forum</w:t>
+      </w:r>
+    </w:p>
+    <w:p>
+      <w:pPr>
+        <w:spacing w:after="0"/>
         <w:rPr>
           <w:rFonts w:ascii="Arial" w:hAnsi="Arial" w:cs="Arial"/>
           <w:sz w:val="24"/>
           <w:szCs w:val="24"/>
           <w:lang w:val="en-US"/>
         </w:rPr>
-        <w:t>Ledc’s</w:t>
-      </w:r>
-      <w:proofErr w:type="spellEnd"/>
+      </w:pPr>
       <w:r>
         <w:rPr>
           <w:rFonts w:ascii="Arial" w:hAnsi="Arial" w:cs="Arial"/>
@@ -32342,36 +31816,37 @@
           <w:szCs w:val="24"/>
           <w:lang w:val="en-US"/>
         </w:rPr>
-        <w:t xml:space="preserve"> and within western societies.</w:t>
-      </w:r>
-    </w:p>
-    <w:p>
-      <w:pPr>
-        <w:spacing w:after="0"/>
-        <w:rPr>
-          <w:rFonts w:ascii="Arial" w:hAnsi="Arial" w:cs="Arial"/>
-          <w:b/>
+        <w:t>Opponents of globalization – various networks and organizations meet as a counter-event to the meetings of WTO, WEF and G8</w:t>
+      </w:r>
+    </w:p>
+    <w:p>
+      <w:pPr>
+        <w:spacing w:after="0"/>
+        <w:rPr>
+          <w:rFonts w:ascii="Arial" w:hAnsi="Arial" w:cs="Arial"/>
           <w:sz w:val="24"/>
           <w:szCs w:val="24"/>
           <w:lang w:val="en-US"/>
         </w:rPr>
       </w:pPr>
-      <w:r>
-        <w:rPr>
-          <w:rFonts w:ascii="Arial" w:hAnsi="Arial" w:cs="Arial"/>
-          <w:b/>
+    </w:p>
+    <w:p>
+      <w:pPr>
+        <w:spacing w:after="0"/>
+        <w:rPr>
+          <w:rFonts w:ascii="Arial" w:hAnsi="Arial" w:cs="Arial"/>
           <w:sz w:val="24"/>
           <w:szCs w:val="24"/>
           <w:lang w:val="en-US"/>
         </w:rPr>
-        <w:t>Social Forum – World Social Forum, European Social Forum</w:t>
-      </w:r>
-    </w:p>
-    <w:p>
-      <w:pPr>
-        <w:spacing w:after="0"/>
-        <w:rPr>
-          <w:rFonts w:ascii="Arial" w:hAnsi="Arial" w:cs="Arial"/>
+      </w:pPr>
+    </w:p>
+    <w:p>
+      <w:pPr>
+        <w:spacing w:after="0"/>
+        <w:rPr>
+          <w:rFonts w:ascii="Arial" w:hAnsi="Arial" w:cs="Arial"/>
+          <w:b/>
           <w:sz w:val="24"/>
           <w:szCs w:val="24"/>
           <w:lang w:val="en-US"/>
@@ -32380,11 +31855,12 @@
       <w:r>
         <w:rPr>
           <w:rFonts w:ascii="Arial" w:hAnsi="Arial" w:cs="Arial"/>
+          <w:b/>
           <w:sz w:val="24"/>
           <w:szCs w:val="24"/>
           <w:lang w:val="en-US"/>
         </w:rPr>
-        <w:t>Opponents of globalization – various networks and organizations meet as a counter-event to the meetings of WTO, WEF and G8</w:t>
+        <w:t>Faces of globalization critics:</w:t>
       </w:r>
     </w:p>
     <w:p>
@@ -32397,39 +31873,36 @@
           <w:lang w:val="en-US"/>
         </w:rPr>
       </w:pPr>
-    </w:p>
-    <w:p>
-      <w:pPr>
-        <w:spacing w:after="0"/>
-        <w:rPr>
-          <w:rFonts w:ascii="Arial" w:hAnsi="Arial" w:cs="Arial"/>
+      <w:r>
+        <w:rPr>
+          <w:rFonts w:ascii="Arial" w:hAnsi="Arial" w:cs="Arial"/>
+          <w:b/>
           <w:sz w:val="24"/>
           <w:szCs w:val="24"/>
           <w:lang w:val="en-US"/>
         </w:rPr>
-      </w:pPr>
-    </w:p>
-    <w:p>
-      <w:pPr>
-        <w:spacing w:after="0"/>
-        <w:rPr>
-          <w:rFonts w:ascii="Arial" w:hAnsi="Arial" w:cs="Arial"/>
-          <w:b/>
+        <w:t>Jean Ziegler</w:t>
+      </w:r>
+      <w:r>
+        <w:rPr>
+          <w:rFonts w:ascii="Arial" w:hAnsi="Arial" w:cs="Arial"/>
           <w:sz w:val="24"/>
           <w:szCs w:val="24"/>
           <w:lang w:val="en-US"/>
         </w:rPr>
-      </w:pPr>
-      <w:r>
-        <w:rPr>
-          <w:rFonts w:ascii="Arial" w:hAnsi="Arial" w:cs="Arial"/>
-          <w:b/>
+        <w:t>, swiss, denounces the excesses of the predatory capitalism and laments the millions of people starving to death because of an unjust world economic system, greed and corruption.</w:t>
+      </w:r>
+    </w:p>
+    <w:p>
+      <w:pPr>
+        <w:spacing w:after="0"/>
+        <w:rPr>
+          <w:rFonts w:ascii="Arial" w:hAnsi="Arial" w:cs="Arial"/>
           <w:sz w:val="24"/>
           <w:szCs w:val="24"/>
           <w:lang w:val="en-US"/>
         </w:rPr>
-        <w:t>Faces of globalization critics:</w:t>
-      </w:r>
+      </w:pPr>
     </w:p>
     <w:p>
       <w:pPr>
@@ -32449,7 +31922,7 @@
           <w:szCs w:val="24"/>
           <w:lang w:val="en-US"/>
         </w:rPr>
-        <w:t>Jean Ziegler</w:t>
+        <w:t>José Bové</w:t>
       </w:r>
       <w:r>
         <w:rPr>
@@ -32458,107 +31931,46 @@
           <w:szCs w:val="24"/>
           <w:lang w:val="en-US"/>
         </w:rPr>
-        <w:t xml:space="preserve">, </w:t>
-      </w:r>
-      <w:proofErr w:type="spellStart"/>
-      <w:r>
+        <w:t>, a critic of globalized agribusiness, excesses of agricultural mass production, free trade and international corporations.</w:t>
+      </w:r>
+    </w:p>
+    <w:p>
+      <w:pPr>
+        <w:spacing w:after="0"/>
         <w:rPr>
           <w:rFonts w:ascii="Arial" w:hAnsi="Arial" w:cs="Arial"/>
           <w:sz w:val="24"/>
           <w:szCs w:val="24"/>
           <w:lang w:val="en-US"/>
         </w:rPr>
-        <w:t>swiss</w:t>
-      </w:r>
-      <w:proofErr w:type="spellEnd"/>
-      <w:r>
-        <w:rPr>
-          <w:rFonts w:ascii="Arial" w:hAnsi="Arial" w:cs="Arial"/>
+      </w:pPr>
+    </w:p>
+    <w:p>
+      <w:pPr>
+        <w:spacing w:after="0"/>
+        <w:rPr>
+          <w:rFonts w:ascii="Arial" w:hAnsi="Arial" w:cs="Arial"/>
+          <w:sz w:val="24"/>
+          <w:szCs w:val="24"/>
+        </w:rPr>
+      </w:pPr>
+      <w:r>
+        <w:rPr>
+          <w:rFonts w:ascii="Arial" w:hAnsi="Arial" w:cs="Arial"/>
+          <w:b/>
           <w:sz w:val="24"/>
           <w:szCs w:val="24"/>
           <w:lang w:val="en-US"/>
         </w:rPr>
-        <w:t>, denounces the excesses of the predatory capitalism and laments the millions of people starving to death because of an unjust world economic system, greed and corruption.</w:t>
-      </w:r>
-    </w:p>
-    <w:p>
-      <w:pPr>
-        <w:spacing w:after="0"/>
+        <w:t>Naomi Klein</w:t>
+      </w:r>
+      <w:r>
         <w:rPr>
           <w:rFonts w:ascii="Arial" w:hAnsi="Arial" w:cs="Arial"/>
           <w:sz w:val="24"/>
           <w:szCs w:val="24"/>
           <w:lang w:val="en-US"/>
         </w:rPr>
-      </w:pPr>
-    </w:p>
-    <w:p>
-      <w:pPr>
-        <w:spacing w:after="0"/>
-        <w:rPr>
-          <w:rFonts w:ascii="Arial" w:hAnsi="Arial" w:cs="Arial"/>
-          <w:sz w:val="24"/>
-          <w:szCs w:val="24"/>
-          <w:lang w:val="en-US"/>
-        </w:rPr>
-      </w:pPr>
-      <w:r>
-        <w:rPr>
-          <w:rFonts w:ascii="Arial" w:hAnsi="Arial" w:cs="Arial"/>
-          <w:b/>
-          <w:sz w:val="24"/>
-          <w:szCs w:val="24"/>
-          <w:lang w:val="en-US"/>
-        </w:rPr>
-        <w:t>José Bové</w:t>
-      </w:r>
-      <w:r>
-        <w:rPr>
-          <w:rFonts w:ascii="Arial" w:hAnsi="Arial" w:cs="Arial"/>
-          <w:sz w:val="24"/>
-          <w:szCs w:val="24"/>
-          <w:lang w:val="en-US"/>
-        </w:rPr>
-        <w:t>, a critic of globalized agribusiness, excesses of agricultural mass production, free trade and international corporations.</w:t>
-      </w:r>
-    </w:p>
-    <w:p>
-      <w:pPr>
-        <w:spacing w:after="0"/>
-        <w:rPr>
-          <w:rFonts w:ascii="Arial" w:hAnsi="Arial" w:cs="Arial"/>
-          <w:sz w:val="24"/>
-          <w:szCs w:val="24"/>
-          <w:lang w:val="en-US"/>
-        </w:rPr>
-      </w:pPr>
-    </w:p>
-    <w:p>
-      <w:pPr>
-        <w:spacing w:after="0"/>
-        <w:rPr>
-          <w:rFonts w:ascii="Arial" w:hAnsi="Arial" w:cs="Arial"/>
-          <w:sz w:val="24"/>
-          <w:szCs w:val="24"/>
-        </w:rPr>
-      </w:pPr>
-      <w:r>
-        <w:rPr>
-          <w:rFonts w:ascii="Arial" w:hAnsi="Arial" w:cs="Arial"/>
-          <w:b/>
-          <w:sz w:val="24"/>
-          <w:szCs w:val="24"/>
-          <w:lang w:val="en-US"/>
-        </w:rPr>
-        <w:t>Naomi Klein</w:t>
-      </w:r>
-      <w:r>
-        <w:rPr>
-          <w:rFonts w:ascii="Arial" w:hAnsi="Arial" w:cs="Arial"/>
-          <w:sz w:val="24"/>
-          <w:szCs w:val="24"/>
-          <w:lang w:val="en-US"/>
-        </w:rPr>
         <w:t xml:space="preserve">, Canadian, critic of globalization and consumerism. </w:t>
       </w:r>
       <w:r>
@@ -32629,7 +32041,6 @@
           <w:szCs w:val="24"/>
           <w:u w:val="single"/>
         </w:rPr>
-        <w:lastRenderedPageBreak/>
         <w:t>10.4 WIRTSCHAFTSBÜNDNISSE</w:t>
       </w:r>
     </w:p>
@@ -32885,6 +32296,7 @@
           <w:sz w:val="24"/>
           <w:szCs w:val="24"/>
         </w:rPr>
+        <w:lastRenderedPageBreak/>
         <w:t xml:space="preserve">Gegründet als Reaktion auf die Asienkrise 1997/98. Politisch wie wirtschaftlich extrem unterschiedliche Staaten mit Monarchien, Sultanaten, Demokratien bis zu sozialistischen Marktwirtschaften. </w:t>
       </w:r>
     </w:p>
@@ -33004,15 +32416,7 @@
           <w:sz w:val="24"/>
           <w:szCs w:val="24"/>
         </w:rPr>
-        <w:t xml:space="preserve">1960, 12 Mitgliedsstaaten, Sitz in Wien. Ölkartell, das Erdölfördermengen festlegt und so starken Einfluss auf den </w:t>
-      </w:r>
-      <w:r>
-        <w:rPr>
-          <w:rFonts w:ascii="Arial" w:hAnsi="Arial" w:cs="Arial"/>
-          <w:sz w:val="24"/>
-          <w:szCs w:val="24"/>
-        </w:rPr>
-        <w:t>Ölpreis ausübt. Man besitzt 80% der Erdölvorkommen und fördert 40% des täglichen Bedarfs. Die geostrategische Bedeutu</w:t>
+        <w:t>1960, 12 Mitgliedsstaaten, Sitz in Wien. Ölkartell, das Erdölfördermengen festlegt und so starken Einfluss auf den Ölpreis ausübt. Man besitzt 80% der Erdölvorkommen und fördert 40% des täglichen Bedarfs. Die geostrategische Bedeutu</w:t>
       </w:r>
       <w:r>
         <w:rPr>
@@ -33024,12 +32428,12 @@
     </w:p>
     <w:p/>
     <w:sectPr>
-      <w:headerReference w:type="even" r:id="rId58"/>
-      <w:headerReference w:type="default" r:id="rId59"/>
-      <w:footerReference w:type="even" r:id="rId60"/>
-      <w:footerReference w:type="default" r:id="rId61"/>
-      <w:headerReference w:type="first" r:id="rId62"/>
-      <w:footerReference w:type="first" r:id="rId63"/>
+      <w:headerReference w:type="even" r:id="rId71"/>
+      <w:headerReference w:type="default" r:id="rId72"/>
+      <w:footerReference w:type="even" r:id="rId73"/>
+      <w:footerReference w:type="default" r:id="rId74"/>
+      <w:headerReference w:type="first" r:id="rId75"/>
+      <w:footerReference w:type="first" r:id="rId76"/>
       <w:pgSz w:w="11906" w:h="16838"/>
       <w:pgMar w:top="1417" w:right="1417" w:bottom="1134" w:left="1417" w:header="708" w:footer="708" w:gutter="0"/>
       <w:cols w:space="720"/>
@@ -38057,6 +37461,119 @@
     </w:lvl>
   </w:abstractNum>
   <w:abstractNum w:abstractNumId="36" w15:restartNumberingAfterBreak="0">
+    <w:nsid w:val="43F01407"/>
+    <w:multiLevelType w:val="multilevel"/>
+    <w:tmpl w:val="23A2879A"/>
+    <w:lvl w:ilvl="0">
+      <w:start w:val="1"/>
+      <w:numFmt w:val="decimal"/>
+      <w:lvlText w:val="%1."/>
+      <w:lvlJc w:val="left"/>
+      <w:pPr>
+        <w:tabs>
+          <w:tab w:val="num" w:pos="720"/>
+        </w:tabs>
+        <w:ind w:left="720" w:hanging="360"/>
+      </w:pPr>
+    </w:lvl>
+    <w:lvl w:ilvl="1" w:tentative="1">
+      <w:start w:val="1"/>
+      <w:numFmt w:val="decimal"/>
+      <w:lvlText w:val="%2."/>
+      <w:lvlJc w:val="left"/>
+      <w:pPr>
+        <w:tabs>
+          <w:tab w:val="num" w:pos="1440"/>
+        </w:tabs>
+        <w:ind w:left="1440" w:hanging="360"/>
+      </w:pPr>
+    </w:lvl>
+    <w:lvl w:ilvl="2" w:tentative="1">
+      <w:start w:val="1"/>
+      <w:numFmt w:val="decimal"/>
+      <w:lvlText w:val="%3."/>
+      <w:lvlJc w:val="left"/>
+      <w:pPr>
+        <w:tabs>
+          <w:tab w:val="num" w:pos="2160"/>
+        </w:tabs>
+        <w:ind w:left="2160" w:hanging="360"/>
+      </w:pPr>
+    </w:lvl>
+    <w:lvl w:ilvl="3" w:tentative="1">
+      <w:start w:val="1"/>
+      <w:numFmt w:val="decimal"/>
+      <w:lvlText w:val="%4."/>
+      <w:lvlJc w:val="left"/>
+      <w:pPr>
+        <w:tabs>
+          <w:tab w:val="num" w:pos="2880"/>
+        </w:tabs>
+        <w:ind w:left="2880" w:hanging="360"/>
+      </w:pPr>
+    </w:lvl>
+    <w:lvl w:ilvl="4" w:tentative="1">
+      <w:start w:val="1"/>
+      <w:numFmt w:val="decimal"/>
+      <w:lvlText w:val="%5."/>
+      <w:lvlJc w:val="left"/>
+      <w:pPr>
+        <w:tabs>
+          <w:tab w:val="num" w:pos="3600"/>
+        </w:tabs>
+        <w:ind w:left="3600" w:hanging="360"/>
+      </w:pPr>
+    </w:lvl>
+    <w:lvl w:ilvl="5" w:tentative="1">
+      <w:start w:val="1"/>
+      <w:numFmt w:val="decimal"/>
+      <w:lvlText w:val="%6."/>
+      <w:lvlJc w:val="left"/>
+      <w:pPr>
+        <w:tabs>
+          <w:tab w:val="num" w:pos="4320"/>
+        </w:tabs>
+        <w:ind w:left="4320" w:hanging="360"/>
+      </w:pPr>
+    </w:lvl>
+    <w:lvl w:ilvl="6" w:tentative="1">
+      <w:start w:val="1"/>
+      <w:numFmt w:val="decimal"/>
+      <w:lvlText w:val="%7."/>
+      <w:lvlJc w:val="left"/>
+      <w:pPr>
+        <w:tabs>
+          <w:tab w:val="num" w:pos="5040"/>
+        </w:tabs>
+        <w:ind w:left="5040" w:hanging="360"/>
+      </w:pPr>
+    </w:lvl>
+    <w:lvl w:ilvl="7" w:tentative="1">
+      <w:start w:val="1"/>
+      <w:numFmt w:val="decimal"/>
+      <w:lvlText w:val="%8."/>
+      <w:lvlJc w:val="left"/>
+      <w:pPr>
+        <w:tabs>
+          <w:tab w:val="num" w:pos="5760"/>
+        </w:tabs>
+        <w:ind w:left="5760" w:hanging="360"/>
+      </w:pPr>
+    </w:lvl>
+    <w:lvl w:ilvl="8" w:tentative="1">
+      <w:start w:val="1"/>
+      <w:numFmt w:val="decimal"/>
+      <w:lvlText w:val="%9."/>
+      <w:lvlJc w:val="left"/>
+      <w:pPr>
+        <w:tabs>
+          <w:tab w:val="num" w:pos="6480"/>
+        </w:tabs>
+        <w:ind w:left="6480" w:hanging="360"/>
+      </w:pPr>
+    </w:lvl>
+  </w:abstractNum>
+  <w:abstractNum w:abstractNumId="37" w15:restartNumberingAfterBreak="0">
     <w:nsid w:val="48483B47"/>
     <w:multiLevelType w:val="multilevel"/>
     <w:tmpl w:val="FFFFFFFF"/>
@@ -38169,7 +37686,7 @@
       </w:pPr>
     </w:lvl>
   </w:abstractNum>
-  <w:abstractNum w:abstractNumId="37" w15:restartNumberingAfterBreak="0">
+  <w:abstractNum w:abstractNumId="38" w15:restartNumberingAfterBreak="0">
     <w:nsid w:val="48662AE2"/>
     <w:multiLevelType w:val="multilevel"/>
     <w:tmpl w:val="FFFFFFFF"/>
@@ -38309,7 +37826,7 @@
       </w:rPr>
     </w:lvl>
   </w:abstractNum>
-  <w:abstractNum w:abstractNumId="38" w15:restartNumberingAfterBreak="0">
+  <w:abstractNum w:abstractNumId="39" w15:restartNumberingAfterBreak="0">
     <w:nsid w:val="496B61E3"/>
     <w:multiLevelType w:val="multilevel"/>
     <w:tmpl w:val="FFFFFFFF"/>
@@ -38449,7 +37966,7 @@
       </w:rPr>
     </w:lvl>
   </w:abstractNum>
-  <w:abstractNum w:abstractNumId="39" w15:restartNumberingAfterBreak="0">
+  <w:abstractNum w:abstractNumId="40" w15:restartNumberingAfterBreak="0">
     <w:nsid w:val="4A392FBF"/>
     <w:multiLevelType w:val="multilevel"/>
     <w:tmpl w:val="FFFFFFFF"/>
@@ -38562,7 +38079,7 @@
       </w:pPr>
     </w:lvl>
   </w:abstractNum>
-  <w:abstractNum w:abstractNumId="40" w15:restartNumberingAfterBreak="0">
+  <w:abstractNum w:abstractNumId="41" w15:restartNumberingAfterBreak="0">
     <w:nsid w:val="4AC36077"/>
     <w:multiLevelType w:val="multilevel"/>
     <w:tmpl w:val="FFFFFFFF"/>
@@ -38702,7 +38219,7 @@
       </w:rPr>
     </w:lvl>
   </w:abstractNum>
-  <w:abstractNum w:abstractNumId="41" w15:restartNumberingAfterBreak="0">
+  <w:abstractNum w:abstractNumId="42" w15:restartNumberingAfterBreak="0">
     <w:nsid w:val="4B8207F0"/>
     <w:multiLevelType w:val="multilevel"/>
     <w:tmpl w:val="FFFFFFFF"/>
@@ -38842,7 +38359,7 @@
       </w:rPr>
     </w:lvl>
   </w:abstractNum>
-  <w:abstractNum w:abstractNumId="42" w15:restartNumberingAfterBreak="0">
+  <w:abstractNum w:abstractNumId="43" w15:restartNumberingAfterBreak="0">
     <w:nsid w:val="4FBC2502"/>
     <w:multiLevelType w:val="multilevel"/>
     <w:tmpl w:val="FFFFFFFF"/>
@@ -38982,7 +38499,7 @@
       </w:rPr>
     </w:lvl>
   </w:abstractNum>
-  <w:abstractNum w:abstractNumId="43" w15:restartNumberingAfterBreak="0">
+  <w:abstractNum w:abstractNumId="44" w15:restartNumberingAfterBreak="0">
     <w:nsid w:val="52AD7EC3"/>
     <w:multiLevelType w:val="multilevel"/>
     <w:tmpl w:val="FFFFFFFF"/>
@@ -39122,7 +38639,7 @@
       </w:rPr>
     </w:lvl>
   </w:abstractNum>
-  <w:abstractNum w:abstractNumId="44" w15:restartNumberingAfterBreak="0">
+  <w:abstractNum w:abstractNumId="45" w15:restartNumberingAfterBreak="0">
     <w:nsid w:val="562222AF"/>
     <w:multiLevelType w:val="multilevel"/>
     <w:tmpl w:val="FFFFFFFF"/>
@@ -39263,7 +38780,7 @@
       </w:rPr>
     </w:lvl>
   </w:abstractNum>
-  <w:abstractNum w:abstractNumId="45" w15:restartNumberingAfterBreak="0">
+  <w:abstractNum w:abstractNumId="46" w15:restartNumberingAfterBreak="0">
     <w:nsid w:val="56B52F34"/>
     <w:multiLevelType w:val="multilevel"/>
     <w:tmpl w:val="FFFFFFFF"/>
@@ -39402,7 +38919,7 @@
       </w:rPr>
     </w:lvl>
   </w:abstractNum>
-  <w:abstractNum w:abstractNumId="46" w15:restartNumberingAfterBreak="0">
+  <w:abstractNum w:abstractNumId="47" w15:restartNumberingAfterBreak="0">
     <w:nsid w:val="5C7D00DA"/>
     <w:multiLevelType w:val="multilevel"/>
     <w:tmpl w:val="FFFFFFFF"/>
@@ -39542,7 +39059,7 @@
       </w:rPr>
     </w:lvl>
   </w:abstractNum>
-  <w:abstractNum w:abstractNumId="47" w15:restartNumberingAfterBreak="0">
+  <w:abstractNum w:abstractNumId="48" w15:restartNumberingAfterBreak="0">
     <w:nsid w:val="5D2528FB"/>
     <w:multiLevelType w:val="multilevel"/>
     <w:tmpl w:val="FFFFFFFF"/>
@@ -39679,7 +39196,7 @@
       </w:rPr>
     </w:lvl>
   </w:abstractNum>
-  <w:abstractNum w:abstractNumId="48" w15:restartNumberingAfterBreak="0">
+  <w:abstractNum w:abstractNumId="49" w15:restartNumberingAfterBreak="0">
     <w:nsid w:val="5F3A0A67"/>
     <w:multiLevelType w:val="multilevel"/>
     <w:tmpl w:val="FFFFFFFF"/>
@@ -39792,7 +39309,7 @@
       </w:pPr>
     </w:lvl>
   </w:abstractNum>
-  <w:abstractNum w:abstractNumId="49" w15:restartNumberingAfterBreak="0">
+  <w:abstractNum w:abstractNumId="50" w15:restartNumberingAfterBreak="0">
     <w:nsid w:val="62E0648D"/>
     <w:multiLevelType w:val="multilevel"/>
     <w:tmpl w:val="FFFFFFFF"/>
@@ -39932,7 +39449,7 @@
       </w:rPr>
     </w:lvl>
   </w:abstractNum>
-  <w:abstractNum w:abstractNumId="50" w15:restartNumberingAfterBreak="0">
+  <w:abstractNum w:abstractNumId="51" w15:restartNumberingAfterBreak="0">
     <w:nsid w:val="64276B35"/>
     <w:multiLevelType w:val="multilevel"/>
     <w:tmpl w:val="FFFFFFFF"/>
@@ -40045,7 +39562,7 @@
       </w:pPr>
     </w:lvl>
   </w:abstractNum>
-  <w:abstractNum w:abstractNumId="51" w15:restartNumberingAfterBreak="0">
+  <w:abstractNum w:abstractNumId="52" w15:restartNumberingAfterBreak="0">
     <w:nsid w:val="6613398F"/>
     <w:multiLevelType w:val="multilevel"/>
     <w:tmpl w:val="FFFFFFFF"/>
@@ -40158,7 +39675,7 @@
       </w:pPr>
     </w:lvl>
   </w:abstractNum>
-  <w:abstractNum w:abstractNumId="52" w15:restartNumberingAfterBreak="0">
+  <w:abstractNum w:abstractNumId="53" w15:restartNumberingAfterBreak="0">
     <w:nsid w:val="68A312E7"/>
     <w:multiLevelType w:val="multilevel"/>
     <w:tmpl w:val="FFFFFFFF"/>
@@ -40298,7 +39815,7 @@
       </w:rPr>
     </w:lvl>
   </w:abstractNum>
-  <w:abstractNum w:abstractNumId="53" w15:restartNumberingAfterBreak="0">
+  <w:abstractNum w:abstractNumId="54" w15:restartNumberingAfterBreak="0">
     <w:nsid w:val="6AB443BC"/>
     <w:multiLevelType w:val="multilevel"/>
     <w:tmpl w:val="FFFFFFFF"/>
@@ -40438,7 +39955,7 @@
       </w:rPr>
     </w:lvl>
   </w:abstractNum>
-  <w:abstractNum w:abstractNumId="54" w15:restartNumberingAfterBreak="0">
+  <w:abstractNum w:abstractNumId="55" w15:restartNumberingAfterBreak="0">
     <w:nsid w:val="6D273B98"/>
     <w:multiLevelType w:val="multilevel"/>
     <w:tmpl w:val="FFFFFFFF"/>
@@ -40551,7 +40068,7 @@
       </w:pPr>
     </w:lvl>
   </w:abstractNum>
-  <w:abstractNum w:abstractNumId="55" w15:restartNumberingAfterBreak="0">
+  <w:abstractNum w:abstractNumId="56" w15:restartNumberingAfterBreak="0">
     <w:nsid w:val="6D6452FE"/>
     <w:multiLevelType w:val="multilevel"/>
     <w:tmpl w:val="FFFFFFFF"/>
@@ -40691,7 +40208,7 @@
       </w:rPr>
     </w:lvl>
   </w:abstractNum>
-  <w:abstractNum w:abstractNumId="56" w15:restartNumberingAfterBreak="0">
+  <w:abstractNum w:abstractNumId="57" w15:restartNumberingAfterBreak="0">
     <w:nsid w:val="6E2A0C08"/>
     <w:multiLevelType w:val="multilevel"/>
     <w:tmpl w:val="FFFFFFFF"/>
@@ -40831,7 +40348,7 @@
       </w:rPr>
     </w:lvl>
   </w:abstractNum>
-  <w:abstractNum w:abstractNumId="57" w15:restartNumberingAfterBreak="0">
+  <w:abstractNum w:abstractNumId="58" w15:restartNumberingAfterBreak="0">
     <w:nsid w:val="6F334426"/>
     <w:multiLevelType w:val="multilevel"/>
     <w:tmpl w:val="FFFFFFFF"/>
@@ -40971,7 +40488,7 @@
       </w:rPr>
     </w:lvl>
   </w:abstractNum>
-  <w:abstractNum w:abstractNumId="58" w15:restartNumberingAfterBreak="0">
+  <w:abstractNum w:abstractNumId="59" w15:restartNumberingAfterBreak="0">
     <w:nsid w:val="703D351D"/>
     <w:multiLevelType w:val="multilevel"/>
     <w:tmpl w:val="FFFFFFFF"/>
@@ -41084,7 +40601,7 @@
       </w:pPr>
     </w:lvl>
   </w:abstractNum>
-  <w:abstractNum w:abstractNumId="59" w15:restartNumberingAfterBreak="0">
+  <w:abstractNum w:abstractNumId="60" w15:restartNumberingAfterBreak="0">
     <w:nsid w:val="7216053A"/>
     <w:multiLevelType w:val="multilevel"/>
     <w:tmpl w:val="FFFFFFFF"/>
@@ -41224,7 +40741,7 @@
       </w:rPr>
     </w:lvl>
   </w:abstractNum>
-  <w:abstractNum w:abstractNumId="60" w15:restartNumberingAfterBreak="0">
+  <w:abstractNum w:abstractNumId="61" w15:restartNumberingAfterBreak="0">
     <w:nsid w:val="73CF0F0B"/>
     <w:multiLevelType w:val="multilevel"/>
     <w:tmpl w:val="FFFFFFFF"/>
@@ -41365,7 +40882,7 @@
       </w:rPr>
     </w:lvl>
   </w:abstractNum>
-  <w:abstractNum w:abstractNumId="61" w15:restartNumberingAfterBreak="0">
+  <w:abstractNum w:abstractNumId="62" w15:restartNumberingAfterBreak="0">
     <w:nsid w:val="73CF1C47"/>
     <w:multiLevelType w:val="multilevel"/>
     <w:tmpl w:val="FFFFFFFF"/>
@@ -41505,7 +41022,7 @@
       </w:rPr>
     </w:lvl>
   </w:abstractNum>
-  <w:abstractNum w:abstractNumId="62" w15:restartNumberingAfterBreak="0">
+  <w:abstractNum w:abstractNumId="63" w15:restartNumberingAfterBreak="0">
     <w:nsid w:val="7A5D1EFB"/>
     <w:multiLevelType w:val="multilevel"/>
     <w:tmpl w:val="FFFFFFFF"/>
@@ -41645,7 +41162,7 @@
       </w:rPr>
     </w:lvl>
   </w:abstractNum>
-  <w:abstractNum w:abstractNumId="63" w15:restartNumberingAfterBreak="0">
+  <w:abstractNum w:abstractNumId="64" w15:restartNumberingAfterBreak="0">
     <w:nsid w:val="7B7212E8"/>
     <w:multiLevelType w:val="multilevel"/>
     <w:tmpl w:val="FFFFFFFF"/>
@@ -41785,7 +41302,7 @@
       </w:rPr>
     </w:lvl>
   </w:abstractNum>
-  <w:abstractNum w:abstractNumId="64" w15:restartNumberingAfterBreak="0">
+  <w:abstractNum w:abstractNumId="65" w15:restartNumberingAfterBreak="0">
     <w:nsid w:val="7B7E6F35"/>
     <w:multiLevelType w:val="multilevel"/>
     <w:tmpl w:val="FFFFFFFF"/>
@@ -41925,7 +41442,7 @@
       </w:rPr>
     </w:lvl>
   </w:abstractNum>
-  <w:abstractNum w:abstractNumId="65" w15:restartNumberingAfterBreak="0">
+  <w:abstractNum w:abstractNumId="66" w15:restartNumberingAfterBreak="0">
     <w:nsid w:val="7BA06D12"/>
     <w:multiLevelType w:val="multilevel"/>
     <w:tmpl w:val="FFFFFFFF"/>
@@ -42066,22 +41583,22 @@
     </w:lvl>
   </w:abstractNum>
   <w:num w:numId="1" w16cid:durableId="351028963">
-    <w:abstractNumId w:val="60"/>
+    <w:abstractNumId w:val="61"/>
   </w:num>
   <w:num w:numId="2" w16cid:durableId="681205562">
     <w:abstractNumId w:val="22"/>
   </w:num>
   <w:num w:numId="3" w16cid:durableId="997534192">
-    <w:abstractNumId w:val="54"/>
+    <w:abstractNumId w:val="55"/>
   </w:num>
   <w:num w:numId="4" w16cid:durableId="1776826229">
     <w:abstractNumId w:val="6"/>
   </w:num>
   <w:num w:numId="5" w16cid:durableId="1844784429">
-    <w:abstractNumId w:val="36"/>
+    <w:abstractNumId w:val="37"/>
   </w:num>
   <w:num w:numId="6" w16cid:durableId="2109034190">
-    <w:abstractNumId w:val="51"/>
+    <w:abstractNumId w:val="52"/>
   </w:num>
   <w:num w:numId="7" w16cid:durableId="673456657">
     <w:abstractNumId w:val="14"/>
@@ -42096,10 +41613,10 @@
     <w:abstractNumId w:val="27"/>
   </w:num>
   <w:num w:numId="11" w16cid:durableId="472910385">
-    <w:abstractNumId w:val="63"/>
+    <w:abstractNumId w:val="64"/>
   </w:num>
   <w:num w:numId="12" w16cid:durableId="1160003911">
-    <w:abstractNumId w:val="62"/>
+    <w:abstractNumId w:val="63"/>
   </w:num>
   <w:num w:numId="13" w16cid:durableId="108353419">
     <w:abstractNumId w:val="4"/>
@@ -42117,25 +41634,25 @@
     <w:abstractNumId w:val="16"/>
   </w:num>
   <w:num w:numId="18" w16cid:durableId="621113348">
-    <w:abstractNumId w:val="59"/>
+    <w:abstractNumId w:val="60"/>
   </w:num>
   <w:num w:numId="19" w16cid:durableId="1964730235">
-    <w:abstractNumId w:val="50"/>
+    <w:abstractNumId w:val="51"/>
   </w:num>
   <w:num w:numId="20" w16cid:durableId="592276996">
-    <w:abstractNumId w:val="38"/>
+    <w:abstractNumId w:val="39"/>
   </w:num>
   <w:num w:numId="21" w16cid:durableId="1766851060">
-    <w:abstractNumId w:val="61"/>
+    <w:abstractNumId w:val="62"/>
   </w:num>
   <w:num w:numId="22" w16cid:durableId="1906262142">
-    <w:abstractNumId w:val="49"/>
+    <w:abstractNumId w:val="50"/>
   </w:num>
   <w:num w:numId="23" w16cid:durableId="1051340799">
     <w:abstractNumId w:val="12"/>
   </w:num>
   <w:num w:numId="24" w16cid:durableId="380059724">
-    <w:abstractNumId w:val="41"/>
+    <w:abstractNumId w:val="42"/>
   </w:num>
   <w:num w:numId="25" w16cid:durableId="793787623">
     <w:abstractNumId w:val="2"/>
@@ -42144,16 +41661,16 @@
     <w:abstractNumId w:val="31"/>
   </w:num>
   <w:num w:numId="27" w16cid:durableId="2135709005">
-    <w:abstractNumId w:val="39"/>
+    <w:abstractNumId w:val="40"/>
   </w:num>
   <w:num w:numId="28" w16cid:durableId="1846632803">
-    <w:abstractNumId w:val="43"/>
+    <w:abstractNumId w:val="44"/>
   </w:num>
   <w:num w:numId="29" w16cid:durableId="1322538379">
-    <w:abstractNumId w:val="57"/>
+    <w:abstractNumId w:val="58"/>
   </w:num>
   <w:num w:numId="30" w16cid:durableId="1796211081">
-    <w:abstractNumId w:val="52"/>
+    <w:abstractNumId w:val="53"/>
   </w:num>
   <w:num w:numId="31" w16cid:durableId="623577646">
     <w:abstractNumId w:val="15"/>
@@ -42162,13 +41679,13 @@
     <w:abstractNumId w:val="24"/>
   </w:num>
   <w:num w:numId="33" w16cid:durableId="625936192">
-    <w:abstractNumId w:val="65"/>
+    <w:abstractNumId w:val="66"/>
   </w:num>
   <w:num w:numId="34" w16cid:durableId="12462996">
     <w:abstractNumId w:val="13"/>
   </w:num>
   <w:num w:numId="35" w16cid:durableId="211039383">
-    <w:abstractNumId w:val="40"/>
+    <w:abstractNumId w:val="41"/>
   </w:num>
   <w:num w:numId="36" w16cid:durableId="1850483862">
     <w:abstractNumId w:val="5"/>
@@ -42177,16 +41694,16 @@
     <w:abstractNumId w:val="29"/>
   </w:num>
   <w:num w:numId="38" w16cid:durableId="59376032">
-    <w:abstractNumId w:val="37"/>
+    <w:abstractNumId w:val="38"/>
   </w:num>
   <w:num w:numId="39" w16cid:durableId="61292945">
     <w:abstractNumId w:val="21"/>
   </w:num>
   <w:num w:numId="40" w16cid:durableId="70546013">
-    <w:abstractNumId w:val="56"/>
+    <w:abstractNumId w:val="57"/>
   </w:num>
   <w:num w:numId="41" w16cid:durableId="233903157">
-    <w:abstractNumId w:val="46"/>
+    <w:abstractNumId w:val="47"/>
   </w:num>
   <w:num w:numId="42" w16cid:durableId="179392033">
     <w:abstractNumId w:val="17"/>
@@ -42198,7 +41715,7 @@
     <w:abstractNumId w:val="26"/>
   </w:num>
   <w:num w:numId="45" w16cid:durableId="1322847669">
-    <w:abstractNumId w:val="48"/>
+    <w:abstractNumId w:val="49"/>
   </w:num>
   <w:num w:numId="46" w16cid:durableId="1506705062">
     <w:abstractNumId w:val="32"/>
@@ -42207,10 +41724,10 @@
     <w:abstractNumId w:val="10"/>
   </w:num>
   <w:num w:numId="48" w16cid:durableId="1566378626">
-    <w:abstractNumId w:val="45"/>
+    <w:abstractNumId w:val="46"/>
   </w:num>
   <w:num w:numId="49" w16cid:durableId="1952516172">
-    <w:abstractNumId w:val="47"/>
+    <w:abstractNumId w:val="48"/>
   </w:num>
   <w:num w:numId="50" w16cid:durableId="178811049">
     <w:abstractNumId w:val="33"/>
@@ -42222,13 +41739,13 @@
     <w:abstractNumId w:val="20"/>
   </w:num>
   <w:num w:numId="53" w16cid:durableId="656999038">
-    <w:abstractNumId w:val="64"/>
+    <w:abstractNumId w:val="65"/>
   </w:num>
   <w:num w:numId="54" w16cid:durableId="1427388048">
     <w:abstractNumId w:val="23"/>
   </w:num>
   <w:num w:numId="55" w16cid:durableId="1131438276">
-    <w:abstractNumId w:val="42"/>
+    <w:abstractNumId w:val="43"/>
   </w:num>
   <w:num w:numId="56" w16cid:durableId="1005788419">
     <w:abstractNumId w:val="1"/>
@@ -42240,19 +41757,19 @@
     <w:abstractNumId w:val="3"/>
   </w:num>
   <w:num w:numId="59" w16cid:durableId="2124182573">
-    <w:abstractNumId w:val="55"/>
+    <w:abstractNumId w:val="56"/>
   </w:num>
   <w:num w:numId="60" w16cid:durableId="1374306573">
-    <w:abstractNumId w:val="58"/>
+    <w:abstractNumId w:val="59"/>
   </w:num>
   <w:num w:numId="61" w16cid:durableId="1248031891">
     <w:abstractNumId w:val="35"/>
   </w:num>
   <w:num w:numId="62" w16cid:durableId="502361837">
-    <w:abstractNumId w:val="53"/>
+    <w:abstractNumId w:val="54"/>
   </w:num>
   <w:num w:numId="63" w16cid:durableId="709115906">
-    <w:abstractNumId w:val="44"/>
+    <w:abstractNumId w:val="45"/>
   </w:num>
   <w:num w:numId="64" w16cid:durableId="669217289">
     <w:abstractNumId w:val="7"/>
@@ -42262,6 +41779,9 @@
   </w:num>
   <w:num w:numId="66" w16cid:durableId="1292974744">
     <w:abstractNumId w:val="9"/>
+  </w:num>
+  <w:num w:numId="67" w16cid:durableId="1512640062">
+    <w:abstractNumId w:val="36"/>
   </w:num>
   <w:numIdMacAtCleanup w:val="66"/>
 </w:numbering>
@@ -42714,7 +42234,6 @@
   <w:style w:type="character" w:default="1" w:styleId="DefaultParagraphFont">
     <w:name w:val="Default Paragraph Font"/>
     <w:uiPriority w:val="1"/>
-    <w:semiHidden/>
     <w:unhideWhenUsed/>
   </w:style>
   <w:style w:type="table" w:default="1" w:styleId="TableNormal">
